--- a/profile/Naveen_Reddy_Janagama_Resume.docx
+++ b/profile/Naveen_Reddy_Janagama_Resume.docx
@@ -4,12 +4,12 @@
   <w:body>
     <w:tbl>
       <w:tblPr>
-        <w:tblW w:type="pct" w:w="100%"/>
+        <w:tblW w:type="dxa" w:w="11905"/>
         <w:tblBorders>
-          <w:top w:val="none"/>
-          <w:left w:val="none"/>
-          <w:bottom w:val="none"/>
-          <w:right w:val="none"/>
+          <w:top w:val="none" w:color="auto" w:sz="0"/>
+          <w:left w:val="none" w:color="auto" w:sz="0"/>
+          <w:bottom w:val="none" w:color="auto" w:sz="0"/>
+          <w:right w:val="none" w:color="auto" w:sz="0"/>
           <w:insideH w:val="single" w:color="auto" w:sz="4"/>
           <w:insideV w:val="single" w:color="auto" w:sz="4"/>
         </w:tblBorders>
@@ -26,18 +26,24 @@
           <w:tcPr>
             <w:tcW w:type="dxa" w:w="3628"/>
             <w:tcBorders>
-              <w:top w:val="none"/>
-              <w:left w:val="none"/>
-              <w:bottom w:val="none"/>
-              <w:right w:val="single" w:color="0EA5E9" w:sz="4"/>
+              <w:top w:val="none" w:color="auto" w:sz="0"/>
+              <w:left w:val="none" w:color="auto" w:sz="0"/>
+              <w:bottom w:val="none" w:color="auto" w:sz="0"/>
+              <w:right w:val="single" w:color="0EA5E9" w:sz="6"/>
             </w:tcBorders>
             <w:shd w:fill="0B1F3A" w:val="clear"/>
+            <w:tcMar>
+              <w:top w:type="dxa" w:w="340"/>
+              <w:left w:type="dxa" w:w="226"/>
+              <w:bottom w:type="dxa" w:w="340"/>
+              <w:right w:type="dxa" w:w="226"/>
+            </w:tcMar>
             <w:vAlign w:val="top"/>
           </w:tcPr>
           <w:p>
             <w:pPr>
               <w:shd w:fill="0B1F3A" w:val="clear"/>
-              <w:spacing w:after="56" w:before="226"/>
+              <w:spacing w:after="0" w:before="226" w:line="240"/>
               <w:jc w:val="center"/>
             </w:pPr>
             <w:r>
@@ -46,8 +52,8 @@
                 <w:b/>
                 <w:bCs/>
                 <w:color w:val="FFFFFF"/>
-                <w:sz w:val="32"/>
-                <w:szCs w:val="32"/>
+                <w:sz w:val="30"/>
+                <w:szCs w:val="30"/>
               </w:rPr>
               <w:t xml:space="preserve">NAVEEN REDDY</w:t>
             </w:r>
@@ -55,7 +61,7 @@
           <w:p>
             <w:pPr>
               <w:shd w:fill="0B1F3A" w:val="clear"/>
-              <w:spacing w:after="56" w:before="0"/>
+              <w:spacing w:after="85" w:before="0" w:line="240"/>
               <w:jc w:val="center"/>
             </w:pPr>
             <w:r>
@@ -64,53 +70,104 @@
                 <w:b/>
                 <w:bCs/>
                 <w:color w:val="FFFFFF"/>
-                <w:sz w:val="32"/>
-                <w:szCs w:val="32"/>
+                <w:sz w:val="30"/>
+                <w:szCs w:val="30"/>
               </w:rPr>
               <w:t xml:space="preserve">JANAGAMA</w:t>
             </w:r>
           </w:p>
           <w:p>
             <w:pPr>
+              <w:shd w:fill="0B1F3A" w:val="clear"/>
+              <w:spacing w:after="0" w:before="0" w:line="240"/>
+              <w:jc w:val="center"/>
+            </w:pPr>
+            <w:r>
+              <w:rPr>
+                <w:rFonts w:ascii="Segoe UI" w:cs="Segoe UI" w:eastAsia="Segoe UI" w:hAnsi="Segoe UI"/>
+                <w:b/>
+                <w:bCs/>
+                <w:color w:val="93C5FD"/>
+                <w:sz w:val="16"/>
+                <w:szCs w:val="16"/>
+              </w:rPr>
+              <w:t xml:space="preserve">AI-Enabled SRE &amp; DevOps Engineer</w:t>
+            </w:r>
+          </w:p>
+          <w:p>
+            <w:pPr>
               <w:pBdr>
-                <w:bottom w:val="single" w:color="1E3A5F" w:sz="4"/>
+                <w:bottom w:val="single" w:color="1E3A5F" w:sz="3"/>
               </w:pBdr>
               <w:shd w:fill="0B1F3A" w:val="clear"/>
-              <w:spacing w:after="226" w:before="56"/>
+              <w:spacing w:after="170" w:before="0" w:line="240"/>
               <w:jc w:val="center"/>
             </w:pPr>
             <w:r>
               <w:rPr>
                 <w:rFonts w:ascii="Segoe UI" w:cs="Segoe UI" w:eastAsia="Segoe UI" w:hAnsi="Segoe UI"/>
-                <w:b/>
-                <w:bCs/>
-                <w:color w:val="93C5FD"/>
-                <w:sz w:val="17"/>
-                <w:szCs w:val="17"/>
-              </w:rPr>
-              <w:t xml:space="preserve">AI-Enabled SRE &amp; DevOps Engineer</w:t>
-            </w:r>
-            <w:r>
-              <w:rPr>
-                <w:rFonts w:ascii="Segoe UI" w:cs="Segoe UI" w:eastAsia="Segoe UI" w:hAnsi="Segoe UI"/>
                 <w:color w:val="7DD3FC"/>
-                <w:sz w:val="16"/>
-                <w:szCs w:val="16"/>
-              </w:rPr>
-              <w:br/>
-              <w:t xml:space="preserve">
-Platform &amp; Cloud Engineering Specialist</w:t>
-            </w:r>
-          </w:p>
-          <w:p>
-            <w:pPr>
-              <w:spacing w:after="113" w:before="113"/>
-            </w:pPr>
-          </w:p>
-          <w:p>
-            <w:pPr>
-              <w:shd w:fill="0B1F3A" w:val="clear"/>
-              <w:spacing w:after="113" w:before="170"/>
+                <w:sz w:val="15"/>
+                <w:szCs w:val="15"/>
+              </w:rPr>
+              <w:t xml:space="preserve">Platform &amp; Cloud Engineering Specialist</w:t>
+            </w:r>
+          </w:p>
+          <w:p>
+            <w:pPr>
+              <w:shd w:fill="0B1F3A" w:val="clear"/>
+              <w:spacing w:after="226" w:before="226"/>
+              <w:jc w:val="center"/>
+            </w:pPr>
+            <w:r>
+              <w:drawing>
+                <wp:inline distT="0" distB="0" distL="0" distR="0">
+                  <wp:extent cx="1143000" cy="1476375"/>
+                  <wp:effectExtent t="0" r="0" b="0" l="0"/>
+                  <wp:docPr id="1" name="" descr="" title=""/>
+                  <wp:cNvGraphicFramePr>
+                    <a:graphicFrameLocks xmlns:a="http://schemas.openxmlformats.org/drawingml/2006/main" noChangeAspect="1"/>
+                  </wp:cNvGraphicFramePr>
+                  <a:graphic xmlns:a="http://schemas.openxmlformats.org/drawingml/2006/main">
+                    <a:graphicData uri="http://schemas.openxmlformats.org/drawingml/2006/picture">
+                      <pic:pic xmlns:pic="http://schemas.openxmlformats.org/drawingml/2006/picture">
+                        <pic:nvPicPr>
+                          <pic:cNvPr id="0" name="" descr=""/>
+                          <pic:cNvPicPr>
+                            <a:picLocks noChangeAspect="1" noChangeArrowheads="1"/>
+                          </pic:cNvPicPr>
+                        </pic:nvPicPr>
+                        <pic:blipFill>
+                          <a:blip r:embed="rId7" cstate="none"/>
+                          <a:srcRect/>
+                          <a:stretch>
+                            <a:fillRect/>
+                          </a:stretch>
+                        </pic:blipFill>
+                        <pic:spPr bwMode="auto">
+                          <a:xfrm>
+                            <a:off x="0" y="0"/>
+                            <a:ext cx="1143000" cy="1476375"/>
+                          </a:xfrm>
+                          <a:prstGeom prst="rect">
+                            <a:avLst/>
+                          </a:prstGeom>
+                        </pic:spPr>
+                      </pic:pic>
+                    </a:graphicData>
+                  </a:graphic>
+                </wp:inline>
+              </w:drawing>
+            </w:r>
+          </w:p>
+          <w:p>
+            <w:pPr>
+              <w:pBdr>
+                <w:bottom w:val="single" w:color="1E3A5F" w:sz="3"/>
+              </w:pBdr>
+              <w:shd w:fill="0B1F3A" w:val="clear"/>
+              <w:spacing w:after="85" w:before="198" w:line="240"/>
+              <w:jc w:val="left"/>
             </w:pPr>
             <w:r>
               <w:rPr>
@@ -118,8 +175,8 @@
                 <w:b/>
                 <w:bCs/>
                 <w:color w:val="BFDBFE"/>
-                <w:sz w:val="18"/>
-                <w:szCs w:val="18"/>
+                <w:sz w:val="17"/>
+                <w:szCs w:val="17"/>
               </w:rPr>
               <w:t xml:space="preserve">CONTACT</w:t>
             </w:r>
@@ -127,7 +184,8 @@
           <w:p>
             <w:pPr>
               <w:shd w:fill="0B1F3A" w:val="clear"/>
-              <w:spacing w:after="56" w:before="56"/>
+              <w:spacing w:after="45" w:before="45" w:line="240"/>
+              <w:jc w:val="left"/>
             </w:pPr>
             <w:r>
               <w:rPr>
@@ -135,8 +193,8 @@
                 <w:b w:val="false"/>
                 <w:bCs w:val="false"/>
                 <w:color w:val="E2E8F0"/>
-                <w:sz w:val="18"/>
-                <w:szCs w:val="18"/>
+                <w:sz w:val="17"/>
+                <w:szCs w:val="17"/>
               </w:rPr>
               <w:t xml:space="preserve">📞  +91 99122 46990</w:t>
             </w:r>
@@ -144,7 +202,8 @@
           <w:p>
             <w:pPr>
               <w:shd w:fill="0B1F3A" w:val="clear"/>
-              <w:spacing w:after="56" w:before="56"/>
+              <w:spacing w:after="45" w:before="45" w:line="240"/>
+              <w:jc w:val="left"/>
             </w:pPr>
             <w:r>
               <w:rPr>
@@ -152,8 +211,8 @@
                 <w:b w:val="false"/>
                 <w:bCs w:val="false"/>
                 <w:color w:val="E2E8F0"/>
-                <w:sz w:val="18"/>
-                <w:szCs w:val="18"/>
+                <w:sz w:val="17"/>
+                <w:szCs w:val="17"/>
               </w:rPr>
               <w:t xml:space="preserve">📧  naveen535990@gmail.com</w:t>
             </w:r>
@@ -161,7 +220,8 @@
           <w:p>
             <w:pPr>
               <w:shd w:fill="0B1F3A" w:val="clear"/>
-              <w:spacing w:after="56" w:before="56"/>
+              <w:spacing w:after="45" w:before="45" w:line="240"/>
+              <w:jc w:val="left"/>
             </w:pPr>
             <w:r>
               <w:rPr>
@@ -169,8 +229,8 @@
                 <w:b w:val="false"/>
                 <w:bCs w:val="false"/>
                 <w:color w:val="E2E8F0"/>
-                <w:sz w:val="18"/>
-                <w:szCs w:val="18"/>
+                <w:sz w:val="17"/>
+                <w:szCs w:val="17"/>
               </w:rPr>
               <w:t xml:space="preserve">📍  Hyderabad, India</w:t>
             </w:r>
@@ -178,7 +238,8 @@
           <w:p>
             <w:pPr>
               <w:shd w:fill="0B1F3A" w:val="clear"/>
-              <w:spacing w:after="56" w:before="56"/>
+              <w:spacing w:after="45" w:before="45" w:line="240"/>
+              <w:jc w:val="left"/>
             </w:pPr>
             <w:r>
               <w:rPr>
@@ -186,8 +247,8 @@
                 <w:b w:val="false"/>
                 <w:bCs w:val="false"/>
                 <w:color w:val="E2E8F0"/>
-                <w:sz w:val="18"/>
-                <w:szCs w:val="18"/>
+                <w:sz w:val="15"/>
+                <w:szCs w:val="15"/>
               </w:rPr>
               <w:t xml:space="preserve">🔗  linkedin.com/in/naveen-reddy-janagama</w:t>
             </w:r>
@@ -195,7 +256,8 @@
           <w:p>
             <w:pPr>
               <w:shd w:fill="0B1F3A" w:val="clear"/>
-              <w:spacing w:after="56" w:before="56"/>
+              <w:spacing w:after="45" w:before="45" w:line="240"/>
+              <w:jc w:val="left"/>
             </w:pPr>
             <w:r>
               <w:rPr>
@@ -203,21 +265,27 @@
                 <w:b w:val="false"/>
                 <w:bCs w:val="false"/>
                 <w:color w:val="E2E8F0"/>
-                <w:sz w:val="18"/>
-                <w:szCs w:val="18"/>
+                <w:sz w:val="17"/>
+                <w:szCs w:val="17"/>
               </w:rPr>
               <w:t xml:space="preserve">🐙  github.com/naveen-janagama</w:t>
             </w:r>
           </w:p>
           <w:p>
             <w:pPr>
-              <w:spacing w:after="113" w:before="113"/>
-            </w:pPr>
-          </w:p>
-          <w:p>
-            <w:pPr>
-              <w:shd w:fill="0B1F3A" w:val="clear"/>
-              <w:spacing w:after="113" w:before="170"/>
+              <w:shd w:fill="0B1F3A" w:val="clear"/>
+              <w:spacing w:after="0" w:before="113" w:line="240"/>
+              <w:jc w:val="left"/>
+            </w:pPr>
+          </w:p>
+          <w:p>
+            <w:pPr>
+              <w:pBdr>
+                <w:bottom w:val="single" w:color="1E3A5F" w:sz="3"/>
+              </w:pBdr>
+              <w:shd w:fill="0B1F3A" w:val="clear"/>
+              <w:spacing w:after="85" w:before="198" w:line="240"/>
+              <w:jc w:val="left"/>
             </w:pPr>
             <w:r>
               <w:rPr>
@@ -225,8 +293,8 @@
                 <w:b/>
                 <w:bCs/>
                 <w:color w:val="BFDBFE"/>
-                <w:sz w:val="18"/>
-                <w:szCs w:val="18"/>
+                <w:sz w:val="17"/>
+                <w:szCs w:val="17"/>
               </w:rPr>
               <w:t xml:space="preserve">EDUCATION</w:t>
             </w:r>
@@ -234,7 +302,8 @@
           <w:p>
             <w:pPr>
               <w:shd w:fill="0B1F3A" w:val="clear"/>
-              <w:spacing w:after="56" w:before="56"/>
+              <w:spacing w:after="45" w:before="45" w:line="240"/>
+              <w:jc w:val="left"/>
             </w:pPr>
             <w:r>
               <w:rPr>
@@ -242,8 +311,8 @@
                 <w:b/>
                 <w:bCs/>
                 <w:color w:val="E2E8F0"/>
-                <w:sz w:val="18"/>
-                <w:szCs w:val="18"/>
+                <w:sz w:val="17"/>
+                <w:szCs w:val="17"/>
               </w:rPr>
               <w:t xml:space="preserve">Bachelor of Technology</w:t>
             </w:r>
@@ -251,7 +320,8 @@
           <w:p>
             <w:pPr>
               <w:shd w:fill="0B1F3A" w:val="clear"/>
-              <w:spacing w:after="56" w:before="56"/>
+              <w:spacing w:after="45" w:before="45" w:line="240"/>
+              <w:jc w:val="left"/>
             </w:pPr>
             <w:r>
               <w:rPr>
@@ -259,8 +329,8 @@
                 <w:b w:val="false"/>
                 <w:bCs w:val="false"/>
                 <w:color w:val="E2E8F0"/>
-                <w:sz w:val="18"/>
-                <w:szCs w:val="18"/>
+                <w:sz w:val="17"/>
+                <w:szCs w:val="17"/>
               </w:rPr>
               <w:t xml:space="preserve">JNTU, Hyderabad, India</w:t>
             </w:r>
@@ -268,7 +338,8 @@
           <w:p>
             <w:pPr>
               <w:shd w:fill="0B1F3A" w:val="clear"/>
-              <w:spacing w:after="56" w:before="56"/>
+              <w:spacing w:after="45" w:before="45" w:line="240"/>
+              <w:jc w:val="left"/>
             </w:pPr>
             <w:r>
               <w:rPr>
@@ -276,21 +347,27 @@
                 <w:b w:val="false"/>
                 <w:bCs w:val="false"/>
                 <w:color w:val="E2E8F0"/>
-                <w:sz w:val="18"/>
-                <w:szCs w:val="18"/>
+                <w:sz w:val="17"/>
+                <w:szCs w:val="17"/>
               </w:rPr>
               <w:t xml:space="preserve">2010</w:t>
             </w:r>
           </w:p>
           <w:p>
             <w:pPr>
-              <w:spacing w:after="113" w:before="113"/>
-            </w:pPr>
-          </w:p>
-          <w:p>
-            <w:pPr>
-              <w:shd w:fill="0B1F3A" w:val="clear"/>
-              <w:spacing w:after="113" w:before="170"/>
+              <w:shd w:fill="0B1F3A" w:val="clear"/>
+              <w:spacing w:after="0" w:before="113" w:line="240"/>
+              <w:jc w:val="left"/>
+            </w:pPr>
+          </w:p>
+          <w:p>
+            <w:pPr>
+              <w:pBdr>
+                <w:bottom w:val="single" w:color="1E3A5F" w:sz="3"/>
+              </w:pBdr>
+              <w:shd w:fill="0B1F3A" w:val="clear"/>
+              <w:spacing w:after="85" w:before="198" w:line="240"/>
+              <w:jc w:val="left"/>
             </w:pPr>
             <w:r>
               <w:rPr>
@@ -298,8 +375,8 @@
                 <w:b/>
                 <w:bCs/>
                 <w:color w:val="BFDBFE"/>
-                <w:sz w:val="18"/>
-                <w:szCs w:val="18"/>
+                <w:sz w:val="17"/>
+                <w:szCs w:val="17"/>
               </w:rPr>
               <w:t xml:space="preserve">CERTIFICATIONS</w:t>
             </w:r>
@@ -307,7 +384,8 @@
           <w:p>
             <w:pPr>
               <w:shd w:fill="0B1F3A" w:val="clear"/>
-              <w:spacing w:after="56" w:before="56"/>
+              <w:spacing w:after="45" w:before="45" w:line="240"/>
+              <w:jc w:val="left"/>
             </w:pPr>
             <w:r>
               <w:rPr>
@@ -315,8 +393,8 @@
                 <w:b w:val="false"/>
                 <w:bCs w:val="false"/>
                 <w:color w:val="E2E8F0"/>
-                <w:sz w:val="17"/>
-                <w:szCs w:val="17"/>
+                <w:sz w:val="16"/>
+                <w:szCs w:val="16"/>
               </w:rPr>
               <w:t xml:space="preserve">AWS: Certified Solutions Architect</w:t>
             </w:r>
@@ -324,7 +402,8 @@
           <w:p>
             <w:pPr>
               <w:shd w:fill="0B1F3A" w:val="clear"/>
-              <w:spacing w:after="56" w:before="56"/>
+              <w:spacing w:after="45" w:before="45" w:line="240"/>
+              <w:jc w:val="left"/>
             </w:pPr>
             <w:r>
               <w:rPr>
@@ -332,8 +411,8 @@
                 <w:b w:val="false"/>
                 <w:bCs w:val="false"/>
                 <w:color w:val="E2E8F0"/>
-                <w:sz w:val="17"/>
-                <w:szCs w:val="17"/>
+                <w:sz w:val="16"/>
+                <w:szCs w:val="16"/>
               </w:rPr>
               <w:t xml:space="preserve">AZURE: Microsoft Azure Administrator</w:t>
             </w:r>
@@ -341,7 +420,8 @@
           <w:p>
             <w:pPr>
               <w:shd w:fill="0B1F3A" w:val="clear"/>
-              <w:spacing w:after="56" w:before="56"/>
+              <w:spacing w:after="45" w:before="45" w:line="240"/>
+              <w:jc w:val="left"/>
             </w:pPr>
             <w:r>
               <w:rPr>
@@ -349,21 +429,27 @@
                 <w:b w:val="false"/>
                 <w:bCs w:val="false"/>
                 <w:color w:val="E2E8F0"/>
-                <w:sz w:val="17"/>
-                <w:szCs w:val="17"/>
+                <w:sz w:val="16"/>
+                <w:szCs w:val="16"/>
               </w:rPr>
               <w:t xml:space="preserve">ITIL: ITIL V4 Foundation</w:t>
             </w:r>
           </w:p>
           <w:p>
             <w:pPr>
-              <w:spacing w:after="113" w:before="113"/>
-            </w:pPr>
-          </w:p>
-          <w:p>
-            <w:pPr>
-              <w:shd w:fill="0B1F3A" w:val="clear"/>
-              <w:spacing w:after="113" w:before="170"/>
+              <w:shd w:fill="0B1F3A" w:val="clear"/>
+              <w:spacing w:after="0" w:before="113" w:line="240"/>
+              <w:jc w:val="left"/>
+            </w:pPr>
+          </w:p>
+          <w:p>
+            <w:pPr>
+              <w:pBdr>
+                <w:bottom w:val="single" w:color="1E3A5F" w:sz="3"/>
+              </w:pBdr>
+              <w:shd w:fill="0B1F3A" w:val="clear"/>
+              <w:spacing w:after="85" w:before="198" w:line="240"/>
+              <w:jc w:val="left"/>
             </w:pPr>
             <w:r>
               <w:rPr>
@@ -371,8 +457,8 @@
                 <w:b/>
                 <w:bCs/>
                 <w:color w:val="BFDBFE"/>
-                <w:sz w:val="18"/>
-                <w:szCs w:val="18"/>
+                <w:sz w:val="17"/>
+                <w:szCs w:val="17"/>
               </w:rPr>
               <w:t xml:space="preserve">LANGUAGES</w:t>
             </w:r>
@@ -380,7 +466,8 @@
           <w:p>
             <w:pPr>
               <w:shd w:fill="0B1F3A" w:val="clear"/>
-              <w:spacing w:after="56" w:before="56"/>
+              <w:spacing w:after="45" w:before="45" w:line="240"/>
+              <w:jc w:val="left"/>
             </w:pPr>
             <w:r>
               <w:rPr>
@@ -388,21 +475,27 @@
                 <w:b w:val="false"/>
                 <w:bCs w:val="false"/>
                 <w:color w:val="E2E8F0"/>
-                <w:sz w:val="18"/>
-                <w:szCs w:val="18"/>
+                <w:sz w:val="17"/>
+                <w:szCs w:val="17"/>
               </w:rPr>
               <w:t xml:space="preserve">English  ·  Hindi  ·  Telugu</w:t>
             </w:r>
           </w:p>
           <w:p>
             <w:pPr>
-              <w:spacing w:after="113" w:before="113"/>
-            </w:pPr>
-          </w:p>
-          <w:p>
-            <w:pPr>
-              <w:shd w:fill="0B1F3A" w:val="clear"/>
-              <w:spacing w:after="113" w:before="170"/>
+              <w:shd w:fill="0B1F3A" w:val="clear"/>
+              <w:spacing w:after="0" w:before="113" w:line="240"/>
+              <w:jc w:val="left"/>
+            </w:pPr>
+          </w:p>
+          <w:p>
+            <w:pPr>
+              <w:pBdr>
+                <w:bottom w:val="single" w:color="1E3A5F" w:sz="3"/>
+              </w:pBdr>
+              <w:shd w:fill="0B1F3A" w:val="clear"/>
+              <w:spacing w:after="85" w:before="198" w:line="240"/>
+              <w:jc w:val="left"/>
             </w:pPr>
             <w:r>
               <w:rPr>
@@ -410,22 +503,27 @@
                 <w:b/>
                 <w:bCs/>
                 <w:color w:val="BFDBFE"/>
-                <w:sz w:val="18"/>
-                <w:szCs w:val="18"/>
+                <w:sz w:val="17"/>
+                <w:szCs w:val="17"/>
               </w:rPr>
               <w:t xml:space="preserve">FOCUS AREAS</w:t>
             </w:r>
           </w:p>
           <w:p>
             <w:pPr>
-              <w:pStyle w:val="ListParagraph"/>
-              <w:numPr>
-                <w:ilvl w:val="0"/>
-                <w:numId w:val="1"/>
-              </w:numPr>
-              <w:shd w:fill="0B1F3A" w:val="clear"/>
-              <w:spacing w:after="45" w:before="45"/>
-            </w:pPr>
+              <w:shd w:fill="0B1F3A" w:val="clear"/>
+              <w:spacing w:after="34" w:before="34" w:line="240"/>
+              <w:jc w:val="left"/>
+            </w:pPr>
+            <w:r>
+              <w:rPr>
+                <w:rFonts w:ascii="Segoe UI" w:cs="Segoe UI" w:eastAsia="Segoe UI" w:hAnsi="Segoe UI"/>
+                <w:color w:val="0EA5E9"/>
+                <w:sz w:val="15"/>
+                <w:szCs w:val="15"/>
+              </w:rPr>
+              <w:t xml:space="preserve">▸  </w:t>
+            </w:r>
             <w:r>
               <w:rPr>
                 <w:rFonts w:ascii="Segoe UI" w:cs="Segoe UI" w:eastAsia="Segoe UI" w:hAnsi="Segoe UI"/>
@@ -438,14 +536,19 @@
           </w:p>
           <w:p>
             <w:pPr>
-              <w:pStyle w:val="ListParagraph"/>
-              <w:numPr>
-                <w:ilvl w:val="0"/>
-                <w:numId w:val="1"/>
-              </w:numPr>
-              <w:shd w:fill="0B1F3A" w:val="clear"/>
-              <w:spacing w:after="45" w:before="45"/>
-            </w:pPr>
+              <w:shd w:fill="0B1F3A" w:val="clear"/>
+              <w:spacing w:after="34" w:before="34" w:line="240"/>
+              <w:jc w:val="left"/>
+            </w:pPr>
+            <w:r>
+              <w:rPr>
+                <w:rFonts w:ascii="Segoe UI" w:cs="Segoe UI" w:eastAsia="Segoe UI" w:hAnsi="Segoe UI"/>
+                <w:color w:val="0EA5E9"/>
+                <w:sz w:val="15"/>
+                <w:szCs w:val="15"/>
+              </w:rPr>
+              <w:t xml:space="preserve">▸  </w:t>
+            </w:r>
             <w:r>
               <w:rPr>
                 <w:rFonts w:ascii="Segoe UI" w:cs="Segoe UI" w:eastAsia="Segoe UI" w:hAnsi="Segoe UI"/>
@@ -458,14 +561,19 @@
           </w:p>
           <w:p>
             <w:pPr>
-              <w:pStyle w:val="ListParagraph"/>
-              <w:numPr>
-                <w:ilvl w:val="0"/>
-                <w:numId w:val="1"/>
-              </w:numPr>
-              <w:shd w:fill="0B1F3A" w:val="clear"/>
-              <w:spacing w:after="45" w:before="45"/>
-            </w:pPr>
+              <w:shd w:fill="0B1F3A" w:val="clear"/>
+              <w:spacing w:after="34" w:before="34" w:line="240"/>
+              <w:jc w:val="left"/>
+            </w:pPr>
+            <w:r>
+              <w:rPr>
+                <w:rFonts w:ascii="Segoe UI" w:cs="Segoe UI" w:eastAsia="Segoe UI" w:hAnsi="Segoe UI"/>
+                <w:color w:val="0EA5E9"/>
+                <w:sz w:val="15"/>
+                <w:szCs w:val="15"/>
+              </w:rPr>
+              <w:t xml:space="preserve">▸  </w:t>
+            </w:r>
             <w:r>
               <w:rPr>
                 <w:rFonts w:ascii="Segoe UI" w:cs="Segoe UI" w:eastAsia="Segoe UI" w:hAnsi="Segoe UI"/>
@@ -478,14 +586,19 @@
           </w:p>
           <w:p>
             <w:pPr>
-              <w:pStyle w:val="ListParagraph"/>
-              <w:numPr>
-                <w:ilvl w:val="0"/>
-                <w:numId w:val="1"/>
-              </w:numPr>
-              <w:shd w:fill="0B1F3A" w:val="clear"/>
-              <w:spacing w:after="45" w:before="45"/>
-            </w:pPr>
+              <w:shd w:fill="0B1F3A" w:val="clear"/>
+              <w:spacing w:after="34" w:before="34" w:line="240"/>
+              <w:jc w:val="left"/>
+            </w:pPr>
+            <w:r>
+              <w:rPr>
+                <w:rFonts w:ascii="Segoe UI" w:cs="Segoe UI" w:eastAsia="Segoe UI" w:hAnsi="Segoe UI"/>
+                <w:color w:val="0EA5E9"/>
+                <w:sz w:val="15"/>
+                <w:szCs w:val="15"/>
+              </w:rPr>
+              <w:t xml:space="preserve">▸  </w:t>
+            </w:r>
             <w:r>
               <w:rPr>
                 <w:rFonts w:ascii="Segoe UI" w:cs="Segoe UI" w:eastAsia="Segoe UI" w:hAnsi="Segoe UI"/>
@@ -498,14 +611,19 @@
           </w:p>
           <w:p>
             <w:pPr>
-              <w:pStyle w:val="ListParagraph"/>
-              <w:numPr>
-                <w:ilvl w:val="0"/>
-                <w:numId w:val="1"/>
-              </w:numPr>
-              <w:shd w:fill="0B1F3A" w:val="clear"/>
-              <w:spacing w:after="45" w:before="45"/>
-            </w:pPr>
+              <w:shd w:fill="0B1F3A" w:val="clear"/>
+              <w:spacing w:after="34" w:before="34" w:line="240"/>
+              <w:jc w:val="left"/>
+            </w:pPr>
+            <w:r>
+              <w:rPr>
+                <w:rFonts w:ascii="Segoe UI" w:cs="Segoe UI" w:eastAsia="Segoe UI" w:hAnsi="Segoe UI"/>
+                <w:color w:val="0EA5E9"/>
+                <w:sz w:val="15"/>
+                <w:szCs w:val="15"/>
+              </w:rPr>
+              <w:t xml:space="preserve">▸  </w:t>
+            </w:r>
             <w:r>
               <w:rPr>
                 <w:rFonts w:ascii="Segoe UI" w:cs="Segoe UI" w:eastAsia="Segoe UI" w:hAnsi="Segoe UI"/>
@@ -518,14 +636,19 @@
           </w:p>
           <w:p>
             <w:pPr>
-              <w:pStyle w:val="ListParagraph"/>
-              <w:numPr>
-                <w:ilvl w:val="0"/>
-                <w:numId w:val="1"/>
-              </w:numPr>
-              <w:shd w:fill="0B1F3A" w:val="clear"/>
-              <w:spacing w:after="45" w:before="45"/>
-            </w:pPr>
+              <w:shd w:fill="0B1F3A" w:val="clear"/>
+              <w:spacing w:after="34" w:before="34" w:line="240"/>
+              <w:jc w:val="left"/>
+            </w:pPr>
+            <w:r>
+              <w:rPr>
+                <w:rFonts w:ascii="Segoe UI" w:cs="Segoe UI" w:eastAsia="Segoe UI" w:hAnsi="Segoe UI"/>
+                <w:color w:val="0EA5E9"/>
+                <w:sz w:val="15"/>
+                <w:szCs w:val="15"/>
+              </w:rPr>
+              <w:t xml:space="preserve">▸  </w:t>
+            </w:r>
             <w:r>
               <w:rPr>
                 <w:rFonts w:ascii="Segoe UI" w:cs="Segoe UI" w:eastAsia="Segoe UI" w:hAnsi="Segoe UI"/>
@@ -538,14 +661,19 @@
           </w:p>
           <w:p>
             <w:pPr>
-              <w:pStyle w:val="ListParagraph"/>
-              <w:numPr>
-                <w:ilvl w:val="0"/>
-                <w:numId w:val="1"/>
-              </w:numPr>
-              <w:shd w:fill="0B1F3A" w:val="clear"/>
-              <w:spacing w:after="45" w:before="45"/>
-            </w:pPr>
+              <w:shd w:fill="0B1F3A" w:val="clear"/>
+              <w:spacing w:after="34" w:before="34" w:line="240"/>
+              <w:jc w:val="left"/>
+            </w:pPr>
+            <w:r>
+              <w:rPr>
+                <w:rFonts w:ascii="Segoe UI" w:cs="Segoe UI" w:eastAsia="Segoe UI" w:hAnsi="Segoe UI"/>
+                <w:color w:val="0EA5E9"/>
+                <w:sz w:val="15"/>
+                <w:szCs w:val="15"/>
+              </w:rPr>
+              <w:t xml:space="preserve">▸  </w:t>
+            </w:r>
             <w:r>
               <w:rPr>
                 <w:rFonts w:ascii="Segoe UI" w:cs="Segoe UI" w:eastAsia="Segoe UI" w:hAnsi="Segoe UI"/>
@@ -558,14 +686,19 @@
           </w:p>
           <w:p>
             <w:pPr>
-              <w:pStyle w:val="ListParagraph"/>
-              <w:numPr>
-                <w:ilvl w:val="0"/>
-                <w:numId w:val="1"/>
-              </w:numPr>
-              <w:shd w:fill="0B1F3A" w:val="clear"/>
-              <w:spacing w:after="45" w:before="45"/>
-            </w:pPr>
+              <w:shd w:fill="0B1F3A" w:val="clear"/>
+              <w:spacing w:after="34" w:before="34" w:line="240"/>
+              <w:jc w:val="left"/>
+            </w:pPr>
+            <w:r>
+              <w:rPr>
+                <w:rFonts w:ascii="Segoe UI" w:cs="Segoe UI" w:eastAsia="Segoe UI" w:hAnsi="Segoe UI"/>
+                <w:color w:val="0EA5E9"/>
+                <w:sz w:val="15"/>
+                <w:szCs w:val="15"/>
+              </w:rPr>
+              <w:t xml:space="preserve">▸  </w:t>
+            </w:r>
             <w:r>
               <w:rPr>
                 <w:rFonts w:ascii="Segoe UI" w:cs="Segoe UI" w:eastAsia="Segoe UI" w:hAnsi="Segoe UI"/>
@@ -578,13 +711,19 @@
           </w:p>
           <w:p>
             <w:pPr>
-              <w:spacing w:after="113" w:before="113"/>
-            </w:pPr>
-          </w:p>
-          <w:p>
-            <w:pPr>
-              <w:shd w:fill="0B1F3A" w:val="clear"/>
-              <w:spacing w:after="113" w:before="170"/>
+              <w:shd w:fill="0B1F3A" w:val="clear"/>
+              <w:spacing w:after="0" w:before="113" w:line="240"/>
+              <w:jc w:val="left"/>
+            </w:pPr>
+          </w:p>
+          <w:p>
+            <w:pPr>
+              <w:pBdr>
+                <w:bottom w:val="single" w:color="1E3A5F" w:sz="3"/>
+              </w:pBdr>
+              <w:shd w:fill="0B1F3A" w:val="clear"/>
+              <w:spacing w:after="85" w:before="198" w:line="240"/>
+              <w:jc w:val="left"/>
             </w:pPr>
             <w:r>
               <w:rPr>
@@ -592,22 +731,27 @@
                 <w:b/>
                 <w:bCs/>
                 <w:color w:val="BFDBFE"/>
-                <w:sz w:val="18"/>
-                <w:szCs w:val="18"/>
+                <w:sz w:val="17"/>
+                <w:szCs w:val="17"/>
               </w:rPr>
               <w:t xml:space="preserve">INDUSTRY DOMAINS</w:t>
             </w:r>
           </w:p>
           <w:p>
             <w:pPr>
-              <w:pStyle w:val="ListParagraph"/>
-              <w:numPr>
-                <w:ilvl w:val="0"/>
-                <w:numId w:val="1"/>
-              </w:numPr>
-              <w:shd w:fill="0B1F3A" w:val="clear"/>
-              <w:spacing w:after="45" w:before="45"/>
-            </w:pPr>
+              <w:shd w:fill="0B1F3A" w:val="clear"/>
+              <w:spacing w:after="34" w:before="34" w:line="240"/>
+              <w:jc w:val="left"/>
+            </w:pPr>
+            <w:r>
+              <w:rPr>
+                <w:rFonts w:ascii="Segoe UI" w:cs="Segoe UI" w:eastAsia="Segoe UI" w:hAnsi="Segoe UI"/>
+                <w:color w:val="0EA5E9"/>
+                <w:sz w:val="15"/>
+                <w:szCs w:val="15"/>
+              </w:rPr>
+              <w:t xml:space="preserve">▸  </w:t>
+            </w:r>
             <w:r>
               <w:rPr>
                 <w:rFonts w:ascii="Segoe UI" w:cs="Segoe UI" w:eastAsia="Segoe UI" w:hAnsi="Segoe UI"/>
@@ -620,14 +764,19 @@
           </w:p>
           <w:p>
             <w:pPr>
-              <w:pStyle w:val="ListParagraph"/>
-              <w:numPr>
-                <w:ilvl w:val="0"/>
-                <w:numId w:val="1"/>
-              </w:numPr>
-              <w:shd w:fill="0B1F3A" w:val="clear"/>
-              <w:spacing w:after="45" w:before="45"/>
-            </w:pPr>
+              <w:shd w:fill="0B1F3A" w:val="clear"/>
+              <w:spacing w:after="34" w:before="34" w:line="240"/>
+              <w:jc w:val="left"/>
+            </w:pPr>
+            <w:r>
+              <w:rPr>
+                <w:rFonts w:ascii="Segoe UI" w:cs="Segoe UI" w:eastAsia="Segoe UI" w:hAnsi="Segoe UI"/>
+                <w:color w:val="0EA5E9"/>
+                <w:sz w:val="15"/>
+                <w:szCs w:val="15"/>
+              </w:rPr>
+              <w:t xml:space="preserve">▸  </w:t>
+            </w:r>
             <w:r>
               <w:rPr>
                 <w:rFonts w:ascii="Segoe UI" w:cs="Segoe UI" w:eastAsia="Segoe UI" w:hAnsi="Segoe UI"/>
@@ -635,19 +784,24 @@
                 <w:sz w:val="17"/>
                 <w:szCs w:val="17"/>
               </w:rPr>
-              <w:t xml:space="preserve">E-commerce &amp; Laboratory Services</w:t>
-            </w:r>
-          </w:p>
-          <w:p>
-            <w:pPr>
-              <w:pStyle w:val="ListParagraph"/>
-              <w:numPr>
-                <w:ilvl w:val="0"/>
-                <w:numId w:val="1"/>
-              </w:numPr>
-              <w:shd w:fill="0B1F3A" w:val="clear"/>
-              <w:spacing w:after="45" w:before="45"/>
-            </w:pPr>
+              <w:t xml:space="preserve">E-commerce &amp; Lab Services</w:t>
+            </w:r>
+          </w:p>
+          <w:p>
+            <w:pPr>
+              <w:shd w:fill="0B1F3A" w:val="clear"/>
+              <w:spacing w:after="34" w:before="34" w:line="240"/>
+              <w:jc w:val="left"/>
+            </w:pPr>
+            <w:r>
+              <w:rPr>
+                <w:rFonts w:ascii="Segoe UI" w:cs="Segoe UI" w:eastAsia="Segoe UI" w:hAnsi="Segoe UI"/>
+                <w:color w:val="0EA5E9"/>
+                <w:sz w:val="15"/>
+                <w:szCs w:val="15"/>
+              </w:rPr>
+              <w:t xml:space="preserve">▸  </w:t>
+            </w:r>
             <w:r>
               <w:rPr>
                 <w:rFonts w:ascii="Segoe UI" w:cs="Segoe UI" w:eastAsia="Segoe UI" w:hAnsi="Segoe UI"/>
@@ -660,14 +814,19 @@
           </w:p>
           <w:p>
             <w:pPr>
-              <w:pStyle w:val="ListParagraph"/>
-              <w:numPr>
-                <w:ilvl w:val="0"/>
-                <w:numId w:val="1"/>
-              </w:numPr>
-              <w:shd w:fill="0B1F3A" w:val="clear"/>
-              <w:spacing w:after="45" w:before="45"/>
-            </w:pPr>
+              <w:shd w:fill="0B1F3A" w:val="clear"/>
+              <w:spacing w:after="34" w:before="34" w:line="240"/>
+              <w:jc w:val="left"/>
+            </w:pPr>
+            <w:r>
+              <w:rPr>
+                <w:rFonts w:ascii="Segoe UI" w:cs="Segoe UI" w:eastAsia="Segoe UI" w:hAnsi="Segoe UI"/>
+                <w:color w:val="0EA5E9"/>
+                <w:sz w:val="15"/>
+                <w:szCs w:val="15"/>
+              </w:rPr>
+              <w:t xml:space="preserve">▸  </w:t>
+            </w:r>
             <w:r>
               <w:rPr>
                 <w:rFonts w:ascii="Segoe UI" w:cs="Segoe UI" w:eastAsia="Segoe UI" w:hAnsi="Segoe UI"/>
@@ -683,26 +842,26 @@
           <w:tcPr>
             <w:tcW w:type="dxa" w:w="8277"/>
             <w:tcBorders>
-              <w:top w:val="none"/>
-              <w:left w:val="none"/>
-              <w:bottom w:val="none"/>
-              <w:right w:val="none"/>
+              <w:top w:val="none" w:color="auto" w:sz="0"/>
+              <w:left w:val="none" w:color="auto" w:sz="0"/>
+              <w:bottom w:val="none" w:color="auto" w:sz="0"/>
+              <w:right w:val="none" w:color="auto" w:sz="0"/>
             </w:tcBorders>
             <w:shd w:fill="FFFFFF" w:val="clear"/>
             <w:tcMar>
-              <w:top w:type="dxa" w:w="283"/>
-              <w:left w:type="dxa" w:w="283"/>
-              <w:bottom w:type="dxa" w:w="283"/>
-              <w:right w:type="dxa" w:w="283"/>
+              <w:top w:type="dxa" w:w="340"/>
+              <w:left w:type="dxa" w:w="340"/>
+              <w:bottom w:type="dxa" w:w="340"/>
+              <w:right w:type="dxa" w:w="340"/>
             </w:tcMar>
             <w:vAlign w:val="top"/>
           </w:tcPr>
           <w:p>
             <w:pPr>
               <w:pBdr>
-                <w:bottom w:val="single" w:color="1D4ED8" w:sz="6"/>
+                <w:bottom w:val="single" w:color="1D4ED8" w:sz="8"/>
               </w:pBdr>
-              <w:spacing w:after="113" w:before="226"/>
+              <w:spacing w:after="141" w:before="283"/>
             </w:pPr>
             <w:r>
               <w:rPr>
@@ -719,13 +878,20 @@
           <w:p>
             <w:pPr>
               <w:pBdr>
-                <w:left w:val="single" w:color="1D4ED8" w:sz="12"/>
+                <w:left w:val="single" w:color="1D4ED8" w:sz="14"/>
               </w:pBdr>
               <w:shd w:fill="EFF6FF" w:val="clear"/>
               <w:spacing w:after="170" w:before="113"/>
             </w:pPr>
             <w:r>
               <w:rPr>
+                <w:sz w:val="19"/>
+                <w:szCs w:val="19"/>
+              </w:rPr>
+              <w:t xml:space="preserve">  </w:t>
+            </w:r>
+            <w:r>
+              <w:rPr>
                 <w:rFonts w:ascii="Segoe UI" w:cs="Segoe UI" w:eastAsia="Segoe UI" w:hAnsi="Segoe UI"/>
                 <w:b/>
                 <w:bCs/>
@@ -738,7 +904,7 @@
             <w:r>
               <w:rPr>
                 <w:rFonts w:ascii="Segoe UI" w:cs="Segoe UI" w:eastAsia="Segoe UI" w:hAnsi="Segoe UI"/>
-                <w:color w:val="475569"/>
+                <w:color w:val="334155"/>
                 <w:sz w:val="19"/>
                 <w:szCs w:val="19"/>
               </w:rPr>
@@ -758,7 +924,7 @@
             <w:r>
               <w:rPr>
                 <w:rFonts w:ascii="Segoe UI" w:cs="Segoe UI" w:eastAsia="Segoe UI" w:hAnsi="Segoe UI"/>
-                <w:color w:val="475569"/>
+                <w:color w:val="334155"/>
                 <w:sz w:val="19"/>
                 <w:szCs w:val="19"/>
               </w:rPr>
@@ -778,11 +944,36 @@
             <w:r>
               <w:rPr>
                 <w:rFonts w:ascii="Segoe UI" w:cs="Segoe UI" w:eastAsia="Segoe UI" w:hAnsi="Segoe UI"/>
-                <w:color w:val="475569"/>
-                <w:sz w:val="19"/>
-                <w:szCs w:val="19"/>
-              </w:rPr>
-              <w:t xml:space="preserve">, FIS Global, and Eurofins across Banking, Financial Services, E-commerce, Insurance, and Information Storage domains. Currently owning end-to-end production reliability for CommBiz — CBA's flagship business banking platform serving </w:t>
+                <w:color w:val="334155"/>
+                <w:sz w:val="19"/>
+                <w:szCs w:val="19"/>
+              </w:rPr>
+              <w:t xml:space="preserve">, FIS Global, and Eurofins across Banking, Financial Services, E-commerce, Insurance, and Information Storage domains.</w:t>
+            </w:r>
+          </w:p>
+          <w:p>
+            <w:pPr>
+              <w:pBdr>
+                <w:left w:val="single" w:color="1D4ED8" w:sz="14"/>
+              </w:pBdr>
+              <w:shd w:fill="EFF6FF" w:val="clear"/>
+              <w:spacing w:after="170" w:before="85"/>
+            </w:pPr>
+            <w:r>
+              <w:rPr>
+                <w:sz w:val="19"/>
+                <w:szCs w:val="19"/>
+              </w:rPr>
+              <w:t xml:space="preserve">  </w:t>
+            </w:r>
+            <w:r>
+              <w:rPr>
+                <w:rFonts w:ascii="Segoe UI" w:cs="Segoe UI" w:eastAsia="Segoe UI" w:hAnsi="Segoe UI"/>
+                <w:color w:val="334155"/>
+                <w:sz w:val="19"/>
+                <w:szCs w:val="19"/>
+              </w:rPr>
+              <w:t xml:space="preserve">Currently owning end-to-end production reliability for CommBiz — CBA's flagship business banking platform serving </w:t>
             </w:r>
             <w:r>
               <w:rPr>
@@ -798,7 +989,7 @@
             <w:r>
               <w:rPr>
                 <w:rFonts w:ascii="Segoe UI" w:cs="Segoe UI" w:eastAsia="Segoe UI" w:hAnsi="Segoe UI"/>
-                <w:color w:val="475569"/>
+                <w:color w:val="334155"/>
                 <w:sz w:val="19"/>
                 <w:szCs w:val="19"/>
               </w:rPr>
@@ -818,7 +1009,7 @@
             <w:r>
               <w:rPr>
                 <w:rFonts w:ascii="Segoe UI" w:cs="Segoe UI" w:eastAsia="Segoe UI" w:hAnsi="Segoe UI"/>
-                <w:color w:val="475569"/>
+                <w:color w:val="334155"/>
                 <w:sz w:val="19"/>
                 <w:szCs w:val="19"/>
               </w:rPr>
@@ -838,7 +1029,7 @@
             <w:r>
               <w:rPr>
                 <w:rFonts w:ascii="Segoe UI" w:cs="Segoe UI" w:eastAsia="Segoe UI" w:hAnsi="Segoe UI"/>
-                <w:color w:val="475569"/>
+                <w:color w:val="334155"/>
                 <w:sz w:val="19"/>
                 <w:szCs w:val="19"/>
               </w:rPr>
@@ -847,17 +1038,16 @@
           </w:p>
           <w:p>
             <w:pPr>
-              <w:shd w:fill="F0F7FF" w:val="clear"/>
-              <w:spacing w:after="170" w:before="113"/>
-            </w:pPr>
-            <w:r>
-              <w:rPr>
-                <w:rFonts w:ascii="Segoe UI" w:cs="Segoe UI" w:eastAsia="Segoe UI" w:hAnsi="Segoe UI"/>
-                <w:color w:val="475569"/>
-                <w:sz w:val="19"/>
-                <w:szCs w:val="19"/>
-              </w:rPr>
-              <w:t xml:space="preserve">Deep expertise in multi-cloud infrastructure (AWS &amp; Azure), Kubernetes (AKS &amp; EKS), Docker containerisation, microservices, IaC (Terraform, CloudFormation, Bicep, Chef), CI/CD pipelines (GitHub Actions, Jenkins), and intelligent monitoring (Splunk, Dynatrace, Grafana, Prometheus, CloudWatch, SolarWinds, Datadog). An early AI adopter integrating </w:t>
+              <w:spacing w:after="170" w:before="85"/>
+            </w:pPr>
+            <w:r>
+              <w:rPr>
+                <w:rFonts w:ascii="Segoe UI" w:cs="Segoe UI" w:eastAsia="Segoe UI" w:hAnsi="Segoe UI"/>
+                <w:color w:val="334155"/>
+                <w:sz w:val="19"/>
+                <w:szCs w:val="19"/>
+              </w:rPr>
+              <w:t xml:space="preserve">Deep expertise in multi-cloud infrastructure (AWS &amp; Azure), Kubernetes (AKS &amp; EKS), Docker containerisation, microservices, IaC (Terraform, CloudFormation, Bicep, Chef), CI/CD pipelines (GitHub Actions, Jenkins), and intelligent monitoring (Splunk, Dynatrace, Grafana, Prometheus, CloudWatch, SolarWinds, Datadog). Early AI adopter integrating </w:t>
             </w:r>
             <w:r>
               <w:rPr>
@@ -873,11 +1063,11 @@
             <w:r>
               <w:rPr>
                 <w:rFonts w:ascii="Segoe UI" w:cs="Segoe UI" w:eastAsia="Segoe UI" w:hAnsi="Segoe UI"/>
-                <w:color w:val="475569"/>
-                <w:sz w:val="19"/>
-                <w:szCs w:val="19"/>
-              </w:rPr>
-              <w:t xml:space="preserve"> into engineering workflows. Certified: </w:t>
+                <w:color w:val="334155"/>
+                <w:sz w:val="19"/>
+                <w:szCs w:val="19"/>
+              </w:rPr>
+              <w:t xml:space="preserve">. Certified: </w:t>
             </w:r>
             <w:r>
               <w:rPr>
@@ -893,7 +1083,7 @@
             <w:r>
               <w:rPr>
                 <w:rFonts w:ascii="Segoe UI" w:cs="Segoe UI" w:eastAsia="Segoe UI" w:hAnsi="Segoe UI"/>
-                <w:color w:val="475569"/>
+                <w:color w:val="334155"/>
                 <w:sz w:val="19"/>
                 <w:szCs w:val="19"/>
               </w:rPr>
@@ -902,14 +1092,14 @@
           </w:p>
           <w:p>
             <w:pPr>
-              <w:spacing w:after="113" w:before="56"/>
-            </w:pPr>
-            <w:r>
-              <w:rPr>
-                <w:rFonts w:ascii="Segoe UI" w:cs="Segoe UI" w:eastAsia="Segoe UI" w:hAnsi="Segoe UI"/>
-                <w:b/>
-                <w:bCs/>
-                <w:color w:val="1E3A8A"/>
+              <w:spacing w:after="113" w:before="85"/>
+            </w:pPr>
+            <w:r>
+              <w:rPr>
+                <w:rFonts w:ascii="Segoe UI" w:cs="Segoe UI" w:eastAsia="Segoe UI" w:hAnsi="Segoe UI"/>
+                <w:b/>
+                <w:bCs/>
+                <w:color w:val="1E40AF"/>
                 <w:sz w:val="16"/>
                 <w:szCs w:val="16"/>
                 <w:shd w:fill="DBEAFE" w:val="clear"/>
@@ -918,49 +1108,77 @@
             </w:r>
             <w:r>
               <w:rPr>
-                <w:rFonts w:ascii="Segoe UI" w:cs="Segoe UI" w:eastAsia="Segoe UI" w:hAnsi="Segoe UI"/>
-                <w:b/>
-                <w:bCs/>
-                <w:color w:val="1E3A8A"/>
-                <w:sz w:val="16"/>
-                <w:szCs w:val="16"/>
-                <w:shd w:fill="DBEAFE" w:val="clear"/>
+                <w:sz w:val="16"/>
+                <w:szCs w:val="16"/>
+              </w:rPr>
+              <w:t xml:space="preserve">  </w:t>
+            </w:r>
+            <w:r>
+              <w:rPr>
+                <w:rFonts w:ascii="Segoe UI" w:cs="Segoe UI" w:eastAsia="Segoe UI" w:hAnsi="Segoe UI"/>
+                <w:b/>
+                <w:bCs/>
+                <w:color w:val="166534"/>
+                <w:sz w:val="16"/>
+                <w:szCs w:val="16"/>
+                <w:shd w:fill="DCFCE7" w:val="clear"/>
               </w:rPr>
               <w:t xml:space="preserve"> Zero-Downtime Releases </w:t>
             </w:r>
             <w:r>
               <w:rPr>
-                <w:rFonts w:ascii="Segoe UI" w:cs="Segoe UI" w:eastAsia="Segoe UI" w:hAnsi="Segoe UI"/>
-                <w:b/>
-                <w:bCs/>
-                <w:color w:val="1E3A8A"/>
-                <w:sz w:val="16"/>
-                <w:szCs w:val="16"/>
-                <w:shd w:fill="DBEAFE" w:val="clear"/>
+                <w:sz w:val="16"/>
+                <w:szCs w:val="16"/>
+              </w:rPr>
+              <w:t xml:space="preserve">  </w:t>
+            </w:r>
+            <w:r>
+              <w:rPr>
+                <w:rFonts w:ascii="Segoe UI" w:cs="Segoe UI" w:eastAsia="Segoe UI" w:hAnsi="Segoe UI"/>
+                <w:b/>
+                <w:bCs/>
+                <w:color w:val="6B21A8"/>
+                <w:sz w:val="16"/>
+                <w:szCs w:val="16"/>
+                <w:shd w:fill="F3E8FF" w:val="clear"/>
               </w:rPr>
               <w:t xml:space="preserve"> AWS &amp; Azure Multi-Cloud </w:t>
             </w:r>
             <w:r>
               <w:rPr>
-                <w:rFonts w:ascii="Segoe UI" w:cs="Segoe UI" w:eastAsia="Segoe UI" w:hAnsi="Segoe UI"/>
-                <w:b/>
-                <w:bCs/>
-                <w:color w:val="1E3A8A"/>
-                <w:sz w:val="16"/>
-                <w:szCs w:val="16"/>
-                <w:shd w:fill="DBEAFE" w:val="clear"/>
+                <w:sz w:val="16"/>
+                <w:szCs w:val="16"/>
+              </w:rPr>
+              <w:t xml:space="preserve">  </w:t>
+            </w:r>
+            <w:r>
+              <w:rPr>
+                <w:rFonts w:ascii="Segoe UI" w:cs="Segoe UI" w:eastAsia="Segoe UI" w:hAnsi="Segoe UI"/>
+                <w:b/>
+                <w:bCs/>
+                <w:color w:val="0E7490"/>
+                <w:sz w:val="16"/>
+                <w:szCs w:val="16"/>
+                <w:shd w:fill="ECFEFF" w:val="clear"/>
               </w:rPr>
               <w:t xml:space="preserve"> K8s · Docker · IaC </w:t>
             </w:r>
             <w:r>
               <w:rPr>
-                <w:rFonts w:ascii="Segoe UI" w:cs="Segoe UI" w:eastAsia="Segoe UI" w:hAnsi="Segoe UI"/>
-                <w:b/>
-                <w:bCs/>
-                <w:color w:val="1E3A8A"/>
-                <w:sz w:val="16"/>
-                <w:szCs w:val="16"/>
-                <w:shd w:fill="DBEAFE" w:val="clear"/>
+                <w:sz w:val="16"/>
+                <w:szCs w:val="16"/>
+              </w:rPr>
+              <w:t xml:space="preserve">  </w:t>
+            </w:r>
+            <w:r>
+              <w:rPr>
+                <w:rFonts w:ascii="Segoe UI" w:cs="Segoe UI" w:eastAsia="Segoe UI" w:hAnsi="Segoe UI"/>
+                <w:b/>
+                <w:bCs/>
+                <w:color w:val="854D0E"/>
+                <w:sz w:val="16"/>
+                <w:szCs w:val="16"/>
+                <w:shd w:fill="FEF9C3" w:val="clear"/>
               </w:rPr>
               <w:t xml:space="preserve"> AI-Driven Engineering </w:t>
             </w:r>
@@ -968,9 +1186,9 @@
           <w:p>
             <w:pPr>
               <w:pBdr>
-                <w:bottom w:val="single" w:color="1D4ED8" w:sz="6"/>
+                <w:bottom w:val="single" w:color="1D4ED8" w:sz="8"/>
               </w:pBdr>
-              <w:spacing w:after="113" w:before="226"/>
+              <w:spacing w:after="141" w:before="283"/>
             </w:pPr>
             <w:r>
               <w:rPr>
@@ -986,7 +1204,10 @@
           </w:p>
           <w:p>
             <w:pPr>
-              <w:spacing w:after="56" w:before="226"/>
+              <w:pBdr>
+                <w:bottom w:val="single" w:color="DBE5F3" w:sz="4"/>
+              </w:pBdr>
+              <w:spacing w:after="56" w:before="255"/>
             </w:pPr>
             <w:r>
               <w:rPr>
@@ -1000,28 +1221,28 @@
               <w:t xml:space="preserve">SRE, DevOps &amp; Platform Engineer</w:t>
             </w:r>
             <w:r>
-              <w:rPr>
-                <w:sz w:val="24"/>
-                <w:szCs w:val="24"/>
-              </w:rPr>
-              <w:t xml:space="preserve">   </w:t>
-            </w:r>
-            <w:r>
-              <w:rPr>
-                <w:rFonts w:ascii="Segoe UI" w:cs="Segoe UI" w:eastAsia="Segoe UI" w:hAnsi="Segoe UI"/>
-                <w:b/>
-                <w:bCs/>
-                <w:color w:val="1D4ED8"/>
+              <w:t xml:space="preserve">    </w:t>
+            </w:r>
+            <w:r>
+              <w:rPr>
+                <w:rFonts w:ascii="Segoe UI" w:cs="Segoe UI" w:eastAsia="Segoe UI" w:hAnsi="Segoe UI"/>
+                <w:b/>
+                <w:bCs/>
+                <w:color w:val="1E3A8A"/>
                 <w:sz w:val="18"/>
                 <w:szCs w:val="18"/>
+                <w:shd w:fill="DBEAFE" w:val="clear"/>
               </w:rPr>
               <w:t xml:space="preserve">Jan 2022 – Present</w:t>
             </w:r>
           </w:p>
           <w:p>
             <w:pPr>
-              <w:shd w:fill="EFF6FF" w:val="clear"/>
-              <w:spacing w:after="113" w:before="56"/>
+              <w:pBdr>
+                <w:left w:val="single" w:color="60A5FA" w:sz="14"/>
+              </w:pBdr>
+              <w:shd w:fill="F0F7FF" w:val="clear"/>
+              <w:spacing w:after="85" w:before="85"/>
             </w:pPr>
             <w:r>
               <w:rPr>
@@ -1029,22 +1250,22 @@
                 <w:b/>
                 <w:bCs/>
                 <w:color w:val="0F172A"/>
-                <w:sz w:val="19"/>
-                <w:szCs w:val="19"/>
-              </w:rPr>
-              <w:t xml:space="preserve">🏢  Commonwealth Bank of Australia — CommBiz Platform (IT Operations Senior Analyst)</w:t>
-            </w:r>
-          </w:p>
-          <w:p>
-            <w:pPr>
-              <w:spacing w:after="113" w:before="56"/>
-            </w:pPr>
-            <w:r>
-              <w:rPr>
-                <w:rFonts w:ascii="Segoe UI" w:cs="Segoe UI" w:eastAsia="Segoe UI" w:hAnsi="Segoe UI"/>
-                <w:b/>
-                <w:bCs/>
-                <w:color w:val="1E3A8A"/>
+                <w:sz w:val="18"/>
+                <w:szCs w:val="18"/>
+              </w:rPr>
+              <w:t xml:space="preserve">  🏢  Commonwealth Bank of Australia — CommBiz Platform</w:t>
+            </w:r>
+          </w:p>
+          <w:p>
+            <w:pPr>
+              <w:spacing w:after="113" w:before="85"/>
+            </w:pPr>
+            <w:r>
+              <w:rPr>
+                <w:rFonts w:ascii="Segoe UI" w:cs="Segoe UI" w:eastAsia="Segoe UI" w:hAnsi="Segoe UI"/>
+                <w:b/>
+                <w:bCs/>
+                <w:color w:val="1E40AF"/>
                 <w:sz w:val="16"/>
                 <w:szCs w:val="16"/>
                 <w:shd w:fill="DBEAFE" w:val="clear"/>
@@ -1053,74 +1274,114 @@
             </w:r>
             <w:r>
               <w:rPr>
-                <w:rFonts w:ascii="Segoe UI" w:cs="Segoe UI" w:eastAsia="Segoe UI" w:hAnsi="Segoe UI"/>
-                <w:b/>
-                <w:bCs/>
-                <w:color w:val="1E3A8A"/>
+                <w:sz w:val="16"/>
+                <w:szCs w:val="16"/>
+              </w:rPr>
+              <w:t xml:space="preserve">  </w:t>
+            </w:r>
+            <w:r>
+              <w:rPr>
+                <w:rFonts w:ascii="Segoe UI" w:cs="Segoe UI" w:eastAsia="Segoe UI" w:hAnsi="Segoe UI"/>
+                <w:b/>
+                <w:bCs/>
+                <w:color w:val="166534"/>
+                <w:sz w:val="16"/>
+                <w:szCs w:val="16"/>
+                <w:shd w:fill="DCFCE7" w:val="clear"/>
+              </w:rPr>
+              <w:t xml:space="preserve"> CBA </w:t>
+            </w:r>
+            <w:r>
+              <w:rPr>
+                <w:sz w:val="16"/>
+                <w:szCs w:val="16"/>
+              </w:rPr>
+              <w:t xml:space="preserve">  </w:t>
+            </w:r>
+            <w:r>
+              <w:rPr>
+                <w:rFonts w:ascii="Segoe UI" w:cs="Segoe UI" w:eastAsia="Segoe UI" w:hAnsi="Segoe UI"/>
+                <w:b/>
+                <w:bCs/>
+                <w:color w:val="6B21A8"/>
+                <w:sz w:val="16"/>
+                <w:szCs w:val="16"/>
+                <w:shd w:fill="F3E8FF" w:val="clear"/>
+              </w:rPr>
+              <w:t xml:space="preserve"> CommBiz </w:t>
+            </w:r>
+            <w:r>
+              <w:rPr>
+                <w:sz w:val="16"/>
+                <w:szCs w:val="16"/>
+              </w:rPr>
+              <w:t xml:space="preserve">  </w:t>
+            </w:r>
+            <w:r>
+              <w:rPr>
+                <w:rFonts w:ascii="Segoe UI" w:cs="Segoe UI" w:eastAsia="Segoe UI" w:hAnsi="Segoe UI"/>
+                <w:b/>
+                <w:bCs/>
+                <w:color w:val="0E7490"/>
+                <w:sz w:val="16"/>
+                <w:szCs w:val="16"/>
+                <w:shd w:fill="ECFEFF" w:val="clear"/>
+              </w:rPr>
+              <w:t xml:space="preserve"> 500K+ Business Customers </w:t>
+            </w:r>
+            <w:r>
+              <w:rPr>
+                <w:sz w:val="16"/>
+                <w:szCs w:val="16"/>
+              </w:rPr>
+              <w:t xml:space="preserve">  </w:t>
+            </w:r>
+            <w:r>
+              <w:rPr>
+                <w:rFonts w:ascii="Segoe UI" w:cs="Segoe UI" w:eastAsia="Segoe UI" w:hAnsi="Segoe UI"/>
+                <w:b/>
+                <w:bCs/>
+                <w:color w:val="854D0E"/>
+                <w:sz w:val="16"/>
+                <w:szCs w:val="16"/>
+                <w:shd w:fill="FEF9C3" w:val="clear"/>
+              </w:rPr>
+              <w:t xml:space="preserve"> AWS </w:t>
+            </w:r>
+            <w:r>
+              <w:rPr>
+                <w:sz w:val="16"/>
+                <w:szCs w:val="16"/>
+              </w:rPr>
+              <w:t xml:space="preserve">  </w:t>
+            </w:r>
+            <w:r>
+              <w:rPr>
+                <w:rFonts w:ascii="Segoe UI" w:cs="Segoe UI" w:eastAsia="Segoe UI" w:hAnsi="Segoe UI"/>
+                <w:b/>
+                <w:bCs/>
+                <w:color w:val="1E40AF"/>
                 <w:sz w:val="16"/>
                 <w:szCs w:val="16"/>
                 <w:shd w:fill="DBEAFE" w:val="clear"/>
               </w:rPr>
-              <w:t xml:space="preserve"> CBA </w:t>
-            </w:r>
-            <w:r>
-              <w:rPr>
-                <w:rFonts w:ascii="Segoe UI" w:cs="Segoe UI" w:eastAsia="Segoe UI" w:hAnsi="Segoe UI"/>
-                <w:b/>
-                <w:bCs/>
-                <w:color w:val="1E3A8A"/>
-                <w:sz w:val="16"/>
-                <w:szCs w:val="16"/>
-                <w:shd w:fill="DBEAFE" w:val="clear"/>
-              </w:rPr>
-              <w:t xml:space="preserve"> CommBiz </w:t>
-            </w:r>
-            <w:r>
-              <w:rPr>
-                <w:rFonts w:ascii="Segoe UI" w:cs="Segoe UI" w:eastAsia="Segoe UI" w:hAnsi="Segoe UI"/>
-                <w:b/>
-                <w:bCs/>
-                <w:color w:val="1E3A8A"/>
-                <w:sz w:val="16"/>
-                <w:szCs w:val="16"/>
-                <w:shd w:fill="DBEAFE" w:val="clear"/>
-              </w:rPr>
-              <w:t xml:space="preserve"> 500K+ Business Customers </w:t>
-            </w:r>
-            <w:r>
-              <w:rPr>
-                <w:rFonts w:ascii="Segoe UI" w:cs="Segoe UI" w:eastAsia="Segoe UI" w:hAnsi="Segoe UI"/>
-                <w:b/>
-                <w:bCs/>
-                <w:color w:val="1E3A8A"/>
-                <w:sz w:val="16"/>
-                <w:szCs w:val="16"/>
-                <w:shd w:fill="DBEAFE" w:val="clear"/>
-              </w:rPr>
-              <w:t xml:space="preserve"> AWS </w:t>
-            </w:r>
-            <w:r>
-              <w:rPr>
-                <w:rFonts w:ascii="Segoe UI" w:cs="Segoe UI" w:eastAsia="Segoe UI" w:hAnsi="Segoe UI"/>
-                <w:b/>
-                <w:bCs/>
-                <w:color w:val="1E3A8A"/>
-                <w:sz w:val="16"/>
-                <w:szCs w:val="16"/>
-                <w:shd w:fill="DBEAFE" w:val="clear"/>
-              </w:rPr>
               <w:t xml:space="preserve"> Akamai </w:t>
             </w:r>
           </w:p>
           <w:p>
             <w:pPr>
-              <w:pStyle w:val="ListParagraph"/>
-              <w:numPr>
-                <w:ilvl w:val="0"/>
-                <w:numId w:val="1"/>
-              </w:numPr>
-              <w:spacing w:after="56" w:before="56"/>
-            </w:pPr>
+              <w:spacing w:after="68" w:before="68"/>
+              <w:ind w:left="283" w:hanging="226"/>
+            </w:pPr>
+            <w:r>
+              <w:rPr>
+                <w:rFonts w:ascii="Segoe UI" w:cs="Segoe UI" w:eastAsia="Segoe UI" w:hAnsi="Segoe UI"/>
+                <w:color w:val="1D4ED8"/>
+                <w:sz w:val="16"/>
+                <w:szCs w:val="16"/>
+              </w:rPr>
+              <w:t xml:space="preserve">●  </w:t>
+            </w:r>
             <w:r>
               <w:rPr>
                 <w:rFonts w:ascii="Segoe UI" w:cs="Segoe UI" w:eastAsia="Segoe UI" w:hAnsi="Segoe UI"/>
@@ -1135,7 +1396,7 @@
             <w:r>
               <w:rPr>
                 <w:rFonts w:ascii="Segoe UI" w:cs="Segoe UI" w:eastAsia="Segoe UI" w:hAnsi="Segoe UI"/>
-                <w:color w:val="475569"/>
+                <w:color w:val="334155"/>
                 <w:sz w:val="19"/>
                 <w:szCs w:val="19"/>
               </w:rPr>
@@ -1155,11 +1416,11 @@
             <w:r>
               <w:rPr>
                 <w:rFonts w:ascii="Segoe UI" w:cs="Segoe UI" w:eastAsia="Segoe UI" w:hAnsi="Segoe UI"/>
-                <w:color w:val="475569"/>
-                <w:sz w:val="19"/>
-                <w:szCs w:val="19"/>
-              </w:rPr>
-              <w:t xml:space="preserve"> and </w:t>
+                <w:color w:val="334155"/>
+                <w:sz w:val="19"/>
+                <w:szCs w:val="19"/>
+              </w:rPr>
+              <w:t xml:space="preserve"> &amp; </w:t>
             </w:r>
             <w:r>
               <w:rPr>
@@ -1175,11 +1436,11 @@
             <w:r>
               <w:rPr>
                 <w:rFonts w:ascii="Segoe UI" w:cs="Segoe UI" w:eastAsia="Segoe UI" w:hAnsi="Segoe UI"/>
-                <w:color w:val="475569"/>
-                <w:sz w:val="19"/>
-                <w:szCs w:val="19"/>
-              </w:rPr>
-              <w:t xml:space="preserve"> — blue-green deployments, controlled rollouts, automated smoke tests, auto-rollback, and </w:t>
+                <w:color w:val="334155"/>
+                <w:sz w:val="19"/>
+                <w:szCs w:val="19"/>
+              </w:rPr>
+              <w:t xml:space="preserve"> — blue-green deployments, controlled rollouts, auto smoke tests, auto-rollback, and </w:t>
             </w:r>
             <w:r>
               <w:rPr>
@@ -1195,26 +1456,31 @@
             <w:r>
               <w:rPr>
                 <w:rFonts w:ascii="Segoe UI" w:cs="Segoe UI" w:eastAsia="Segoe UI" w:hAnsi="Segoe UI"/>
-                <w:color w:val="475569"/>
-                <w:sz w:val="19"/>
-                <w:szCs w:val="19"/>
-              </w:rPr>
-              <w:t xml:space="preserve"> change-gate governance ensuring zero-downtime for 500K+ business customers.</w:t>
-            </w:r>
-          </w:p>
-          <w:p>
-            <w:pPr>
-              <w:pStyle w:val="ListParagraph"/>
-              <w:numPr>
-                <w:ilvl w:val="0"/>
-                <w:numId w:val="1"/>
-              </w:numPr>
-              <w:spacing w:after="56" w:before="56"/>
-            </w:pPr>
-            <w:r>
-              <w:rPr>
-                <w:rFonts w:ascii="Segoe UI" w:cs="Segoe UI" w:eastAsia="Segoe UI" w:hAnsi="Segoe UI"/>
-                <w:color w:val="475569"/>
+                <w:color w:val="334155"/>
+                <w:sz w:val="19"/>
+                <w:szCs w:val="19"/>
+              </w:rPr>
+              <w:t xml:space="preserve"> change-gate governance — zero-downtime for 500K+ business banking customers.</w:t>
+            </w:r>
+          </w:p>
+          <w:p>
+            <w:pPr>
+              <w:spacing w:after="68" w:before="68"/>
+              <w:ind w:left="283" w:hanging="226"/>
+            </w:pPr>
+            <w:r>
+              <w:rPr>
+                <w:rFonts w:ascii="Segoe UI" w:cs="Segoe UI" w:eastAsia="Segoe UI" w:hAnsi="Segoe UI"/>
+                <w:color w:val="1D4ED8"/>
+                <w:sz w:val="16"/>
+                <w:szCs w:val="16"/>
+              </w:rPr>
+              <w:t xml:space="preserve">●  </w:t>
+            </w:r>
+            <w:r>
+              <w:rPr>
+                <w:rFonts w:ascii="Segoe UI" w:cs="Segoe UI" w:eastAsia="Segoe UI" w:hAnsi="Segoe UI"/>
+                <w:color w:val="334155"/>
                 <w:sz w:val="19"/>
                 <w:szCs w:val="19"/>
               </w:rPr>
@@ -1234,11 +1500,11 @@
             <w:r>
               <w:rPr>
                 <w:rFonts w:ascii="Segoe UI" w:cs="Segoe UI" w:eastAsia="Segoe UI" w:hAnsi="Segoe UI"/>
-                <w:color w:val="475569"/>
-                <w:sz w:val="19"/>
-                <w:szCs w:val="19"/>
-              </w:rPr>
-              <w:t xml:space="preserve"> — EC2, S3, Route 53 DNS failover, Auto Scaling groups, and </w:t>
+                <w:color w:val="334155"/>
+                <w:sz w:val="19"/>
+                <w:szCs w:val="19"/>
+              </w:rPr>
+              <w:t xml:space="preserve"> — EC2, S3, Route 53 DNS failover, Auto Scaling, and </w:t>
             </w:r>
             <w:r>
               <w:rPr>
@@ -1254,7 +1520,7 @@
             <w:r>
               <w:rPr>
                 <w:rFonts w:ascii="Segoe UI" w:cs="Segoe UI" w:eastAsia="Segoe UI" w:hAnsi="Segoe UI"/>
-                <w:color w:val="475569"/>
+                <w:color w:val="334155"/>
                 <w:sz w:val="19"/>
                 <w:szCs w:val="19"/>
               </w:rPr>
@@ -1263,17 +1529,22 @@
           </w:p>
           <w:p>
             <w:pPr>
-              <w:pStyle w:val="ListParagraph"/>
-              <w:numPr>
-                <w:ilvl w:val="0"/>
-                <w:numId w:val="1"/>
-              </w:numPr>
-              <w:spacing w:after="56" w:before="56"/>
-            </w:pPr>
-            <w:r>
-              <w:rPr>
-                <w:rFonts w:ascii="Segoe UI" w:cs="Segoe UI" w:eastAsia="Segoe UI" w:hAnsi="Segoe UI"/>
-                <w:color w:val="475569"/>
+              <w:spacing w:after="68" w:before="68"/>
+              <w:ind w:left="283" w:hanging="226"/>
+            </w:pPr>
+            <w:r>
+              <w:rPr>
+                <w:rFonts w:ascii="Segoe UI" w:cs="Segoe UI" w:eastAsia="Segoe UI" w:hAnsi="Segoe UI"/>
+                <w:color w:val="1D4ED8"/>
+                <w:sz w:val="16"/>
+                <w:szCs w:val="16"/>
+              </w:rPr>
+              <w:t xml:space="preserve">●  </w:t>
+            </w:r>
+            <w:r>
+              <w:rPr>
+                <w:rFonts w:ascii="Segoe UI" w:cs="Segoe UI" w:eastAsia="Segoe UI" w:hAnsi="Segoe UI"/>
+                <w:color w:val="334155"/>
                 <w:sz w:val="19"/>
                 <w:szCs w:val="19"/>
               </w:rPr>
@@ -1293,26 +1564,51 @@
             <w:r>
               <w:rPr>
                 <w:rFonts w:ascii="Segoe UI" w:cs="Segoe UI" w:eastAsia="Segoe UI" w:hAnsi="Segoe UI"/>
-                <w:color w:val="475569"/>
-                <w:sz w:val="19"/>
-                <w:szCs w:val="19"/>
-              </w:rPr>
-              <w:t xml:space="preserve"> observability platform: custom SPL dashboards, log analytics, correlated alerting, and SLI/SLO metrics — reducing MTTD by ~40% and enabling proactive detection of payment processing anomalies before customer impact.</w:t>
-            </w:r>
-          </w:p>
-          <w:p>
-            <w:pPr>
-              <w:pStyle w:val="ListParagraph"/>
-              <w:numPr>
-                <w:ilvl w:val="0"/>
-                <w:numId w:val="1"/>
-              </w:numPr>
-              <w:spacing w:after="56" w:before="56"/>
-            </w:pPr>
-            <w:r>
-              <w:rPr>
-                <w:rFonts w:ascii="Segoe UI" w:cs="Segoe UI" w:eastAsia="Segoe UI" w:hAnsi="Segoe UI"/>
-                <w:color w:val="475569"/>
+                <w:color w:val="334155"/>
+                <w:sz w:val="19"/>
+                <w:szCs w:val="19"/>
+              </w:rPr>
+              <w:t xml:space="preserve"> observability platform: custom SPL dashboards, log analytics, correlated alerting, and SLI/SLO metrics — reducing MTTD by </w:t>
+            </w:r>
+            <w:r>
+              <w:rPr>
+                <w:rFonts w:ascii="Segoe UI" w:cs="Segoe UI" w:eastAsia="Segoe UI" w:hAnsi="Segoe UI"/>
+                <w:b/>
+                <w:bCs/>
+                <w:color w:val="0F172A"/>
+                <w:sz w:val="19"/>
+                <w:szCs w:val="19"/>
+              </w:rPr>
+              <w:t xml:space="preserve">~40%</w:t>
+            </w:r>
+            <w:r>
+              <w:rPr>
+                <w:rFonts w:ascii="Segoe UI" w:cs="Segoe UI" w:eastAsia="Segoe UI" w:hAnsi="Segoe UI"/>
+                <w:color w:val="334155"/>
+                <w:sz w:val="19"/>
+                <w:szCs w:val="19"/>
+              </w:rPr>
+              <w:t xml:space="preserve"> and enabling proactive detection of payment processing anomalies.</w:t>
+            </w:r>
+          </w:p>
+          <w:p>
+            <w:pPr>
+              <w:spacing w:after="68" w:before="68"/>
+              <w:ind w:left="283" w:hanging="226"/>
+            </w:pPr>
+            <w:r>
+              <w:rPr>
+                <w:rFonts w:ascii="Segoe UI" w:cs="Segoe UI" w:eastAsia="Segoe UI" w:hAnsi="Segoe UI"/>
+                <w:color w:val="1D4ED8"/>
+                <w:sz w:val="16"/>
+                <w:szCs w:val="16"/>
+              </w:rPr>
+              <w:t xml:space="preserve">●  </w:t>
+            </w:r>
+            <w:r>
+              <w:rPr>
+                <w:rFonts w:ascii="Segoe UI" w:cs="Segoe UI" w:eastAsia="Segoe UI" w:hAnsi="Segoe UI"/>
+                <w:color w:val="334155"/>
                 <w:sz w:val="19"/>
                 <w:szCs w:val="19"/>
               </w:rPr>
@@ -1332,26 +1628,31 @@
             <w:r>
               <w:rPr>
                 <w:rFonts w:ascii="Segoe UI" w:cs="Segoe UI" w:eastAsia="Segoe UI" w:hAnsi="Segoe UI"/>
-                <w:color w:val="475569"/>
-                <w:sz w:val="19"/>
-                <w:szCs w:val="19"/>
-              </w:rPr>
-              <w:t xml:space="preserve"> across application tiers — transaction flow mapping, business transaction baselining, and intelligent anomaly detection for real-time performance governance of banking services.</w:t>
-            </w:r>
-          </w:p>
-          <w:p>
-            <w:pPr>
-              <w:pStyle w:val="ListParagraph"/>
-              <w:numPr>
-                <w:ilvl w:val="0"/>
-                <w:numId w:val="1"/>
-              </w:numPr>
-              <w:spacing w:after="56" w:before="56"/>
-            </w:pPr>
-            <w:r>
-              <w:rPr>
-                <w:rFonts w:ascii="Segoe UI" w:cs="Segoe UI" w:eastAsia="Segoe UI" w:hAnsi="Segoe UI"/>
-                <w:color w:val="475569"/>
+                <w:color w:val="334155"/>
+                <w:sz w:val="19"/>
+                <w:szCs w:val="19"/>
+              </w:rPr>
+              <w:t xml:space="preserve"> across application tiers — transaction flow mapping, business transaction baselining, and intelligent anomaly detection for real-time performance governance.</w:t>
+            </w:r>
+          </w:p>
+          <w:p>
+            <w:pPr>
+              <w:spacing w:after="68" w:before="68"/>
+              <w:ind w:left="283" w:hanging="226"/>
+            </w:pPr>
+            <w:r>
+              <w:rPr>
+                <w:rFonts w:ascii="Segoe UI" w:cs="Segoe UI" w:eastAsia="Segoe UI" w:hAnsi="Segoe UI"/>
+                <w:color w:val="1D4ED8"/>
+                <w:sz w:val="16"/>
+                <w:szCs w:val="16"/>
+              </w:rPr>
+              <w:t xml:space="preserve">●  </w:t>
+            </w:r>
+            <w:r>
+              <w:rPr>
+                <w:rFonts w:ascii="Segoe UI" w:cs="Segoe UI" w:eastAsia="Segoe UI" w:hAnsi="Segoe UI"/>
+                <w:color w:val="334155"/>
                 <w:sz w:val="19"/>
                 <w:szCs w:val="19"/>
               </w:rPr>
@@ -1371,26 +1672,51 @@
             <w:r>
               <w:rPr>
                 <w:rFonts w:ascii="Segoe UI" w:cs="Segoe UI" w:eastAsia="Segoe UI" w:hAnsi="Segoe UI"/>
-                <w:color w:val="475569"/>
-                <w:sz w:val="19"/>
-                <w:szCs w:val="19"/>
-              </w:rPr>
-              <w:t xml:space="preserve">: rapid triage, coordinated service restoration, stakeholder communications, structured RCA, and post-incident reviews — reducing repeat incidents by ~30% through ITIL V4 problem management discipline and KB article authoring.</w:t>
-            </w:r>
-          </w:p>
-          <w:p>
-            <w:pPr>
-              <w:pStyle w:val="ListParagraph"/>
-              <w:numPr>
-                <w:ilvl w:val="0"/>
-                <w:numId w:val="1"/>
-              </w:numPr>
-              <w:spacing w:after="56" w:before="56"/>
-            </w:pPr>
-            <w:r>
-              <w:rPr>
-                <w:rFonts w:ascii="Segoe UI" w:cs="Segoe UI" w:eastAsia="Segoe UI" w:hAnsi="Segoe UI"/>
-                <w:color w:val="475569"/>
+                <w:color w:val="334155"/>
+                <w:sz w:val="19"/>
+                <w:szCs w:val="19"/>
+              </w:rPr>
+              <w:t xml:space="preserve">: rapid triage, coordinated service restoration, stakeholder communications, structured RCA, and post-incident reviews — reducing repeat incidents by </w:t>
+            </w:r>
+            <w:r>
+              <w:rPr>
+                <w:rFonts w:ascii="Segoe UI" w:cs="Segoe UI" w:eastAsia="Segoe UI" w:hAnsi="Segoe UI"/>
+                <w:b/>
+                <w:bCs/>
+                <w:color w:val="0F172A"/>
+                <w:sz w:val="19"/>
+                <w:szCs w:val="19"/>
+              </w:rPr>
+              <w:t xml:space="preserve">~30%</w:t>
+            </w:r>
+            <w:r>
+              <w:rPr>
+                <w:rFonts w:ascii="Segoe UI" w:cs="Segoe UI" w:eastAsia="Segoe UI" w:hAnsi="Segoe UI"/>
+                <w:color w:val="334155"/>
+                <w:sz w:val="19"/>
+                <w:szCs w:val="19"/>
+              </w:rPr>
+              <w:t xml:space="preserve"> through ITIL V4 problem management and KB article authoring.</w:t>
+            </w:r>
+          </w:p>
+          <w:p>
+            <w:pPr>
+              <w:spacing w:after="68" w:before="68"/>
+              <w:ind w:left="283" w:hanging="226"/>
+            </w:pPr>
+            <w:r>
+              <w:rPr>
+                <w:rFonts w:ascii="Segoe UI" w:cs="Segoe UI" w:eastAsia="Segoe UI" w:hAnsi="Segoe UI"/>
+                <w:color w:val="1D4ED8"/>
+                <w:sz w:val="16"/>
+                <w:szCs w:val="16"/>
+              </w:rPr>
+              <w:t xml:space="preserve">●  </w:t>
+            </w:r>
+            <w:r>
+              <w:rPr>
+                <w:rFonts w:ascii="Segoe UI" w:cs="Segoe UI" w:eastAsia="Segoe UI" w:hAnsi="Segoe UI"/>
+                <w:color w:val="334155"/>
                 <w:sz w:val="19"/>
                 <w:szCs w:val="19"/>
               </w:rPr>
@@ -1410,7 +1736,7 @@
             <w:r>
               <w:rPr>
                 <w:rFonts w:ascii="Segoe UI" w:cs="Segoe UI" w:eastAsia="Segoe UI" w:hAnsi="Segoe UI"/>
-                <w:color w:val="475569"/>
+                <w:color w:val="334155"/>
                 <w:sz w:val="19"/>
                 <w:szCs w:val="19"/>
               </w:rPr>
@@ -1419,17 +1745,22 @@
           </w:p>
           <w:p>
             <w:pPr>
-              <w:pStyle w:val="ListParagraph"/>
-              <w:numPr>
-                <w:ilvl w:val="0"/>
-                <w:numId w:val="1"/>
-              </w:numPr>
-              <w:spacing w:after="56" w:before="56"/>
-            </w:pPr>
-            <w:r>
-              <w:rPr>
-                <w:rFonts w:ascii="Segoe UI" w:cs="Segoe UI" w:eastAsia="Segoe UI" w:hAnsi="Segoe UI"/>
-                <w:color w:val="475569"/>
+              <w:spacing w:after="68" w:before="68"/>
+              <w:ind w:left="283" w:hanging="226"/>
+            </w:pPr>
+            <w:r>
+              <w:rPr>
+                <w:rFonts w:ascii="Segoe UI" w:cs="Segoe UI" w:eastAsia="Segoe UI" w:hAnsi="Segoe UI"/>
+                <w:color w:val="1D4ED8"/>
+                <w:sz w:val="16"/>
+                <w:szCs w:val="16"/>
+              </w:rPr>
+              <w:t xml:space="preserve">●  </w:t>
+            </w:r>
+            <w:r>
+              <w:rPr>
+                <w:rFonts w:ascii="Segoe UI" w:cs="Segoe UI" w:eastAsia="Segoe UI" w:hAnsi="Segoe UI"/>
+                <w:color w:val="334155"/>
                 <w:sz w:val="19"/>
                 <w:szCs w:val="19"/>
               </w:rPr>
@@ -1449,26 +1780,51 @@
             <w:r>
               <w:rPr>
                 <w:rFonts w:ascii="Segoe UI" w:cs="Segoe UI" w:eastAsia="Segoe UI" w:hAnsi="Segoe UI"/>
-                <w:color w:val="475569"/>
-                <w:sz w:val="19"/>
-                <w:szCs w:val="19"/>
-              </w:rPr>
-              <w:t xml:space="preserve"> for runbook execution, self-healing workflows, deployment validation, compliance reporting, and patching cycles — saving 15+ engineering hours per release cycle.</w:t>
-            </w:r>
-          </w:p>
-          <w:p>
-            <w:pPr>
-              <w:pStyle w:val="ListParagraph"/>
-              <w:numPr>
-                <w:ilvl w:val="0"/>
-                <w:numId w:val="1"/>
-              </w:numPr>
-              <w:spacing w:after="56" w:before="56"/>
-            </w:pPr>
-            <w:r>
-              <w:rPr>
-                <w:rFonts w:ascii="Segoe UI" w:cs="Segoe UI" w:eastAsia="Segoe UI" w:hAnsi="Segoe UI"/>
-                <w:color w:val="475569"/>
+                <w:color w:val="334155"/>
+                <w:sz w:val="19"/>
+                <w:szCs w:val="19"/>
+              </w:rPr>
+              <w:t xml:space="preserve"> for runbook execution, self-healing workflows, deployment validation, compliance reporting, and patching — saving </w:t>
+            </w:r>
+            <w:r>
+              <w:rPr>
+                <w:rFonts w:ascii="Segoe UI" w:cs="Segoe UI" w:eastAsia="Segoe UI" w:hAnsi="Segoe UI"/>
+                <w:b/>
+                <w:bCs/>
+                <w:color w:val="0F172A"/>
+                <w:sz w:val="19"/>
+                <w:szCs w:val="19"/>
+              </w:rPr>
+              <w:t xml:space="preserve">15+ engineering hours</w:t>
+            </w:r>
+            <w:r>
+              <w:rPr>
+                <w:rFonts w:ascii="Segoe UI" w:cs="Segoe UI" w:eastAsia="Segoe UI" w:hAnsi="Segoe UI"/>
+                <w:color w:val="334155"/>
+                <w:sz w:val="19"/>
+                <w:szCs w:val="19"/>
+              </w:rPr>
+              <w:t xml:space="preserve"> per release cycle.</w:t>
+            </w:r>
+          </w:p>
+          <w:p>
+            <w:pPr>
+              <w:spacing w:after="68" w:before="68"/>
+              <w:ind w:left="283" w:hanging="226"/>
+            </w:pPr>
+            <w:r>
+              <w:rPr>
+                <w:rFonts w:ascii="Segoe UI" w:cs="Segoe UI" w:eastAsia="Segoe UI" w:hAnsi="Segoe UI"/>
+                <w:color w:val="1D4ED8"/>
+                <w:sz w:val="16"/>
+                <w:szCs w:val="16"/>
+              </w:rPr>
+              <w:t xml:space="preserve">●  </w:t>
+            </w:r>
+            <w:r>
+              <w:rPr>
+                <w:rFonts w:ascii="Segoe UI" w:cs="Segoe UI" w:eastAsia="Segoe UI" w:hAnsi="Segoe UI"/>
+                <w:color w:val="334155"/>
                 <w:sz w:val="19"/>
                 <w:szCs w:val="19"/>
               </w:rPr>
@@ -1488,7 +1844,7 @@
             <w:r>
               <w:rPr>
                 <w:rFonts w:ascii="Segoe UI" w:cs="Segoe UI" w:eastAsia="Segoe UI" w:hAnsi="Segoe UI"/>
-                <w:color w:val="475569"/>
+                <w:color w:val="334155"/>
                 <w:sz w:val="19"/>
                 <w:szCs w:val="19"/>
               </w:rPr>
@@ -1510,12 +1866,12 @@
     </w:p>
     <w:tbl>
       <w:tblPr>
-        <w:tblW w:type="pct" w:w="100%"/>
+        <w:tblW w:type="dxa" w:w="11905"/>
         <w:tblBorders>
-          <w:top w:val="none"/>
-          <w:left w:val="none"/>
-          <w:bottom w:val="none"/>
-          <w:right w:val="none"/>
+          <w:top w:val="none" w:color="auto" w:sz="0"/>
+          <w:left w:val="none" w:color="auto" w:sz="0"/>
+          <w:bottom w:val="none" w:color="auto" w:sz="0"/>
+          <w:right w:val="none" w:color="auto" w:sz="0"/>
           <w:insideH w:val="single" w:color="auto" w:sz="4"/>
           <w:insideV w:val="single" w:color="auto" w:sz="4"/>
         </w:tblBorders>
@@ -1532,18 +1888,24 @@
           <w:tcPr>
             <w:tcW w:type="dxa" w:w="3628"/>
             <w:tcBorders>
-              <w:top w:val="none"/>
-              <w:left w:val="none"/>
-              <w:bottom w:val="none"/>
-              <w:right w:val="single" w:color="0EA5E9" w:sz="4"/>
+              <w:top w:val="none" w:color="auto" w:sz="0"/>
+              <w:left w:val="none" w:color="auto" w:sz="0"/>
+              <w:bottom w:val="none" w:color="auto" w:sz="0"/>
+              <w:right w:val="single" w:color="0EA5E9" w:sz="6"/>
             </w:tcBorders>
             <w:shd w:fill="0B1F3A" w:val="clear"/>
+            <w:tcMar>
+              <w:top w:type="dxa" w:w="340"/>
+              <w:left w:type="dxa" w:w="226"/>
+              <w:bottom w:type="dxa" w:w="340"/>
+              <w:right w:type="dxa" w:w="226"/>
+            </w:tcMar>
             <w:vAlign w:val="top"/>
           </w:tcPr>
           <w:p>
             <w:pPr>
               <w:shd w:fill="0B1F3A" w:val="clear"/>
-              <w:spacing w:after="56" w:before="226"/>
+              <w:spacing w:after="56" w:before="226" w:line="240"/>
               <w:jc w:val="center"/>
             </w:pPr>
             <w:r>
@@ -1561,31 +1923,30 @@
           <w:p>
             <w:pPr>
               <w:pBdr>
-                <w:bottom w:val="single" w:color="1E3A5F" w:sz="4"/>
+                <w:bottom w:val="single" w:color="1E3A5F" w:sz="3"/>
               </w:pBdr>
               <w:shd w:fill="0B1F3A" w:val="clear"/>
-              <w:spacing w:after="226" w:before="0"/>
+              <w:spacing w:after="226" w:before="0" w:line="240"/>
               <w:jc w:val="center"/>
             </w:pPr>
             <w:r>
               <w:rPr>
                 <w:rFonts w:ascii="Segoe UI" w:cs="Segoe UI" w:eastAsia="Segoe UI" w:hAnsi="Segoe UI"/>
                 <w:color w:val="7DD3FC"/>
-                <w:sz w:val="16"/>
-                <w:szCs w:val="16"/>
+                <w:sz w:val="15"/>
+                <w:szCs w:val="15"/>
               </w:rPr>
               <w:t xml:space="preserve">Continued from Page 1</w:t>
             </w:r>
           </w:p>
           <w:p>
             <w:pPr>
-              <w:spacing w:after="113" w:before="113"/>
-            </w:pPr>
-          </w:p>
-          <w:p>
-            <w:pPr>
-              <w:shd w:fill="0B1F3A" w:val="clear"/>
-              <w:spacing w:after="113" w:before="170"/>
+              <w:pBdr>
+                <w:bottom w:val="single" w:color="1E3A5F" w:sz="3"/>
+              </w:pBdr>
+              <w:shd w:fill="0B1F3A" w:val="clear"/>
+              <w:spacing w:after="85" w:before="198" w:line="240"/>
+              <w:jc w:val="left"/>
             </w:pPr>
             <w:r>
               <w:rPr>
@@ -1593,22 +1954,27 @@
                 <w:b/>
                 <w:bCs/>
                 <w:color w:val="BFDBFE"/>
-                <w:sz w:val="18"/>
-                <w:szCs w:val="18"/>
+                <w:sz w:val="17"/>
+                <w:szCs w:val="17"/>
               </w:rPr>
               <w:t xml:space="preserve">KEY ACHIEVEMENTS</w:t>
             </w:r>
           </w:p>
           <w:p>
             <w:pPr>
-              <w:pStyle w:val="ListParagraph"/>
-              <w:numPr>
-                <w:ilvl w:val="0"/>
-                <w:numId w:val="1"/>
-              </w:numPr>
-              <w:shd w:fill="0B1F3A" w:val="clear"/>
-              <w:spacing w:after="45" w:before="45"/>
-            </w:pPr>
+              <w:shd w:fill="0B1F3A" w:val="clear"/>
+              <w:spacing w:after="34" w:before="34" w:line="240"/>
+              <w:jc w:val="left"/>
+            </w:pPr>
+            <w:r>
+              <w:rPr>
+                <w:rFonts w:ascii="Segoe UI" w:cs="Segoe UI" w:eastAsia="Segoe UI" w:hAnsi="Segoe UI"/>
+                <w:color w:val="0EA5E9"/>
+                <w:sz w:val="15"/>
+                <w:szCs w:val="15"/>
+              </w:rPr>
+              <w:t xml:space="preserve">▸  </w:t>
+            </w:r>
             <w:r>
               <w:rPr>
                 <w:rFonts w:ascii="Segoe UI" w:cs="Segoe UI" w:eastAsia="Segoe UI" w:hAnsi="Segoe UI"/>
@@ -1616,19 +1982,24 @@
                 <w:sz w:val="16"/>
                 <w:szCs w:val="16"/>
               </w:rPr>
-              <w:t xml:space="preserve">Star of Month — CBA: Recognised for outstanding ownership &amp; zero-downtime delivery.</w:t>
-            </w:r>
-          </w:p>
-          <w:p>
-            <w:pPr>
-              <w:pStyle w:val="ListParagraph"/>
-              <w:numPr>
-                <w:ilvl w:val="0"/>
-                <w:numId w:val="1"/>
-              </w:numPr>
-              <w:shd w:fill="0B1F3A" w:val="clear"/>
-              <w:spacing w:after="45" w:before="45"/>
-            </w:pPr>
+              <w:t xml:space="preserve">Star of Month — CBA: Outstanding ownership &amp; zero-downtime delivery.</w:t>
+            </w:r>
+          </w:p>
+          <w:p>
+            <w:pPr>
+              <w:shd w:fill="0B1F3A" w:val="clear"/>
+              <w:spacing w:after="34" w:before="34" w:line="240"/>
+              <w:jc w:val="left"/>
+            </w:pPr>
+            <w:r>
+              <w:rPr>
+                <w:rFonts w:ascii="Segoe UI" w:cs="Segoe UI" w:eastAsia="Segoe UI" w:hAnsi="Segoe UI"/>
+                <w:color w:val="0EA5E9"/>
+                <w:sz w:val="15"/>
+                <w:szCs w:val="15"/>
+              </w:rPr>
+              <w:t xml:space="preserve">▸  </w:t>
+            </w:r>
             <w:r>
               <w:rPr>
                 <w:rFonts w:ascii="Segoe UI" w:cs="Segoe UI" w:eastAsia="Segoe UI" w:hAnsi="Segoe UI"/>
@@ -1641,14 +2012,19 @@
           </w:p>
           <w:p>
             <w:pPr>
-              <w:pStyle w:val="ListParagraph"/>
-              <w:numPr>
-                <w:ilvl w:val="0"/>
-                <w:numId w:val="1"/>
-              </w:numPr>
-              <w:shd w:fill="0B1F3A" w:val="clear"/>
-              <w:spacing w:after="45" w:before="45"/>
-            </w:pPr>
+              <w:shd w:fill="0B1F3A" w:val="clear"/>
+              <w:spacing w:after="34" w:before="34" w:line="240"/>
+              <w:jc w:val="left"/>
+            </w:pPr>
+            <w:r>
+              <w:rPr>
+                <w:rFonts w:ascii="Segoe UI" w:cs="Segoe UI" w:eastAsia="Segoe UI" w:hAnsi="Segoe UI"/>
+                <w:color w:val="0EA5E9"/>
+                <w:sz w:val="15"/>
+                <w:szCs w:val="15"/>
+              </w:rPr>
+              <w:t xml:space="preserve">▸  </w:t>
+            </w:r>
             <w:r>
               <w:rPr>
                 <w:rFonts w:ascii="Segoe UI" w:cs="Segoe UI" w:eastAsia="Segoe UI" w:hAnsi="Segoe UI"/>
@@ -1661,14 +2037,19 @@
           </w:p>
           <w:p>
             <w:pPr>
-              <w:pStyle w:val="ListParagraph"/>
-              <w:numPr>
-                <w:ilvl w:val="0"/>
-                <w:numId w:val="1"/>
-              </w:numPr>
-              <w:shd w:fill="0B1F3A" w:val="clear"/>
-              <w:spacing w:after="45" w:before="45"/>
-            </w:pPr>
+              <w:shd w:fill="0B1F3A" w:val="clear"/>
+              <w:spacing w:after="34" w:before="34" w:line="240"/>
+              <w:jc w:val="left"/>
+            </w:pPr>
+            <w:r>
+              <w:rPr>
+                <w:rFonts w:ascii="Segoe UI" w:cs="Segoe UI" w:eastAsia="Segoe UI" w:hAnsi="Segoe UI"/>
+                <w:color w:val="0EA5E9"/>
+                <w:sz w:val="15"/>
+                <w:szCs w:val="15"/>
+              </w:rPr>
+              <w:t xml:space="preserve">▸  </w:t>
+            </w:r>
             <w:r>
               <w:rPr>
                 <w:rFonts w:ascii="Segoe UI" w:cs="Segoe UI" w:eastAsia="Segoe UI" w:hAnsi="Segoe UI"/>
@@ -1681,14 +2062,19 @@
           </w:p>
           <w:p>
             <w:pPr>
-              <w:pStyle w:val="ListParagraph"/>
-              <w:numPr>
-                <w:ilvl w:val="0"/>
-                <w:numId w:val="1"/>
-              </w:numPr>
-              <w:shd w:fill="0B1F3A" w:val="clear"/>
-              <w:spacing w:after="45" w:before="45"/>
-            </w:pPr>
+              <w:shd w:fill="0B1F3A" w:val="clear"/>
+              <w:spacing w:after="34" w:before="34" w:line="240"/>
+              <w:jc w:val="left"/>
+            </w:pPr>
+            <w:r>
+              <w:rPr>
+                <w:rFonts w:ascii="Segoe UI" w:cs="Segoe UI" w:eastAsia="Segoe UI" w:hAnsi="Segoe UI"/>
+                <w:color w:val="0EA5E9"/>
+                <w:sz w:val="15"/>
+                <w:szCs w:val="15"/>
+              </w:rPr>
+              <w:t xml:space="preserve">▸  </w:t>
+            </w:r>
             <w:r>
               <w:rPr>
                 <w:rFonts w:ascii="Segoe UI" w:cs="Segoe UI" w:eastAsia="Segoe UI" w:hAnsi="Segoe UI"/>
@@ -1701,14 +2087,19 @@
           </w:p>
           <w:p>
             <w:pPr>
-              <w:pStyle w:val="ListParagraph"/>
-              <w:numPr>
-                <w:ilvl w:val="0"/>
-                <w:numId w:val="1"/>
-              </w:numPr>
-              <w:shd w:fill="0B1F3A" w:val="clear"/>
-              <w:spacing w:after="45" w:before="45"/>
-            </w:pPr>
+              <w:shd w:fill="0B1F3A" w:val="clear"/>
+              <w:spacing w:after="34" w:before="34" w:line="240"/>
+              <w:jc w:val="left"/>
+            </w:pPr>
+            <w:r>
+              <w:rPr>
+                <w:rFonts w:ascii="Segoe UI" w:cs="Segoe UI" w:eastAsia="Segoe UI" w:hAnsi="Segoe UI"/>
+                <w:color w:val="0EA5E9"/>
+                <w:sz w:val="15"/>
+                <w:szCs w:val="15"/>
+              </w:rPr>
+              <w:t xml:space="preserve">▸  </w:t>
+            </w:r>
             <w:r>
               <w:rPr>
                 <w:rFonts w:ascii="Segoe UI" w:cs="Segoe UI" w:eastAsia="Segoe UI" w:hAnsi="Segoe UI"/>
@@ -1716,18 +2107,24 @@
                 <w:sz w:val="16"/>
                 <w:szCs w:val="16"/>
               </w:rPr>
-              <w:t xml:space="preserve">AI Adoption Pioneer: GitHub Copilot, Claude Code, Roo Code, Cline, ChatGPT.</w:t>
-            </w:r>
-          </w:p>
-          <w:p>
-            <w:pPr>
-              <w:spacing w:after="113" w:before="113"/>
-            </w:pPr>
-          </w:p>
-          <w:p>
-            <w:pPr>
-              <w:shd w:fill="0B1F3A" w:val="clear"/>
-              <w:spacing w:after="113" w:before="170"/>
+              <w:t xml:space="preserve">AI Pioneer: GitHub Copilot, Claude Code, Roo Code, Cline, ChatGPT.</w:t>
+            </w:r>
+          </w:p>
+          <w:p>
+            <w:pPr>
+              <w:shd w:fill="0B1F3A" w:val="clear"/>
+              <w:spacing w:after="0" w:before="113" w:line="240"/>
+              <w:jc w:val="left"/>
+            </w:pPr>
+          </w:p>
+          <w:p>
+            <w:pPr>
+              <w:pBdr>
+                <w:bottom w:val="single" w:color="1E3A5F" w:sz="3"/>
+              </w:pBdr>
+              <w:shd w:fill="0B1F3A" w:val="clear"/>
+              <w:spacing w:after="85" w:before="198" w:line="240"/>
+              <w:jc w:val="left"/>
             </w:pPr>
             <w:r>
               <w:rPr>
@@ -1735,22 +2132,27 @@
                 <w:b/>
                 <w:bCs/>
                 <w:color w:val="BFDBFE"/>
-                <w:sz w:val="18"/>
-                <w:szCs w:val="18"/>
+                <w:sz w:val="17"/>
+                <w:szCs w:val="17"/>
               </w:rPr>
               <w:t xml:space="preserve">DAY-TO-DAY ACTIVITIES</w:t>
             </w:r>
           </w:p>
           <w:p>
             <w:pPr>
-              <w:pStyle w:val="ListParagraph"/>
-              <w:numPr>
-                <w:ilvl w:val="0"/>
-                <w:numId w:val="1"/>
-              </w:numPr>
-              <w:shd w:fill="0B1F3A" w:val="clear"/>
-              <w:spacing w:after="45" w:before="45"/>
-            </w:pPr>
+              <w:shd w:fill="0B1F3A" w:val="clear"/>
+              <w:spacing w:after="34" w:before="34" w:line="240"/>
+              <w:jc w:val="left"/>
+            </w:pPr>
+            <w:r>
+              <w:rPr>
+                <w:rFonts w:ascii="Segoe UI" w:cs="Segoe UI" w:eastAsia="Segoe UI" w:hAnsi="Segoe UI"/>
+                <w:color w:val="0EA5E9"/>
+                <w:sz w:val="15"/>
+                <w:szCs w:val="15"/>
+              </w:rPr>
+              <w:t xml:space="preserve">▸  </w:t>
+            </w:r>
             <w:r>
               <w:rPr>
                 <w:rFonts w:ascii="Segoe UI" w:cs="Segoe UI" w:eastAsia="Segoe UI" w:hAnsi="Segoe UI"/>
@@ -1763,14 +2165,19 @@
           </w:p>
           <w:p>
             <w:pPr>
-              <w:pStyle w:val="ListParagraph"/>
-              <w:numPr>
-                <w:ilvl w:val="0"/>
-                <w:numId w:val="1"/>
-              </w:numPr>
-              <w:shd w:fill="0B1F3A" w:val="clear"/>
-              <w:spacing w:after="45" w:before="45"/>
-            </w:pPr>
+              <w:shd w:fill="0B1F3A" w:val="clear"/>
+              <w:spacing w:after="34" w:before="34" w:line="240"/>
+              <w:jc w:val="left"/>
+            </w:pPr>
+            <w:r>
+              <w:rPr>
+                <w:rFonts w:ascii="Segoe UI" w:cs="Segoe UI" w:eastAsia="Segoe UI" w:hAnsi="Segoe UI"/>
+                <w:color w:val="0EA5E9"/>
+                <w:sz w:val="15"/>
+                <w:szCs w:val="15"/>
+              </w:rPr>
+              <w:t xml:space="preserve">▸  </w:t>
+            </w:r>
             <w:r>
               <w:rPr>
                 <w:rFonts w:ascii="Segoe UI" w:cs="Segoe UI" w:eastAsia="Segoe UI" w:hAnsi="Segoe UI"/>
@@ -1783,14 +2190,19 @@
           </w:p>
           <w:p>
             <w:pPr>
-              <w:pStyle w:val="ListParagraph"/>
-              <w:numPr>
-                <w:ilvl w:val="0"/>
-                <w:numId w:val="1"/>
-              </w:numPr>
-              <w:shd w:fill="0B1F3A" w:val="clear"/>
-              <w:spacing w:after="45" w:before="45"/>
-            </w:pPr>
+              <w:shd w:fill="0B1F3A" w:val="clear"/>
+              <w:spacing w:after="34" w:before="34" w:line="240"/>
+              <w:jc w:val="left"/>
+            </w:pPr>
+            <w:r>
+              <w:rPr>
+                <w:rFonts w:ascii="Segoe UI" w:cs="Segoe UI" w:eastAsia="Segoe UI" w:hAnsi="Segoe UI"/>
+                <w:color w:val="0EA5E9"/>
+                <w:sz w:val="15"/>
+                <w:szCs w:val="15"/>
+              </w:rPr>
+              <w:t xml:space="preserve">▸  </w:t>
+            </w:r>
             <w:r>
               <w:rPr>
                 <w:rFonts w:ascii="Segoe UI" w:cs="Segoe UI" w:eastAsia="Segoe UI" w:hAnsi="Segoe UI"/>
@@ -1803,14 +2215,19 @@
           </w:p>
           <w:p>
             <w:pPr>
-              <w:pStyle w:val="ListParagraph"/>
-              <w:numPr>
-                <w:ilvl w:val="0"/>
-                <w:numId w:val="1"/>
-              </w:numPr>
-              <w:shd w:fill="0B1F3A" w:val="clear"/>
-              <w:spacing w:after="45" w:before="45"/>
-            </w:pPr>
+              <w:shd w:fill="0B1F3A" w:val="clear"/>
+              <w:spacing w:after="34" w:before="34" w:line="240"/>
+              <w:jc w:val="left"/>
+            </w:pPr>
+            <w:r>
+              <w:rPr>
+                <w:rFonts w:ascii="Segoe UI" w:cs="Segoe UI" w:eastAsia="Segoe UI" w:hAnsi="Segoe UI"/>
+                <w:color w:val="0EA5E9"/>
+                <w:sz w:val="15"/>
+                <w:szCs w:val="15"/>
+              </w:rPr>
+              <w:t xml:space="preserve">▸  </w:t>
+            </w:r>
             <w:r>
               <w:rPr>
                 <w:rFonts w:ascii="Segoe UI" w:cs="Segoe UI" w:eastAsia="Segoe UI" w:hAnsi="Segoe UI"/>
@@ -1818,19 +2235,24 @@
                 <w:sz w:val="17"/>
                 <w:szCs w:val="17"/>
               </w:rPr>
-              <w:t xml:space="preserve">Splunk Dashboards</w:t>
-            </w:r>
-          </w:p>
-          <w:p>
-            <w:pPr>
-              <w:pStyle w:val="ListParagraph"/>
-              <w:numPr>
-                <w:ilvl w:val="0"/>
-                <w:numId w:val="1"/>
-              </w:numPr>
-              <w:shd w:fill="0B1F3A" w:val="clear"/>
-              <w:spacing w:after="45" w:before="45"/>
-            </w:pPr>
+              <w:t xml:space="preserve">Splunk SPL Dashboards</w:t>
+            </w:r>
+          </w:p>
+          <w:p>
+            <w:pPr>
+              <w:shd w:fill="0B1F3A" w:val="clear"/>
+              <w:spacing w:after="34" w:before="34" w:line="240"/>
+              <w:jc w:val="left"/>
+            </w:pPr>
+            <w:r>
+              <w:rPr>
+                <w:rFonts w:ascii="Segoe UI" w:cs="Segoe UI" w:eastAsia="Segoe UI" w:hAnsi="Segoe UI"/>
+                <w:color w:val="0EA5E9"/>
+                <w:sz w:val="15"/>
+                <w:szCs w:val="15"/>
+              </w:rPr>
+              <w:t xml:space="preserve">▸  </w:t>
+            </w:r>
             <w:r>
               <w:rPr>
                 <w:rFonts w:ascii="Segoe UI" w:cs="Segoe UI" w:eastAsia="Segoe UI" w:hAnsi="Segoe UI"/>
@@ -1843,14 +2265,19 @@
           </w:p>
           <w:p>
             <w:pPr>
-              <w:pStyle w:val="ListParagraph"/>
-              <w:numPr>
-                <w:ilvl w:val="0"/>
-                <w:numId w:val="1"/>
-              </w:numPr>
-              <w:shd w:fill="0B1F3A" w:val="clear"/>
-              <w:spacing w:after="45" w:before="45"/>
-            </w:pPr>
+              <w:shd w:fill="0B1F3A" w:val="clear"/>
+              <w:spacing w:after="34" w:before="34" w:line="240"/>
+              <w:jc w:val="left"/>
+            </w:pPr>
+            <w:r>
+              <w:rPr>
+                <w:rFonts w:ascii="Segoe UI" w:cs="Segoe UI" w:eastAsia="Segoe UI" w:hAnsi="Segoe UI"/>
+                <w:color w:val="0EA5E9"/>
+                <w:sz w:val="15"/>
+                <w:szCs w:val="15"/>
+              </w:rPr>
+              <w:t xml:space="preserve">▸  </w:t>
+            </w:r>
             <w:r>
               <w:rPr>
                 <w:rFonts w:ascii="Segoe UI" w:cs="Segoe UI" w:eastAsia="Segoe UI" w:hAnsi="Segoe UI"/>
@@ -1863,14 +2290,19 @@
           </w:p>
           <w:p>
             <w:pPr>
-              <w:pStyle w:val="ListParagraph"/>
-              <w:numPr>
-                <w:ilvl w:val="0"/>
-                <w:numId w:val="1"/>
-              </w:numPr>
-              <w:shd w:fill="0B1F3A" w:val="clear"/>
-              <w:spacing w:after="45" w:before="45"/>
-            </w:pPr>
+              <w:shd w:fill="0B1F3A" w:val="clear"/>
+              <w:spacing w:after="34" w:before="34" w:line="240"/>
+              <w:jc w:val="left"/>
+            </w:pPr>
+            <w:r>
+              <w:rPr>
+                <w:rFonts w:ascii="Segoe UI" w:cs="Segoe UI" w:eastAsia="Segoe UI" w:hAnsi="Segoe UI"/>
+                <w:color w:val="0EA5E9"/>
+                <w:sz w:val="15"/>
+                <w:szCs w:val="15"/>
+              </w:rPr>
+              <w:t xml:space="preserve">▸  </w:t>
+            </w:r>
             <w:r>
               <w:rPr>
                 <w:rFonts w:ascii="Segoe UI" w:cs="Segoe UI" w:eastAsia="Segoe UI" w:hAnsi="Segoe UI"/>
@@ -1883,14 +2315,19 @@
           </w:p>
           <w:p>
             <w:pPr>
-              <w:pStyle w:val="ListParagraph"/>
-              <w:numPr>
-                <w:ilvl w:val="0"/>
-                <w:numId w:val="1"/>
-              </w:numPr>
-              <w:shd w:fill="0B1F3A" w:val="clear"/>
-              <w:spacing w:after="45" w:before="45"/>
-            </w:pPr>
+              <w:shd w:fill="0B1F3A" w:val="clear"/>
+              <w:spacing w:after="34" w:before="34" w:line="240"/>
+              <w:jc w:val="left"/>
+            </w:pPr>
+            <w:r>
+              <w:rPr>
+                <w:rFonts w:ascii="Segoe UI" w:cs="Segoe UI" w:eastAsia="Segoe UI" w:hAnsi="Segoe UI"/>
+                <w:color w:val="0EA5E9"/>
+                <w:sz w:val="15"/>
+                <w:szCs w:val="15"/>
+              </w:rPr>
+              <w:t xml:space="preserve">▸  </w:t>
+            </w:r>
             <w:r>
               <w:rPr>
                 <w:rFonts w:ascii="Segoe UI" w:cs="Segoe UI" w:eastAsia="Segoe UI" w:hAnsi="Segoe UI"/>
@@ -1898,19 +2335,24 @@
                 <w:sz w:val="17"/>
                 <w:szCs w:val="17"/>
               </w:rPr>
-              <w:t xml:space="preserve">SSL &amp; Vuln Mgmt</w:t>
-            </w:r>
-          </w:p>
-          <w:p>
-            <w:pPr>
-              <w:pStyle w:val="ListParagraph"/>
-              <w:numPr>
-                <w:ilvl w:val="0"/>
-                <w:numId w:val="1"/>
-              </w:numPr>
-              <w:shd w:fill="0B1F3A" w:val="clear"/>
-              <w:spacing w:after="45" w:before="45"/>
-            </w:pPr>
+              <w:t xml:space="preserve">SSL &amp; Vuln Management</w:t>
+            </w:r>
+          </w:p>
+          <w:p>
+            <w:pPr>
+              <w:shd w:fill="0B1F3A" w:val="clear"/>
+              <w:spacing w:after="34" w:before="34" w:line="240"/>
+              <w:jc w:val="left"/>
+            </w:pPr>
+            <w:r>
+              <w:rPr>
+                <w:rFonts w:ascii="Segoe UI" w:cs="Segoe UI" w:eastAsia="Segoe UI" w:hAnsi="Segoe UI"/>
+                <w:color w:val="0EA5E9"/>
+                <w:sz w:val="15"/>
+                <w:szCs w:val="15"/>
+              </w:rPr>
+              <w:t xml:space="preserve">▸  </w:t>
+            </w:r>
             <w:r>
               <w:rPr>
                 <w:rFonts w:ascii="Segoe UI" w:cs="Segoe UI" w:eastAsia="Segoe UI" w:hAnsi="Segoe UI"/>
@@ -1918,19 +2360,24 @@
                 <w:sz w:val="17"/>
                 <w:szCs w:val="17"/>
               </w:rPr>
-              <w:t xml:space="preserve">AWS Cloud Ops</w:t>
-            </w:r>
-          </w:p>
-          <w:p>
-            <w:pPr>
-              <w:pStyle w:val="ListParagraph"/>
-              <w:numPr>
-                <w:ilvl w:val="0"/>
-                <w:numId w:val="1"/>
-              </w:numPr>
-              <w:shd w:fill="0B1F3A" w:val="clear"/>
-              <w:spacing w:after="45" w:before="45"/>
-            </w:pPr>
+              <w:t xml:space="preserve">AWS Cloud Operations</w:t>
+            </w:r>
+          </w:p>
+          <w:p>
+            <w:pPr>
+              <w:shd w:fill="0B1F3A" w:val="clear"/>
+              <w:spacing w:after="34" w:before="34" w:line="240"/>
+              <w:jc w:val="left"/>
+            </w:pPr>
+            <w:r>
+              <w:rPr>
+                <w:rFonts w:ascii="Segoe UI" w:cs="Segoe UI" w:eastAsia="Segoe UI" w:hAnsi="Segoe UI"/>
+                <w:color w:val="0EA5E9"/>
+                <w:sz w:val="15"/>
+                <w:szCs w:val="15"/>
+              </w:rPr>
+              <w:t xml:space="preserve">▸  </w:t>
+            </w:r>
             <w:r>
               <w:rPr>
                 <w:rFonts w:ascii="Segoe UI" w:cs="Segoe UI" w:eastAsia="Segoe UI" w:hAnsi="Segoe UI"/>
@@ -1943,14 +2390,19 @@
           </w:p>
           <w:p>
             <w:pPr>
-              <w:pStyle w:val="ListParagraph"/>
-              <w:numPr>
-                <w:ilvl w:val="0"/>
-                <w:numId w:val="1"/>
-              </w:numPr>
-              <w:shd w:fill="0B1F3A" w:val="clear"/>
-              <w:spacing w:after="45" w:before="45"/>
-            </w:pPr>
+              <w:shd w:fill="0B1F3A" w:val="clear"/>
+              <w:spacing w:after="34" w:before="34" w:line="240"/>
+              <w:jc w:val="left"/>
+            </w:pPr>
+            <w:r>
+              <w:rPr>
+                <w:rFonts w:ascii="Segoe UI" w:cs="Segoe UI" w:eastAsia="Segoe UI" w:hAnsi="Segoe UI"/>
+                <w:color w:val="0EA5E9"/>
+                <w:sz w:val="15"/>
+                <w:szCs w:val="15"/>
+              </w:rPr>
+              <w:t xml:space="preserve">▸  </w:t>
+            </w:r>
             <w:r>
               <w:rPr>
                 <w:rFonts w:ascii="Segoe UI" w:cs="Segoe UI" w:eastAsia="Segoe UI" w:hAnsi="Segoe UI"/>
@@ -1963,14 +2415,19 @@
           </w:p>
           <w:p>
             <w:pPr>
-              <w:pStyle w:val="ListParagraph"/>
-              <w:numPr>
-                <w:ilvl w:val="0"/>
-                <w:numId w:val="1"/>
-              </w:numPr>
-              <w:shd w:fill="0B1F3A" w:val="clear"/>
-              <w:spacing w:after="45" w:before="45"/>
-            </w:pPr>
+              <w:shd w:fill="0B1F3A" w:val="clear"/>
+              <w:spacing w:after="34" w:before="34" w:line="240"/>
+              <w:jc w:val="left"/>
+            </w:pPr>
+            <w:r>
+              <w:rPr>
+                <w:rFonts w:ascii="Segoe UI" w:cs="Segoe UI" w:eastAsia="Segoe UI" w:hAnsi="Segoe UI"/>
+                <w:color w:val="0EA5E9"/>
+                <w:sz w:val="15"/>
+                <w:szCs w:val="15"/>
+              </w:rPr>
+              <w:t xml:space="preserve">▸  </w:t>
+            </w:r>
             <w:r>
               <w:rPr>
                 <w:rFonts w:ascii="Segoe UI" w:cs="Segoe UI" w:eastAsia="Segoe UI" w:hAnsi="Segoe UI"/>
@@ -1983,13 +2440,19 @@
           </w:p>
           <w:p>
             <w:pPr>
-              <w:spacing w:after="113" w:before="113"/>
-            </w:pPr>
-          </w:p>
-          <w:p>
-            <w:pPr>
-              <w:shd w:fill="0B1F3A" w:val="clear"/>
-              <w:spacing w:after="113" w:before="170"/>
+              <w:shd w:fill="0B1F3A" w:val="clear"/>
+              <w:spacing w:after="0" w:before="113" w:line="240"/>
+              <w:jc w:val="left"/>
+            </w:pPr>
+          </w:p>
+          <w:p>
+            <w:pPr>
+              <w:pBdr>
+                <w:bottom w:val="single" w:color="1E3A5F" w:sz="3"/>
+              </w:pBdr>
+              <w:shd w:fill="0B1F3A" w:val="clear"/>
+              <w:spacing w:after="85" w:before="198" w:line="240"/>
+              <w:jc w:val="left"/>
             </w:pPr>
             <w:r>
               <w:rPr>
@@ -1997,22 +2460,27 @@
                 <w:b/>
                 <w:bCs/>
                 <w:color w:val="BFDBFE"/>
-                <w:sz w:val="18"/>
-                <w:szCs w:val="18"/>
+                <w:sz w:val="17"/>
+                <w:szCs w:val="17"/>
               </w:rPr>
               <w:t xml:space="preserve">CLIENTS &amp; EMPLOYERS</w:t>
             </w:r>
           </w:p>
           <w:p>
             <w:pPr>
-              <w:pStyle w:val="ListParagraph"/>
-              <w:numPr>
-                <w:ilvl w:val="0"/>
-                <w:numId w:val="1"/>
-              </w:numPr>
-              <w:shd w:fill="0B1F3A" w:val="clear"/>
-              <w:spacing w:after="45" w:before="45"/>
-            </w:pPr>
+              <w:shd w:fill="0B1F3A" w:val="clear"/>
+              <w:spacing w:after="34" w:before="34" w:line="240"/>
+              <w:jc w:val="left"/>
+            </w:pPr>
+            <w:r>
+              <w:rPr>
+                <w:rFonts w:ascii="Segoe UI" w:cs="Segoe UI" w:eastAsia="Segoe UI" w:hAnsi="Segoe UI"/>
+                <w:color w:val="0EA5E9"/>
+                <w:sz w:val="15"/>
+                <w:szCs w:val="15"/>
+              </w:rPr>
+              <w:t xml:space="preserve">▸  </w:t>
+            </w:r>
             <w:r>
               <w:rPr>
                 <w:rFonts w:ascii="Segoe UI" w:cs="Segoe UI" w:eastAsia="Segoe UI" w:hAnsi="Segoe UI"/>
@@ -2025,14 +2493,19 @@
           </w:p>
           <w:p>
             <w:pPr>
-              <w:pStyle w:val="ListParagraph"/>
-              <w:numPr>
-                <w:ilvl w:val="0"/>
-                <w:numId w:val="1"/>
-              </w:numPr>
-              <w:shd w:fill="0B1F3A" w:val="clear"/>
-              <w:spacing w:after="45" w:before="45"/>
-            </w:pPr>
+              <w:shd w:fill="0B1F3A" w:val="clear"/>
+              <w:spacing w:after="34" w:before="34" w:line="240"/>
+              <w:jc w:val="left"/>
+            </w:pPr>
+            <w:r>
+              <w:rPr>
+                <w:rFonts w:ascii="Segoe UI" w:cs="Segoe UI" w:eastAsia="Segoe UI" w:hAnsi="Segoe UI"/>
+                <w:color w:val="0EA5E9"/>
+                <w:sz w:val="15"/>
+                <w:szCs w:val="15"/>
+              </w:rPr>
+              <w:t xml:space="preserve">▸  </w:t>
+            </w:r>
             <w:r>
               <w:rPr>
                 <w:rFonts w:ascii="Segoe UI" w:cs="Segoe UI" w:eastAsia="Segoe UI" w:hAnsi="Segoe UI"/>
@@ -2045,14 +2518,19 @@
           </w:p>
           <w:p>
             <w:pPr>
-              <w:pStyle w:val="ListParagraph"/>
-              <w:numPr>
-                <w:ilvl w:val="0"/>
-                <w:numId w:val="1"/>
-              </w:numPr>
-              <w:shd w:fill="0B1F3A" w:val="clear"/>
-              <w:spacing w:after="45" w:before="45"/>
-            </w:pPr>
+              <w:shd w:fill="0B1F3A" w:val="clear"/>
+              <w:spacing w:after="34" w:before="34" w:line="240"/>
+              <w:jc w:val="left"/>
+            </w:pPr>
+            <w:r>
+              <w:rPr>
+                <w:rFonts w:ascii="Segoe UI" w:cs="Segoe UI" w:eastAsia="Segoe UI" w:hAnsi="Segoe UI"/>
+                <w:color w:val="0EA5E9"/>
+                <w:sz w:val="15"/>
+                <w:szCs w:val="15"/>
+              </w:rPr>
+              <w:t xml:space="preserve">▸  </w:t>
+            </w:r>
             <w:r>
               <w:rPr>
                 <w:rFonts w:ascii="Segoe UI" w:cs="Segoe UI" w:eastAsia="Segoe UI" w:hAnsi="Segoe UI"/>
@@ -2065,14 +2543,19 @@
           </w:p>
           <w:p>
             <w:pPr>
-              <w:pStyle w:val="ListParagraph"/>
-              <w:numPr>
-                <w:ilvl w:val="0"/>
-                <w:numId w:val="1"/>
-              </w:numPr>
-              <w:shd w:fill="0B1F3A" w:val="clear"/>
-              <w:spacing w:after="45" w:before="45"/>
-            </w:pPr>
+              <w:shd w:fill="0B1F3A" w:val="clear"/>
+              <w:spacing w:after="34" w:before="34" w:line="240"/>
+              <w:jc w:val="left"/>
+            </w:pPr>
+            <w:r>
+              <w:rPr>
+                <w:rFonts w:ascii="Segoe UI" w:cs="Segoe UI" w:eastAsia="Segoe UI" w:hAnsi="Segoe UI"/>
+                <w:color w:val="0EA5E9"/>
+                <w:sz w:val="15"/>
+                <w:szCs w:val="15"/>
+              </w:rPr>
+              <w:t xml:space="preserve">▸  </w:t>
+            </w:r>
             <w:r>
               <w:rPr>
                 <w:rFonts w:ascii="Segoe UI" w:cs="Segoe UI" w:eastAsia="Segoe UI" w:hAnsi="Segoe UI"/>
@@ -2085,14 +2568,19 @@
           </w:p>
           <w:p>
             <w:pPr>
-              <w:pStyle w:val="ListParagraph"/>
-              <w:numPr>
-                <w:ilvl w:val="0"/>
-                <w:numId w:val="1"/>
-              </w:numPr>
-              <w:shd w:fill="0B1F3A" w:val="clear"/>
-              <w:spacing w:after="45" w:before="45"/>
-            </w:pPr>
+              <w:shd w:fill="0B1F3A" w:val="clear"/>
+              <w:spacing w:after="34" w:before="34" w:line="240"/>
+              <w:jc w:val="left"/>
+            </w:pPr>
+            <w:r>
+              <w:rPr>
+                <w:rFonts w:ascii="Segoe UI" w:cs="Segoe UI" w:eastAsia="Segoe UI" w:hAnsi="Segoe UI"/>
+                <w:color w:val="0EA5E9"/>
+                <w:sz w:val="15"/>
+                <w:szCs w:val="15"/>
+              </w:rPr>
+              <w:t xml:space="preserve">▸  </w:t>
+            </w:r>
             <w:r>
               <w:rPr>
                 <w:rFonts w:ascii="Segoe UI" w:cs="Segoe UI" w:eastAsia="Segoe UI" w:hAnsi="Segoe UI"/>
@@ -2105,14 +2593,19 @@
           </w:p>
           <w:p>
             <w:pPr>
-              <w:pStyle w:val="ListParagraph"/>
-              <w:numPr>
-                <w:ilvl w:val="0"/>
-                <w:numId w:val="1"/>
-              </w:numPr>
-              <w:shd w:fill="0B1F3A" w:val="clear"/>
-              <w:spacing w:after="45" w:before="45"/>
-            </w:pPr>
+              <w:shd w:fill="0B1F3A" w:val="clear"/>
+              <w:spacing w:after="34" w:before="34" w:line="240"/>
+              <w:jc w:val="left"/>
+            </w:pPr>
+            <w:r>
+              <w:rPr>
+                <w:rFonts w:ascii="Segoe UI" w:cs="Segoe UI" w:eastAsia="Segoe UI" w:hAnsi="Segoe UI"/>
+                <w:color w:val="0EA5E9"/>
+                <w:sz w:val="15"/>
+                <w:szCs w:val="15"/>
+              </w:rPr>
+              <w:t xml:space="preserve">▸  </w:t>
+            </w:r>
             <w:r>
               <w:rPr>
                 <w:rFonts w:ascii="Segoe UI" w:cs="Segoe UI" w:eastAsia="Segoe UI" w:hAnsi="Segoe UI"/>
@@ -2128,26 +2621,26 @@
           <w:tcPr>
             <w:tcW w:type="dxa" w:w="8277"/>
             <w:tcBorders>
-              <w:top w:val="none"/>
-              <w:left w:val="none"/>
-              <w:bottom w:val="none"/>
-              <w:right w:val="none"/>
+              <w:top w:val="none" w:color="auto" w:sz="0"/>
+              <w:left w:val="none" w:color="auto" w:sz="0"/>
+              <w:bottom w:val="none" w:color="auto" w:sz="0"/>
+              <w:right w:val="none" w:color="auto" w:sz="0"/>
             </w:tcBorders>
             <w:shd w:fill="FFFFFF" w:val="clear"/>
             <w:tcMar>
-              <w:top w:type="dxa" w:w="283"/>
-              <w:left w:type="dxa" w:w="283"/>
-              <w:bottom w:type="dxa" w:w="283"/>
-              <w:right w:type="dxa" w:w="283"/>
+              <w:top w:type="dxa" w:w="340"/>
+              <w:left w:type="dxa" w:w="340"/>
+              <w:bottom w:type="dxa" w:w="340"/>
+              <w:right w:type="dxa" w:w="340"/>
             </w:tcMar>
             <w:vAlign w:val="top"/>
           </w:tcPr>
           <w:p>
             <w:pPr>
               <w:pBdr>
-                <w:bottom w:val="single" w:color="1D4ED8" w:sz="6"/>
+                <w:bottom w:val="single" w:color="1D4ED8" w:sz="8"/>
               </w:pBdr>
-              <w:spacing w:after="113" w:before="226"/>
+              <w:spacing w:after="141" w:before="283"/>
             </w:pPr>
             <w:r>
               <w:rPr>
@@ -2163,7 +2656,10 @@
           </w:p>
           <w:p>
             <w:pPr>
-              <w:spacing w:after="56" w:before="226"/>
+              <w:pBdr>
+                <w:bottom w:val="single" w:color="DBE5F3" w:sz="4"/>
+              </w:pBdr>
+              <w:spacing w:after="56" w:before="255"/>
             </w:pPr>
             <w:r>
               <w:rPr>
@@ -2177,28 +2673,28 @@
               <w:t xml:space="preserve">Service Delivery Analyst / SRE</w:t>
             </w:r>
             <w:r>
-              <w:rPr>
-                <w:sz w:val="24"/>
-                <w:szCs w:val="24"/>
-              </w:rPr>
-              <w:t xml:space="preserve">   </w:t>
-            </w:r>
-            <w:r>
-              <w:rPr>
-                <w:rFonts w:ascii="Segoe UI" w:cs="Segoe UI" w:eastAsia="Segoe UI" w:hAnsi="Segoe UI"/>
-                <w:b/>
-                <w:bCs/>
-                <w:color w:val="1D4ED8"/>
+              <w:t xml:space="preserve">    </w:t>
+            </w:r>
+            <w:r>
+              <w:rPr>
+                <w:rFonts w:ascii="Segoe UI" w:cs="Segoe UI" w:eastAsia="Segoe UI" w:hAnsi="Segoe UI"/>
+                <w:b/>
+                <w:bCs/>
+                <w:color w:val="1E3A8A"/>
                 <w:sz w:val="18"/>
                 <w:szCs w:val="18"/>
+                <w:shd w:fill="DBEAFE" w:val="clear"/>
               </w:rPr>
               <w:t xml:space="preserve">Aug 2021 – Dec 2021</w:t>
             </w:r>
           </w:p>
           <w:p>
             <w:pPr>
-              <w:shd w:fill="EFF6FF" w:val="clear"/>
-              <w:spacing w:after="113" w:before="56"/>
+              <w:pBdr>
+                <w:left w:val="single" w:color="60A5FA" w:sz="14"/>
+              </w:pBdr>
+              <w:shd w:fill="F0F7FF" w:val="clear"/>
+              <w:spacing w:after="85" w:before="85"/>
             </w:pPr>
             <w:r>
               <w:rPr>
@@ -2206,22 +2702,22 @@
                 <w:b/>
                 <w:bCs/>
                 <w:color w:val="0F172A"/>
-                <w:sz w:val="19"/>
-                <w:szCs w:val="19"/>
-              </w:rPr>
-              <w:t xml:space="preserve">🏢  FIS Global — Express SRO Global Payments Platform (USA)</w:t>
-            </w:r>
-          </w:p>
-          <w:p>
-            <w:pPr>
-              <w:spacing w:after="113" w:before="56"/>
-            </w:pPr>
-            <w:r>
-              <w:rPr>
-                <w:rFonts w:ascii="Segoe UI" w:cs="Segoe UI" w:eastAsia="Segoe UI" w:hAnsi="Segoe UI"/>
-                <w:b/>
-                <w:bCs/>
-                <w:color w:val="1E3A8A"/>
+                <w:sz w:val="18"/>
+                <w:szCs w:val="18"/>
+              </w:rPr>
+              <w:t xml:space="preserve">  🏢  FIS Global — Express SRO Global Payments Platform (USA)</w:t>
+            </w:r>
+          </w:p>
+          <w:p>
+            <w:pPr>
+              <w:spacing w:after="113" w:before="85"/>
+            </w:pPr>
+            <w:r>
+              <w:rPr>
+                <w:rFonts w:ascii="Segoe UI" w:cs="Segoe UI" w:eastAsia="Segoe UI" w:hAnsi="Segoe UI"/>
+                <w:b/>
+                <w:bCs/>
+                <w:color w:val="1E40AF"/>
                 <w:sz w:val="16"/>
                 <w:szCs w:val="16"/>
                 <w:shd w:fill="DBEAFE" w:val="clear"/>
@@ -2230,66 +2726,99 @@
             </w:r>
             <w:r>
               <w:rPr>
-                <w:rFonts w:ascii="Segoe UI" w:cs="Segoe UI" w:eastAsia="Segoe UI" w:hAnsi="Segoe UI"/>
-                <w:b/>
-                <w:bCs/>
-                <w:color w:val="1E3A8A"/>
-                <w:sz w:val="16"/>
-                <w:szCs w:val="16"/>
-                <w:shd w:fill="DBEAFE" w:val="clear"/>
+                <w:sz w:val="16"/>
+                <w:szCs w:val="16"/>
+              </w:rPr>
+              <w:t xml:space="preserve">  </w:t>
+            </w:r>
+            <w:r>
+              <w:rPr>
+                <w:rFonts w:ascii="Segoe UI" w:cs="Segoe UI" w:eastAsia="Segoe UI" w:hAnsi="Segoe UI"/>
+                <w:b/>
+                <w:bCs/>
+                <w:color w:val="166534"/>
+                <w:sz w:val="16"/>
+                <w:szCs w:val="16"/>
+                <w:shd w:fill="DCFCE7" w:val="clear"/>
               </w:rPr>
               <w:t xml:space="preserve"> FIS Global </w:t>
             </w:r>
             <w:r>
               <w:rPr>
-                <w:rFonts w:ascii="Segoe UI" w:cs="Segoe UI" w:eastAsia="Segoe UI" w:hAnsi="Segoe UI"/>
-                <w:b/>
-                <w:bCs/>
-                <w:color w:val="1E3A8A"/>
-                <w:sz w:val="16"/>
-                <w:szCs w:val="16"/>
-                <w:shd w:fill="DBEAFE" w:val="clear"/>
+                <w:sz w:val="16"/>
+                <w:szCs w:val="16"/>
+              </w:rPr>
+              <w:t xml:space="preserve">  </w:t>
+            </w:r>
+            <w:r>
+              <w:rPr>
+                <w:rFonts w:ascii="Segoe UI" w:cs="Segoe UI" w:eastAsia="Segoe UI" w:hAnsi="Segoe UI"/>
+                <w:b/>
+                <w:bCs/>
+                <w:color w:val="6B21A8"/>
+                <w:sz w:val="16"/>
+                <w:szCs w:val="16"/>
+                <w:shd w:fill="F3E8FF" w:val="clear"/>
               </w:rPr>
               <w:t xml:space="preserve"> 130+ Countries </w:t>
             </w:r>
             <w:r>
               <w:rPr>
-                <w:rFonts w:ascii="Segoe UI" w:cs="Segoe UI" w:eastAsia="Segoe UI" w:hAnsi="Segoe UI"/>
-                <w:b/>
-                <w:bCs/>
-                <w:color w:val="1E3A8A"/>
-                <w:sz w:val="16"/>
-                <w:szCs w:val="16"/>
-                <w:shd w:fill="DBEAFE" w:val="clear"/>
+                <w:sz w:val="16"/>
+                <w:szCs w:val="16"/>
+              </w:rPr>
+              <w:t xml:space="preserve">  </w:t>
+            </w:r>
+            <w:r>
+              <w:rPr>
+                <w:rFonts w:ascii="Segoe UI" w:cs="Segoe UI" w:eastAsia="Segoe UI" w:hAnsi="Segoe UI"/>
+                <w:b/>
+                <w:bCs/>
+                <w:color w:val="0E7490"/>
+                <w:sz w:val="16"/>
+                <w:szCs w:val="16"/>
+                <w:shd w:fill="ECFEFF" w:val="clear"/>
               </w:rPr>
               <w:t xml:space="preserve"> Azure </w:t>
             </w:r>
             <w:r>
               <w:rPr>
-                <w:rFonts w:ascii="Segoe UI" w:cs="Segoe UI" w:eastAsia="Segoe UI" w:hAnsi="Segoe UI"/>
-                <w:b/>
-                <w:bCs/>
-                <w:color w:val="1E3A8A"/>
-                <w:sz w:val="16"/>
-                <w:szCs w:val="16"/>
-                <w:shd w:fill="DBEAFE" w:val="clear"/>
+                <w:sz w:val="16"/>
+                <w:szCs w:val="16"/>
+              </w:rPr>
+              <w:t xml:space="preserve">  </w:t>
+            </w:r>
+            <w:r>
+              <w:rPr>
+                <w:rFonts w:ascii="Segoe UI" w:cs="Segoe UI" w:eastAsia="Segoe UI" w:hAnsi="Segoe UI"/>
+                <w:b/>
+                <w:bCs/>
+                <w:color w:val="854D0E"/>
+                <w:sz w:val="16"/>
+                <w:szCs w:val="16"/>
+                <w:shd w:fill="FEF9C3" w:val="clear"/>
               </w:rPr>
               <w:t xml:space="preserve"> Dynatrace </w:t>
             </w:r>
           </w:p>
           <w:p>
             <w:pPr>
-              <w:pStyle w:val="ListParagraph"/>
-              <w:numPr>
-                <w:ilvl w:val="0"/>
-                <w:numId w:val="1"/>
-              </w:numPr>
-              <w:spacing w:after="56" w:before="56"/>
-            </w:pPr>
-            <w:r>
-              <w:rPr>
-                <w:rFonts w:ascii="Segoe UI" w:cs="Segoe UI" w:eastAsia="Segoe UI" w:hAnsi="Segoe UI"/>
-                <w:color w:val="475569"/>
+              <w:spacing w:after="68" w:before="68"/>
+              <w:ind w:left="283" w:hanging="226"/>
+            </w:pPr>
+            <w:r>
+              <w:rPr>
+                <w:rFonts w:ascii="Segoe UI" w:cs="Segoe UI" w:eastAsia="Segoe UI" w:hAnsi="Segoe UI"/>
+                <w:color w:val="1D4ED8"/>
+                <w:sz w:val="16"/>
+                <w:szCs w:val="16"/>
+              </w:rPr>
+              <w:t xml:space="preserve">●  </w:t>
+            </w:r>
+            <w:r>
+              <w:rPr>
+                <w:rFonts w:ascii="Segoe UI" w:cs="Segoe UI" w:eastAsia="Segoe UI" w:hAnsi="Segoe UI"/>
+                <w:color w:val="334155"/>
                 <w:sz w:val="19"/>
                 <w:szCs w:val="19"/>
               </w:rPr>
@@ -2309,7 +2838,7 @@
             <w:r>
               <w:rPr>
                 <w:rFonts w:ascii="Segoe UI" w:cs="Segoe UI" w:eastAsia="Segoe UI" w:hAnsi="Segoe UI"/>
-                <w:color w:val="475569"/>
+                <w:color w:val="334155"/>
                 <w:sz w:val="19"/>
                 <w:szCs w:val="19"/>
               </w:rPr>
@@ -2329,7 +2858,7 @@
             <w:r>
               <w:rPr>
                 <w:rFonts w:ascii="Segoe UI" w:cs="Segoe UI" w:eastAsia="Segoe UI" w:hAnsi="Segoe UI"/>
-                <w:color w:val="475569"/>
+                <w:color w:val="334155"/>
                 <w:sz w:val="19"/>
                 <w:szCs w:val="19"/>
               </w:rPr>
@@ -2338,17 +2867,22 @@
           </w:p>
           <w:p>
             <w:pPr>
-              <w:pStyle w:val="ListParagraph"/>
-              <w:numPr>
-                <w:ilvl w:val="0"/>
-                <w:numId w:val="1"/>
-              </w:numPr>
-              <w:spacing w:after="56" w:before="56"/>
-            </w:pPr>
-            <w:r>
-              <w:rPr>
-                <w:rFonts w:ascii="Segoe UI" w:cs="Segoe UI" w:eastAsia="Segoe UI" w:hAnsi="Segoe UI"/>
-                <w:color w:val="475569"/>
+              <w:spacing w:after="68" w:before="68"/>
+              <w:ind w:left="283" w:hanging="226"/>
+            </w:pPr>
+            <w:r>
+              <w:rPr>
+                <w:rFonts w:ascii="Segoe UI" w:cs="Segoe UI" w:eastAsia="Segoe UI" w:hAnsi="Segoe UI"/>
+                <w:color w:val="1D4ED8"/>
+                <w:sz w:val="16"/>
+                <w:szCs w:val="16"/>
+              </w:rPr>
+              <w:t xml:space="preserve">●  </w:t>
+            </w:r>
+            <w:r>
+              <w:rPr>
+                <w:rFonts w:ascii="Segoe UI" w:cs="Segoe UI" w:eastAsia="Segoe UI" w:hAnsi="Segoe UI"/>
+                <w:color w:val="334155"/>
                 <w:sz w:val="19"/>
                 <w:szCs w:val="19"/>
               </w:rPr>
@@ -2368,7 +2902,7 @@
             <w:r>
               <w:rPr>
                 <w:rFonts w:ascii="Segoe UI" w:cs="Segoe UI" w:eastAsia="Segoe UI" w:hAnsi="Segoe UI"/>
-                <w:color w:val="475569"/>
+                <w:color w:val="334155"/>
                 <w:sz w:val="19"/>
                 <w:szCs w:val="19"/>
               </w:rPr>
@@ -2377,17 +2911,22 @@
           </w:p>
           <w:p>
             <w:pPr>
-              <w:pStyle w:val="ListParagraph"/>
-              <w:numPr>
-                <w:ilvl w:val="0"/>
-                <w:numId w:val="1"/>
-              </w:numPr>
-              <w:spacing w:after="56" w:before="56"/>
-            </w:pPr>
-            <w:r>
-              <w:rPr>
-                <w:rFonts w:ascii="Segoe UI" w:cs="Segoe UI" w:eastAsia="Segoe UI" w:hAnsi="Segoe UI"/>
-                <w:color w:val="475569"/>
+              <w:spacing w:after="68" w:before="68"/>
+              <w:ind w:left="283" w:hanging="226"/>
+            </w:pPr>
+            <w:r>
+              <w:rPr>
+                <w:rFonts w:ascii="Segoe UI" w:cs="Segoe UI" w:eastAsia="Segoe UI" w:hAnsi="Segoe UI"/>
+                <w:color w:val="1D4ED8"/>
+                <w:sz w:val="16"/>
+                <w:szCs w:val="16"/>
+              </w:rPr>
+              <w:t xml:space="preserve">●  </w:t>
+            </w:r>
+            <w:r>
+              <w:rPr>
+                <w:rFonts w:ascii="Segoe UI" w:cs="Segoe UI" w:eastAsia="Segoe UI" w:hAnsi="Segoe UI"/>
+                <w:color w:val="334155"/>
                 <w:sz w:val="19"/>
                 <w:szCs w:val="19"/>
               </w:rPr>
@@ -2407,26 +2946,31 @@
             <w:r>
               <w:rPr>
                 <w:rFonts w:ascii="Segoe UI" w:cs="Segoe UI" w:eastAsia="Segoe UI" w:hAnsi="Segoe UI"/>
-                <w:color w:val="475569"/>
-                <w:sz w:val="19"/>
-                <w:szCs w:val="19"/>
-              </w:rPr>
-              <w:t xml:space="preserve"> under strict financial SLAs: rapid triage, deep SQL Server query analysis, DB job monitoring, fraud transaction investigation, and coordinated service restoration.</w:t>
-            </w:r>
-          </w:p>
-          <w:p>
-            <w:pPr>
-              <w:pStyle w:val="ListParagraph"/>
-              <w:numPr>
-                <w:ilvl w:val="0"/>
-                <w:numId w:val="1"/>
-              </w:numPr>
-              <w:spacing w:after="56" w:before="56"/>
-            </w:pPr>
-            <w:r>
-              <w:rPr>
-                <w:rFonts w:ascii="Segoe UI" w:cs="Segoe UI" w:eastAsia="Segoe UI" w:hAnsi="Segoe UI"/>
-                <w:color w:val="475569"/>
+                <w:color w:val="334155"/>
+                <w:sz w:val="19"/>
+                <w:szCs w:val="19"/>
+              </w:rPr>
+              <w:t xml:space="preserve"> under strict financial SLAs: rapid triage, deep SQL Server query analysis, DB job monitoring, fraud transaction investigation, and coordinated service restoration across distributed payment systems.</w:t>
+            </w:r>
+          </w:p>
+          <w:p>
+            <w:pPr>
+              <w:spacing w:after="68" w:before="68"/>
+              <w:ind w:left="283" w:hanging="226"/>
+            </w:pPr>
+            <w:r>
+              <w:rPr>
+                <w:rFonts w:ascii="Segoe UI" w:cs="Segoe UI" w:eastAsia="Segoe UI" w:hAnsi="Segoe UI"/>
+                <w:color w:val="1D4ED8"/>
+                <w:sz w:val="16"/>
+                <w:szCs w:val="16"/>
+              </w:rPr>
+              <w:t xml:space="preserve">●  </w:t>
+            </w:r>
+            <w:r>
+              <w:rPr>
+                <w:rFonts w:ascii="Segoe UI" w:cs="Segoe UI" w:eastAsia="Segoe UI" w:hAnsi="Segoe UI"/>
+                <w:color w:val="334155"/>
                 <w:sz w:val="19"/>
                 <w:szCs w:val="19"/>
               </w:rPr>
@@ -2435,12 +2979,15 @@
           </w:p>
           <w:p>
             <w:pPr>
-              <w:spacing w:after="113" w:before="113"/>
-            </w:pPr>
-          </w:p>
-          <w:p>
-            <w:pPr>
-              <w:spacing w:after="56" w:before="226"/>
+              <w:spacing w:after="0" w:before="113"/>
+            </w:pPr>
+          </w:p>
+          <w:p>
+            <w:pPr>
+              <w:pBdr>
+                <w:bottom w:val="single" w:color="DBE5F3" w:sz="4"/>
+              </w:pBdr>
+              <w:spacing w:after="56" w:before="255"/>
             </w:pPr>
             <w:r>
               <w:rPr>
@@ -2454,28 +3001,28 @@
               <w:t xml:space="preserve">Senior Product Specialist / SRE</w:t>
             </w:r>
             <w:r>
-              <w:rPr>
-                <w:sz w:val="24"/>
-                <w:szCs w:val="24"/>
-              </w:rPr>
-              <w:t xml:space="preserve">   </w:t>
-            </w:r>
-            <w:r>
-              <w:rPr>
-                <w:rFonts w:ascii="Segoe UI" w:cs="Segoe UI" w:eastAsia="Segoe UI" w:hAnsi="Segoe UI"/>
-                <w:b/>
-                <w:bCs/>
-                <w:color w:val="1D4ED8"/>
+              <w:t xml:space="preserve">    </w:t>
+            </w:r>
+            <w:r>
+              <w:rPr>
+                <w:rFonts w:ascii="Segoe UI" w:cs="Segoe UI" w:eastAsia="Segoe UI" w:hAnsi="Segoe UI"/>
+                <w:b/>
+                <w:bCs/>
+                <w:color w:val="1E3A8A"/>
                 <w:sz w:val="18"/>
                 <w:szCs w:val="18"/>
+                <w:shd w:fill="DBEAFE" w:val="clear"/>
               </w:rPr>
               <w:t xml:space="preserve">Sep 2018 – Aug 2021</w:t>
             </w:r>
           </w:p>
           <w:p>
             <w:pPr>
-              <w:shd w:fill="EFF6FF" w:val="clear"/>
-              <w:spacing w:after="113" w:before="56"/>
+              <w:pBdr>
+                <w:left w:val="single" w:color="60A5FA" w:sz="14"/>
+              </w:pBdr>
+              <w:shd w:fill="F0F7FF" w:val="clear"/>
+              <w:spacing w:after="85" w:before="85"/>
             </w:pPr>
             <w:r>
               <w:rPr>
@@ -2483,22 +3030,22 @@
                 <w:b/>
                 <w:bCs/>
                 <w:color w:val="0F172A"/>
-                <w:sz w:val="19"/>
-                <w:szCs w:val="19"/>
-              </w:rPr>
-              <w:t xml:space="preserve">🏢  Eurofins IT Solutions — EOL &amp; OSO Platforms (USA)</w:t>
-            </w:r>
-          </w:p>
-          <w:p>
-            <w:pPr>
-              <w:spacing w:after="113" w:before="56"/>
-            </w:pPr>
-            <w:r>
-              <w:rPr>
-                <w:rFonts w:ascii="Segoe UI" w:cs="Segoe UI" w:eastAsia="Segoe UI" w:hAnsi="Segoe UI"/>
-                <w:b/>
-                <w:bCs/>
-                <w:color w:val="1E3A8A"/>
+                <w:sz w:val="18"/>
+                <w:szCs w:val="18"/>
+              </w:rPr>
+              <w:t xml:space="preserve">  🏢  Eurofins IT Solutions — EOL &amp; OSO Platforms (USA)</w:t>
+            </w:r>
+          </w:p>
+          <w:p>
+            <w:pPr>
+              <w:spacing w:after="113" w:before="85"/>
+            </w:pPr>
+            <w:r>
+              <w:rPr>
+                <w:rFonts w:ascii="Segoe UI" w:cs="Segoe UI" w:eastAsia="Segoe UI" w:hAnsi="Segoe UI"/>
+                <w:b/>
+                <w:bCs/>
+                <w:color w:val="1E40AF"/>
                 <w:sz w:val="16"/>
                 <w:szCs w:val="16"/>
                 <w:shd w:fill="DBEAFE" w:val="clear"/>
@@ -2507,78 +3054,118 @@
             </w:r>
             <w:r>
               <w:rPr>
-                <w:rFonts w:ascii="Segoe UI" w:cs="Segoe UI" w:eastAsia="Segoe UI" w:hAnsi="Segoe UI"/>
-                <w:b/>
-                <w:bCs/>
-                <w:color w:val="1E3A8A"/>
+                <w:sz w:val="16"/>
+                <w:szCs w:val="16"/>
+              </w:rPr>
+              <w:t xml:space="preserve">  </w:t>
+            </w:r>
+            <w:r>
+              <w:rPr>
+                <w:rFonts w:ascii="Segoe UI" w:cs="Segoe UI" w:eastAsia="Segoe UI" w:hAnsi="Segoe UI"/>
+                <w:b/>
+                <w:bCs/>
+                <w:color w:val="166534"/>
+                <w:sz w:val="16"/>
+                <w:szCs w:val="16"/>
+                <w:shd w:fill="DCFCE7" w:val="clear"/>
+              </w:rPr>
+              <w:t xml:space="preserve"> Eurofins </w:t>
+            </w:r>
+            <w:r>
+              <w:rPr>
+                <w:sz w:val="16"/>
+                <w:szCs w:val="16"/>
+              </w:rPr>
+              <w:t xml:space="preserve">  </w:t>
+            </w:r>
+            <w:r>
+              <w:rPr>
+                <w:rFonts w:ascii="Segoe UI" w:cs="Segoe UI" w:eastAsia="Segoe UI" w:hAnsi="Segoe UI"/>
+                <w:b/>
+                <w:bCs/>
+                <w:color w:val="6B21A8"/>
+                <w:sz w:val="16"/>
+                <w:szCs w:val="16"/>
+                <w:shd w:fill="F3E8FF" w:val="clear"/>
+              </w:rPr>
+              <w:t xml:space="preserve"> 50 Countries </w:t>
+            </w:r>
+            <w:r>
+              <w:rPr>
+                <w:sz w:val="16"/>
+                <w:szCs w:val="16"/>
+              </w:rPr>
+              <w:t xml:space="preserve">  </w:t>
+            </w:r>
+            <w:r>
+              <w:rPr>
+                <w:rFonts w:ascii="Segoe UI" w:cs="Segoe UI" w:eastAsia="Segoe UI" w:hAnsi="Segoe UI"/>
+                <w:b/>
+                <w:bCs/>
+                <w:color w:val="0E7490"/>
+                <w:sz w:val="16"/>
+                <w:szCs w:val="16"/>
+                <w:shd w:fill="ECFEFF" w:val="clear"/>
+              </w:rPr>
+              <w:t xml:space="preserve"> IIS </w:t>
+            </w:r>
+            <w:r>
+              <w:rPr>
+                <w:sz w:val="16"/>
+                <w:szCs w:val="16"/>
+              </w:rPr>
+              <w:t xml:space="preserve">  </w:t>
+            </w:r>
+            <w:r>
+              <w:rPr>
+                <w:rFonts w:ascii="Segoe UI" w:cs="Segoe UI" w:eastAsia="Segoe UI" w:hAnsi="Segoe UI"/>
+                <w:b/>
+                <w:bCs/>
+                <w:color w:val="854D0E"/>
+                <w:sz w:val="16"/>
+                <w:szCs w:val="16"/>
+                <w:shd w:fill="FEF9C3" w:val="clear"/>
+              </w:rPr>
+              <w:t xml:space="preserve"> Jenkins </w:t>
+            </w:r>
+            <w:r>
+              <w:rPr>
+                <w:sz w:val="16"/>
+                <w:szCs w:val="16"/>
+              </w:rPr>
+              <w:t xml:space="preserve">  </w:t>
+            </w:r>
+            <w:r>
+              <w:rPr>
+                <w:rFonts w:ascii="Segoe UI" w:cs="Segoe UI" w:eastAsia="Segoe UI" w:hAnsi="Segoe UI"/>
+                <w:b/>
+                <w:bCs/>
+                <w:color w:val="1E40AF"/>
                 <w:sz w:val="16"/>
                 <w:szCs w:val="16"/>
                 <w:shd w:fill="DBEAFE" w:val="clear"/>
               </w:rPr>
-              <w:t xml:space="preserve"> Eurofins </w:t>
-            </w:r>
-            <w:r>
-              <w:rPr>
-                <w:rFonts w:ascii="Segoe UI" w:cs="Segoe UI" w:eastAsia="Segoe UI" w:hAnsi="Segoe UI"/>
-                <w:b/>
-                <w:bCs/>
-                <w:color w:val="1E3A8A"/>
-                <w:sz w:val="16"/>
-                <w:szCs w:val="16"/>
-                <w:shd w:fill="DBEAFE" w:val="clear"/>
-              </w:rPr>
-              <w:t xml:space="preserve"> 50 Countries </w:t>
-            </w:r>
-            <w:r>
-              <w:rPr>
-                <w:rFonts w:ascii="Segoe UI" w:cs="Segoe UI" w:eastAsia="Segoe UI" w:hAnsi="Segoe UI"/>
-                <w:b/>
-                <w:bCs/>
-                <w:color w:val="1E3A8A"/>
-                <w:sz w:val="16"/>
-                <w:szCs w:val="16"/>
-                <w:shd w:fill="DBEAFE" w:val="clear"/>
-              </w:rPr>
-              <w:t xml:space="preserve"> IIS </w:t>
-            </w:r>
-            <w:r>
-              <w:rPr>
-                <w:rFonts w:ascii="Segoe UI" w:cs="Segoe UI" w:eastAsia="Segoe UI" w:hAnsi="Segoe UI"/>
-                <w:b/>
-                <w:bCs/>
-                <w:color w:val="1E3A8A"/>
-                <w:sz w:val="16"/>
-                <w:szCs w:val="16"/>
-                <w:shd w:fill="DBEAFE" w:val="clear"/>
-              </w:rPr>
-              <w:t xml:space="preserve"> Jenkins </w:t>
-            </w:r>
-            <w:r>
-              <w:rPr>
-                <w:rFonts w:ascii="Segoe UI" w:cs="Segoe UI" w:eastAsia="Segoe UI" w:hAnsi="Segoe UI"/>
-                <w:b/>
-                <w:bCs/>
-                <w:color w:val="1E3A8A"/>
-                <w:sz w:val="16"/>
-                <w:szCs w:val="16"/>
-                <w:shd w:fill="DBEAFE" w:val="clear"/>
-              </w:rPr>
               <w:t xml:space="preserve"> Azure </w:t>
             </w:r>
           </w:p>
           <w:p>
             <w:pPr>
-              <w:pStyle w:val="ListParagraph"/>
-              <w:numPr>
-                <w:ilvl w:val="0"/>
-                <w:numId w:val="1"/>
-              </w:numPr>
-              <w:spacing w:after="56" w:before="56"/>
-            </w:pPr>
-            <w:r>
-              <w:rPr>
-                <w:rFonts w:ascii="Segoe UI" w:cs="Segoe UI" w:eastAsia="Segoe UI" w:hAnsi="Segoe UI"/>
-                <w:color w:val="475569"/>
+              <w:spacing w:after="68" w:before="68"/>
+              <w:ind w:left="283" w:hanging="226"/>
+            </w:pPr>
+            <w:r>
+              <w:rPr>
+                <w:rFonts w:ascii="Segoe UI" w:cs="Segoe UI" w:eastAsia="Segoe UI" w:hAnsi="Segoe UI"/>
+                <w:color w:val="1D4ED8"/>
+                <w:sz w:val="16"/>
+                <w:szCs w:val="16"/>
+              </w:rPr>
+              <w:t xml:space="preserve">●  </w:t>
+            </w:r>
+            <w:r>
+              <w:rPr>
+                <w:rFonts w:ascii="Segoe UI" w:cs="Segoe UI" w:eastAsia="Segoe UI" w:hAnsi="Segoe UI"/>
+                <w:color w:val="334155"/>
                 <w:sz w:val="19"/>
                 <w:szCs w:val="19"/>
               </w:rPr>
@@ -2598,7 +3185,7 @@
             <w:r>
               <w:rPr>
                 <w:rFonts w:ascii="Segoe UI" w:cs="Segoe UI" w:eastAsia="Segoe UI" w:hAnsi="Segoe UI"/>
-                <w:color w:val="475569"/>
+                <w:color w:val="334155"/>
                 <w:sz w:val="19"/>
                 <w:szCs w:val="19"/>
               </w:rPr>
@@ -2607,17 +3194,22 @@
           </w:p>
           <w:p>
             <w:pPr>
-              <w:pStyle w:val="ListParagraph"/>
-              <w:numPr>
-                <w:ilvl w:val="0"/>
-                <w:numId w:val="1"/>
-              </w:numPr>
-              <w:spacing w:after="56" w:before="56"/>
-            </w:pPr>
-            <w:r>
-              <w:rPr>
-                <w:rFonts w:ascii="Segoe UI" w:cs="Segoe UI" w:eastAsia="Segoe UI" w:hAnsi="Segoe UI"/>
-                <w:color w:val="475569"/>
+              <w:spacing w:after="68" w:before="68"/>
+              <w:ind w:left="283" w:hanging="226"/>
+            </w:pPr>
+            <w:r>
+              <w:rPr>
+                <w:rFonts w:ascii="Segoe UI" w:cs="Segoe UI" w:eastAsia="Segoe UI" w:hAnsi="Segoe UI"/>
+                <w:color w:val="1D4ED8"/>
+                <w:sz w:val="16"/>
+                <w:szCs w:val="16"/>
+              </w:rPr>
+              <w:t xml:space="preserve">●  </w:t>
+            </w:r>
+            <w:r>
+              <w:rPr>
+                <w:rFonts w:ascii="Segoe UI" w:cs="Segoe UI" w:eastAsia="Segoe UI" w:hAnsi="Segoe UI"/>
+                <w:color w:val="334155"/>
                 <w:sz w:val="19"/>
                 <w:szCs w:val="19"/>
               </w:rPr>
@@ -2637,7 +3229,7 @@
             <w:r>
               <w:rPr>
                 <w:rFonts w:ascii="Segoe UI" w:cs="Segoe UI" w:eastAsia="Segoe UI" w:hAnsi="Segoe UI"/>
-                <w:color w:val="475569"/>
+                <w:color w:val="334155"/>
                 <w:sz w:val="19"/>
                 <w:szCs w:val="19"/>
               </w:rPr>
@@ -2657,7 +3249,7 @@
             <w:r>
               <w:rPr>
                 <w:rFonts w:ascii="Segoe UI" w:cs="Segoe UI" w:eastAsia="Segoe UI" w:hAnsi="Segoe UI"/>
-                <w:color w:val="475569"/>
+                <w:color w:val="334155"/>
                 <w:sz w:val="19"/>
                 <w:szCs w:val="19"/>
               </w:rPr>
@@ -2666,17 +3258,22 @@
           </w:p>
           <w:p>
             <w:pPr>
-              <w:pStyle w:val="ListParagraph"/>
-              <w:numPr>
-                <w:ilvl w:val="0"/>
-                <w:numId w:val="1"/>
-              </w:numPr>
-              <w:spacing w:after="56" w:before="56"/>
-            </w:pPr>
-            <w:r>
-              <w:rPr>
-                <w:rFonts w:ascii="Segoe UI" w:cs="Segoe UI" w:eastAsia="Segoe UI" w:hAnsi="Segoe UI"/>
-                <w:color w:val="475569"/>
+              <w:spacing w:after="68" w:before="68"/>
+              <w:ind w:left="283" w:hanging="226"/>
+            </w:pPr>
+            <w:r>
+              <w:rPr>
+                <w:rFonts w:ascii="Segoe UI" w:cs="Segoe UI" w:eastAsia="Segoe UI" w:hAnsi="Segoe UI"/>
+                <w:color w:val="1D4ED8"/>
+                <w:sz w:val="16"/>
+                <w:szCs w:val="16"/>
+              </w:rPr>
+              <w:t xml:space="preserve">●  </w:t>
+            </w:r>
+            <w:r>
+              <w:rPr>
+                <w:rFonts w:ascii="Segoe UI" w:cs="Segoe UI" w:eastAsia="Segoe UI" w:hAnsi="Segoe UI"/>
+                <w:color w:val="334155"/>
                 <w:sz w:val="19"/>
                 <w:szCs w:val="19"/>
               </w:rPr>
@@ -2696,7 +3293,7 @@
             <w:r>
               <w:rPr>
                 <w:rFonts w:ascii="Segoe UI" w:cs="Segoe UI" w:eastAsia="Segoe UI" w:hAnsi="Segoe UI"/>
-                <w:color w:val="475569"/>
+                <w:color w:val="334155"/>
                 <w:sz w:val="19"/>
                 <w:szCs w:val="19"/>
               </w:rPr>
@@ -2705,17 +3302,22 @@
           </w:p>
           <w:p>
             <w:pPr>
-              <w:pStyle w:val="ListParagraph"/>
-              <w:numPr>
-                <w:ilvl w:val="0"/>
-                <w:numId w:val="1"/>
-              </w:numPr>
-              <w:spacing w:after="56" w:before="56"/>
-            </w:pPr>
-            <w:r>
-              <w:rPr>
-                <w:rFonts w:ascii="Segoe UI" w:cs="Segoe UI" w:eastAsia="Segoe UI" w:hAnsi="Segoe UI"/>
-                <w:color w:val="475569"/>
+              <w:spacing w:after="68" w:before="68"/>
+              <w:ind w:left="283" w:hanging="226"/>
+            </w:pPr>
+            <w:r>
+              <w:rPr>
+                <w:rFonts w:ascii="Segoe UI" w:cs="Segoe UI" w:eastAsia="Segoe UI" w:hAnsi="Segoe UI"/>
+                <w:color w:val="1D4ED8"/>
+                <w:sz w:val="16"/>
+                <w:szCs w:val="16"/>
+              </w:rPr>
+              <w:t xml:space="preserve">●  </w:t>
+            </w:r>
+            <w:r>
+              <w:rPr>
+                <w:rFonts w:ascii="Segoe UI" w:cs="Segoe UI" w:eastAsia="Segoe UI" w:hAnsi="Segoe UI"/>
+                <w:color w:val="334155"/>
                 <w:sz w:val="19"/>
                 <w:szCs w:val="19"/>
               </w:rPr>
@@ -2724,12 +3326,15 @@
           </w:p>
           <w:p>
             <w:pPr>
-              <w:spacing w:after="113" w:before="113"/>
-            </w:pPr>
-          </w:p>
-          <w:p>
-            <w:pPr>
-              <w:spacing w:after="56" w:before="226"/>
+              <w:spacing w:after="0" w:before="113"/>
+            </w:pPr>
+          </w:p>
+          <w:p>
+            <w:pPr>
+              <w:pBdr>
+                <w:bottom w:val="single" w:color="DBE5F3" w:sz="4"/>
+              </w:pBdr>
+              <w:spacing w:after="56" w:before="255"/>
             </w:pPr>
             <w:r>
               <w:rPr>
@@ -2743,28 +3348,28 @@
               <w:t xml:space="preserve">System Engineer — Application Management</w:t>
             </w:r>
             <w:r>
-              <w:rPr>
-                <w:sz w:val="24"/>
-                <w:szCs w:val="24"/>
-              </w:rPr>
-              <w:t xml:space="preserve">   </w:t>
-            </w:r>
-            <w:r>
-              <w:rPr>
-                <w:rFonts w:ascii="Segoe UI" w:cs="Segoe UI" w:eastAsia="Segoe UI" w:hAnsi="Segoe UI"/>
-                <w:b/>
-                <w:bCs/>
-                <w:color w:val="1D4ED8"/>
+              <w:t xml:space="preserve">    </w:t>
+            </w:r>
+            <w:r>
+              <w:rPr>
+                <w:rFonts w:ascii="Segoe UI" w:cs="Segoe UI" w:eastAsia="Segoe UI" w:hAnsi="Segoe UI"/>
+                <w:b/>
+                <w:bCs/>
+                <w:color w:val="1E3A8A"/>
                 <w:sz w:val="18"/>
                 <w:szCs w:val="18"/>
+                <w:shd w:fill="DBEAFE" w:val="clear"/>
               </w:rPr>
               <w:t xml:space="preserve">Feb 2016 – Sep 2018</w:t>
             </w:r>
           </w:p>
           <w:p>
             <w:pPr>
-              <w:shd w:fill="EFF6FF" w:val="clear"/>
-              <w:spacing w:after="113" w:before="56"/>
+              <w:pBdr>
+                <w:left w:val="single" w:color="60A5FA" w:sz="14"/>
+              </w:pBdr>
+              <w:shd w:fill="F0F7FF" w:val="clear"/>
+              <w:spacing w:after="85" w:before="85"/>
             </w:pPr>
             <w:r>
               <w:rPr>
@@ -2772,22 +3377,22 @@
                 <w:b/>
                 <w:bCs/>
                 <w:color w:val="0F172A"/>
-                <w:sz w:val="19"/>
-                <w:szCs w:val="19"/>
-              </w:rPr>
-              <w:t xml:space="preserve">🏢  Iron Mountain — Hosted Accutrac &amp; GroupTrak GTx (USA)</w:t>
-            </w:r>
-          </w:p>
-          <w:p>
-            <w:pPr>
-              <w:spacing w:after="113" w:before="56"/>
-            </w:pPr>
-            <w:r>
-              <w:rPr>
-                <w:rFonts w:ascii="Segoe UI" w:cs="Segoe UI" w:eastAsia="Segoe UI" w:hAnsi="Segoe UI"/>
-                <w:b/>
-                <w:bCs/>
-                <w:color w:val="1E3A8A"/>
+                <w:sz w:val="18"/>
+                <w:szCs w:val="18"/>
+              </w:rPr>
+              <w:t xml:space="preserve">  🏢  Iron Mountain — Hosted Accutrac &amp; GroupTrak GTx (USA)</w:t>
+            </w:r>
+          </w:p>
+          <w:p>
+            <w:pPr>
+              <w:spacing w:after="113" w:before="85"/>
+            </w:pPr>
+            <w:r>
+              <w:rPr>
+                <w:rFonts w:ascii="Segoe UI" w:cs="Segoe UI" w:eastAsia="Segoe UI" w:hAnsi="Segoe UI"/>
+                <w:b/>
+                <w:bCs/>
+                <w:color w:val="1E40AF"/>
                 <w:sz w:val="16"/>
                 <w:szCs w:val="16"/>
                 <w:shd w:fill="DBEAFE" w:val="clear"/>
@@ -2796,66 +3401,99 @@
             </w:r>
             <w:r>
               <w:rPr>
-                <w:rFonts w:ascii="Segoe UI" w:cs="Segoe UI" w:eastAsia="Segoe UI" w:hAnsi="Segoe UI"/>
-                <w:b/>
-                <w:bCs/>
-                <w:color w:val="1E3A8A"/>
-                <w:sz w:val="16"/>
-                <w:szCs w:val="16"/>
-                <w:shd w:fill="DBEAFE" w:val="clear"/>
+                <w:sz w:val="16"/>
+                <w:szCs w:val="16"/>
+              </w:rPr>
+              <w:t xml:space="preserve">  </w:t>
+            </w:r>
+            <w:r>
+              <w:rPr>
+                <w:rFonts w:ascii="Segoe UI" w:cs="Segoe UI" w:eastAsia="Segoe UI" w:hAnsi="Segoe UI"/>
+                <w:b/>
+                <w:bCs/>
+                <w:color w:val="166534"/>
+                <w:sz w:val="16"/>
+                <w:szCs w:val="16"/>
+                <w:shd w:fill="DCFCE7" w:val="clear"/>
               </w:rPr>
               <w:t xml:space="preserve"> Iron Mountain </w:t>
             </w:r>
             <w:r>
               <w:rPr>
-                <w:rFonts w:ascii="Segoe UI" w:cs="Segoe UI" w:eastAsia="Segoe UI" w:hAnsi="Segoe UI"/>
-                <w:b/>
-                <w:bCs/>
-                <w:color w:val="1E3A8A"/>
-                <w:sz w:val="16"/>
-                <w:szCs w:val="16"/>
-                <w:shd w:fill="DBEAFE" w:val="clear"/>
+                <w:sz w:val="16"/>
+                <w:szCs w:val="16"/>
+              </w:rPr>
+              <w:t xml:space="preserve">  </w:t>
+            </w:r>
+            <w:r>
+              <w:rPr>
+                <w:rFonts w:ascii="Segoe UI" w:cs="Segoe UI" w:eastAsia="Segoe UI" w:hAnsi="Segoe UI"/>
+                <w:b/>
+                <w:bCs/>
+                <w:color w:val="6B21A8"/>
+                <w:sz w:val="16"/>
+                <w:szCs w:val="16"/>
+                <w:shd w:fill="F3E8FF" w:val="clear"/>
               </w:rPr>
               <w:t xml:space="preserve"> Windows Server </w:t>
             </w:r>
             <w:r>
               <w:rPr>
-                <w:rFonts w:ascii="Segoe UI" w:cs="Segoe UI" w:eastAsia="Segoe UI" w:hAnsi="Segoe UI"/>
-                <w:b/>
-                <w:bCs/>
-                <w:color w:val="1E3A8A"/>
-                <w:sz w:val="16"/>
-                <w:szCs w:val="16"/>
-                <w:shd w:fill="DBEAFE" w:val="clear"/>
+                <w:sz w:val="16"/>
+                <w:szCs w:val="16"/>
+              </w:rPr>
+              <w:t xml:space="preserve">  </w:t>
+            </w:r>
+            <w:r>
+              <w:rPr>
+                <w:rFonts w:ascii="Segoe UI" w:cs="Segoe UI" w:eastAsia="Segoe UI" w:hAnsi="Segoe UI"/>
+                <w:b/>
+                <w:bCs/>
+                <w:color w:val="0E7490"/>
+                <w:sz w:val="16"/>
+                <w:szCs w:val="16"/>
+                <w:shd w:fill="ECFEFF" w:val="clear"/>
               </w:rPr>
               <w:t xml:space="preserve"> IIS </w:t>
             </w:r>
             <w:r>
               <w:rPr>
-                <w:rFonts w:ascii="Segoe UI" w:cs="Segoe UI" w:eastAsia="Segoe UI" w:hAnsi="Segoe UI"/>
-                <w:b/>
-                <w:bCs/>
-                <w:color w:val="1E3A8A"/>
-                <w:sz w:val="16"/>
-                <w:szCs w:val="16"/>
-                <w:shd w:fill="DBEAFE" w:val="clear"/>
+                <w:sz w:val="16"/>
+                <w:szCs w:val="16"/>
+              </w:rPr>
+              <w:t xml:space="preserve">  </w:t>
+            </w:r>
+            <w:r>
+              <w:rPr>
+                <w:rFonts w:ascii="Segoe UI" w:cs="Segoe UI" w:eastAsia="Segoe UI" w:hAnsi="Segoe UI"/>
+                <w:b/>
+                <w:bCs/>
+                <w:color w:val="854D0E"/>
+                <w:sz w:val="16"/>
+                <w:szCs w:val="16"/>
+                <w:shd w:fill="FEF9C3" w:val="clear"/>
               </w:rPr>
               <w:t xml:space="preserve"> SQL Server </w:t>
             </w:r>
           </w:p>
           <w:p>
             <w:pPr>
-              <w:pStyle w:val="ListParagraph"/>
-              <w:numPr>
-                <w:ilvl w:val="0"/>
-                <w:numId w:val="1"/>
-              </w:numPr>
-              <w:spacing w:after="56" w:before="56"/>
-            </w:pPr>
-            <w:r>
-              <w:rPr>
-                <w:rFonts w:ascii="Segoe UI" w:cs="Segoe UI" w:eastAsia="Segoe UI" w:hAnsi="Segoe UI"/>
-                <w:color w:val="475569"/>
+              <w:spacing w:after="68" w:before="68"/>
+              <w:ind w:left="283" w:hanging="226"/>
+            </w:pPr>
+            <w:r>
+              <w:rPr>
+                <w:rFonts w:ascii="Segoe UI" w:cs="Segoe UI" w:eastAsia="Segoe UI" w:hAnsi="Segoe UI"/>
+                <w:color w:val="1D4ED8"/>
+                <w:sz w:val="16"/>
+                <w:szCs w:val="16"/>
+              </w:rPr>
+              <w:t xml:space="preserve">●  </w:t>
+            </w:r>
+            <w:r>
+              <w:rPr>
+                <w:rFonts w:ascii="Segoe UI" w:cs="Segoe UI" w:eastAsia="Segoe UI" w:hAnsi="Segoe UI"/>
+                <w:color w:val="334155"/>
                 <w:sz w:val="19"/>
                 <w:szCs w:val="19"/>
               </w:rPr>
@@ -2864,17 +3502,22 @@
           </w:p>
           <w:p>
             <w:pPr>
-              <w:pStyle w:val="ListParagraph"/>
-              <w:numPr>
-                <w:ilvl w:val="0"/>
-                <w:numId w:val="1"/>
-              </w:numPr>
-              <w:spacing w:after="56" w:before="56"/>
-            </w:pPr>
-            <w:r>
-              <w:rPr>
-                <w:rFonts w:ascii="Segoe UI" w:cs="Segoe UI" w:eastAsia="Segoe UI" w:hAnsi="Segoe UI"/>
-                <w:color w:val="475569"/>
+              <w:spacing w:after="68" w:before="68"/>
+              <w:ind w:left="283" w:hanging="226"/>
+            </w:pPr>
+            <w:r>
+              <w:rPr>
+                <w:rFonts w:ascii="Segoe UI" w:cs="Segoe UI" w:eastAsia="Segoe UI" w:hAnsi="Segoe UI"/>
+                <w:color w:val="1D4ED8"/>
+                <w:sz w:val="16"/>
+                <w:szCs w:val="16"/>
+              </w:rPr>
+              <w:t xml:space="preserve">●  </w:t>
+            </w:r>
+            <w:r>
+              <w:rPr>
+                <w:rFonts w:ascii="Segoe UI" w:cs="Segoe UI" w:eastAsia="Segoe UI" w:hAnsi="Segoe UI"/>
+                <w:color w:val="334155"/>
                 <w:sz w:val="19"/>
                 <w:szCs w:val="19"/>
               </w:rPr>
@@ -2894,7 +3537,7 @@
             <w:r>
               <w:rPr>
                 <w:rFonts w:ascii="Segoe UI" w:cs="Segoe UI" w:eastAsia="Segoe UI" w:hAnsi="Segoe UI"/>
-                <w:color w:val="475569"/>
+                <w:color w:val="334155"/>
                 <w:sz w:val="19"/>
                 <w:szCs w:val="19"/>
               </w:rPr>
@@ -2903,21 +3546,26 @@
           </w:p>
           <w:p>
             <w:pPr>
-              <w:pStyle w:val="ListParagraph"/>
-              <w:numPr>
-                <w:ilvl w:val="0"/>
-                <w:numId w:val="1"/>
-              </w:numPr>
-              <w:spacing w:after="56" w:before="56"/>
-            </w:pPr>
-            <w:r>
-              <w:rPr>
-                <w:rFonts w:ascii="Segoe UI" w:cs="Segoe UI" w:eastAsia="Segoe UI" w:hAnsi="Segoe UI"/>
-                <w:color w:val="475569"/>
-                <w:sz w:val="19"/>
-                <w:szCs w:val="19"/>
-              </w:rPr>
-              <w:t xml:space="preserve">Coordinated structured troubleshooting, root cause analysis, and KB article authoring for recurring issues — building a reusable knowledge base that reduced repeat incident resolution time.</w:t>
+              <w:spacing w:after="68" w:before="68"/>
+              <w:ind w:left="283" w:hanging="226"/>
+            </w:pPr>
+            <w:r>
+              <w:rPr>
+                <w:rFonts w:ascii="Segoe UI" w:cs="Segoe UI" w:eastAsia="Segoe UI" w:hAnsi="Segoe UI"/>
+                <w:color w:val="1D4ED8"/>
+                <w:sz w:val="16"/>
+                <w:szCs w:val="16"/>
+              </w:rPr>
+              <w:t xml:space="preserve">●  </w:t>
+            </w:r>
+            <w:r>
+              <w:rPr>
+                <w:rFonts w:ascii="Segoe UI" w:cs="Segoe UI" w:eastAsia="Segoe UI" w:hAnsi="Segoe UI"/>
+                <w:color w:val="334155"/>
+                <w:sz w:val="19"/>
+                <w:szCs w:val="19"/>
+              </w:rPr>
+              <w:t xml:space="preserve">Coordinated structured troubleshooting, root cause analysis, and KB article authoring — building a reusable knowledge base that reduced repeat incident resolution time across multi-tier hosted applications.</w:t>
             </w:r>
           </w:p>
         </w:tc>
@@ -2935,12 +3583,12 @@
     </w:p>
     <w:tbl>
       <w:tblPr>
-        <w:tblW w:type="pct" w:w="100%"/>
+        <w:tblW w:type="dxa" w:w="11905"/>
         <w:tblBorders>
-          <w:top w:val="none"/>
-          <w:left w:val="none"/>
-          <w:bottom w:val="none"/>
-          <w:right w:val="none"/>
+          <w:top w:val="none" w:color="auto" w:sz="0"/>
+          <w:left w:val="none" w:color="auto" w:sz="0"/>
+          <w:bottom w:val="none" w:color="auto" w:sz="0"/>
+          <w:right w:val="none" w:color="auto" w:sz="0"/>
           <w:insideH w:val="single" w:color="auto" w:sz="4"/>
           <w:insideV w:val="single" w:color="auto" w:sz="4"/>
         </w:tblBorders>
@@ -2957,18 +3605,24 @@
           <w:tcPr>
             <w:tcW w:type="dxa" w:w="3628"/>
             <w:tcBorders>
-              <w:top w:val="none"/>
-              <w:left w:val="none"/>
-              <w:bottom w:val="none"/>
-              <w:right w:val="single" w:color="0EA5E9" w:sz="4"/>
+              <w:top w:val="none" w:color="auto" w:sz="0"/>
+              <w:left w:val="none" w:color="auto" w:sz="0"/>
+              <w:bottom w:val="none" w:color="auto" w:sz="0"/>
+              <w:right w:val="single" w:color="0EA5E9" w:sz="6"/>
             </w:tcBorders>
             <w:shd w:fill="0B1F3A" w:val="clear"/>
+            <w:tcMar>
+              <w:top w:type="dxa" w:w="340"/>
+              <w:left w:type="dxa" w:w="226"/>
+              <w:bottom w:type="dxa" w:w="340"/>
+              <w:right w:type="dxa" w:w="226"/>
+            </w:tcMar>
             <w:vAlign w:val="top"/>
           </w:tcPr>
           <w:p>
             <w:pPr>
               <w:shd w:fill="0B1F3A" w:val="clear"/>
-              <w:spacing w:after="56" w:before="226"/>
+              <w:spacing w:after="56" w:before="226" w:line="240"/>
               <w:jc w:val="center"/>
             </w:pPr>
             <w:r>
@@ -2977,41 +3631,39 @@
                 <w:b/>
                 <w:bCs/>
                 <w:color w:val="FFFFFF"/>
-                <w:sz w:val="28"/>
-                <w:szCs w:val="28"/>
-              </w:rPr>
-              <w:t xml:space="preserve">SKILLS</w:t>
+                <w:sz w:val="26"/>
+                <w:szCs w:val="26"/>
+              </w:rPr>
+              <w:t xml:space="preserve">SKILLS &amp; MORE</w:t>
             </w:r>
           </w:p>
           <w:p>
             <w:pPr>
               <w:pBdr>
-                <w:bottom w:val="single" w:color="1E3A5F" w:sz="4"/>
+                <w:bottom w:val="single" w:color="1E3A5F" w:sz="3"/>
               </w:pBdr>
               <w:shd w:fill="0B1F3A" w:val="clear"/>
-              <w:spacing w:after="226" w:before="0"/>
+              <w:spacing w:after="226" w:before="0" w:line="240"/>
               <w:jc w:val="center"/>
             </w:pPr>
             <w:r>
               <w:rPr>
                 <w:rFonts w:ascii="Segoe UI" w:cs="Segoe UI" w:eastAsia="Segoe UI" w:hAnsi="Segoe UI"/>
                 <w:color w:val="7DD3FC"/>
-                <w:sz w:val="16"/>
-                <w:szCs w:val="16"/>
-              </w:rPr>
-              <w:t xml:space="preserve">SRE · DevOps · Platform
-Cloud · AI-Enabled Ops</w:t>
-            </w:r>
-          </w:p>
-          <w:p>
-            <w:pPr>
-              <w:spacing w:after="113" w:before="113"/>
-            </w:pPr>
-          </w:p>
-          <w:p>
-            <w:pPr>
-              <w:shd w:fill="0B1F3A" w:val="clear"/>
-              <w:spacing w:after="113" w:before="170"/>
+                <w:sz w:val="15"/>
+                <w:szCs w:val="15"/>
+              </w:rPr>
+              <w:t xml:space="preserve">SRE · DevOps · Platform · Cloud · AI</w:t>
+            </w:r>
+          </w:p>
+          <w:p>
+            <w:pPr>
+              <w:pBdr>
+                <w:bottom w:val="single" w:color="1E3A5F" w:sz="3"/>
+              </w:pBdr>
+              <w:shd w:fill="0B1F3A" w:val="clear"/>
+              <w:spacing w:after="85" w:before="198" w:line="240"/>
+              <w:jc w:val="left"/>
             </w:pPr>
             <w:r>
               <w:rPr>
@@ -3019,22 +3671,27 @@
                 <w:b/>
                 <w:bCs/>
                 <w:color w:val="BFDBFE"/>
-                <w:sz w:val="18"/>
-                <w:szCs w:val="18"/>
+                <w:sz w:val="17"/>
+                <w:szCs w:val="17"/>
               </w:rPr>
               <w:t xml:space="preserve">HOBBIES &amp; INTERESTS</w:t>
             </w:r>
           </w:p>
           <w:p>
             <w:pPr>
-              <w:pStyle w:val="ListParagraph"/>
-              <w:numPr>
-                <w:ilvl w:val="0"/>
-                <w:numId w:val="1"/>
-              </w:numPr>
-              <w:shd w:fill="0B1F3A" w:val="clear"/>
-              <w:spacing w:after="45" w:before="45"/>
-            </w:pPr>
+              <w:shd w:fill="0B1F3A" w:val="clear"/>
+              <w:spacing w:after="34" w:before="34" w:line="240"/>
+              <w:jc w:val="left"/>
+            </w:pPr>
+            <w:r>
+              <w:rPr>
+                <w:rFonts w:ascii="Segoe UI" w:cs="Segoe UI" w:eastAsia="Segoe UI" w:hAnsi="Segoe UI"/>
+                <w:color w:val="0EA5E9"/>
+                <w:sz w:val="15"/>
+                <w:szCs w:val="15"/>
+              </w:rPr>
+              <w:t xml:space="preserve">▸  </w:t>
+            </w:r>
             <w:r>
               <w:rPr>
                 <w:rFonts w:ascii="Segoe UI" w:cs="Segoe UI" w:eastAsia="Segoe UI" w:hAnsi="Segoe UI"/>
@@ -3047,14 +3704,19 @@
           </w:p>
           <w:p>
             <w:pPr>
-              <w:pStyle w:val="ListParagraph"/>
-              <w:numPr>
-                <w:ilvl w:val="0"/>
-                <w:numId w:val="1"/>
-              </w:numPr>
-              <w:shd w:fill="0B1F3A" w:val="clear"/>
-              <w:spacing w:after="45" w:before="45"/>
-            </w:pPr>
+              <w:shd w:fill="0B1F3A" w:val="clear"/>
+              <w:spacing w:after="34" w:before="34" w:line="240"/>
+              <w:jc w:val="left"/>
+            </w:pPr>
+            <w:r>
+              <w:rPr>
+                <w:rFonts w:ascii="Segoe UI" w:cs="Segoe UI" w:eastAsia="Segoe UI" w:hAnsi="Segoe UI"/>
+                <w:color w:val="0EA5E9"/>
+                <w:sz w:val="15"/>
+                <w:szCs w:val="15"/>
+              </w:rPr>
+              <w:t xml:space="preserve">▸  </w:t>
+            </w:r>
             <w:r>
               <w:rPr>
                 <w:rFonts w:ascii="Segoe UI" w:cs="Segoe UI" w:eastAsia="Segoe UI" w:hAnsi="Segoe UI"/>
@@ -3067,14 +3729,19 @@
           </w:p>
           <w:p>
             <w:pPr>
-              <w:pStyle w:val="ListParagraph"/>
-              <w:numPr>
-                <w:ilvl w:val="0"/>
-                <w:numId w:val="1"/>
-              </w:numPr>
-              <w:shd w:fill="0B1F3A" w:val="clear"/>
-              <w:spacing w:after="45" w:before="45"/>
-            </w:pPr>
+              <w:shd w:fill="0B1F3A" w:val="clear"/>
+              <w:spacing w:after="34" w:before="34" w:line="240"/>
+              <w:jc w:val="left"/>
+            </w:pPr>
+            <w:r>
+              <w:rPr>
+                <w:rFonts w:ascii="Segoe UI" w:cs="Segoe UI" w:eastAsia="Segoe UI" w:hAnsi="Segoe UI"/>
+                <w:color w:val="0EA5E9"/>
+                <w:sz w:val="15"/>
+                <w:szCs w:val="15"/>
+              </w:rPr>
+              <w:t xml:space="preserve">▸  </w:t>
+            </w:r>
             <w:r>
               <w:rPr>
                 <w:rFonts w:ascii="Segoe UI" w:cs="Segoe UI" w:eastAsia="Segoe UI" w:hAnsi="Segoe UI"/>
@@ -3087,14 +3754,19 @@
           </w:p>
           <w:p>
             <w:pPr>
-              <w:pStyle w:val="ListParagraph"/>
-              <w:numPr>
-                <w:ilvl w:val="0"/>
-                <w:numId w:val="1"/>
-              </w:numPr>
-              <w:shd w:fill="0B1F3A" w:val="clear"/>
-              <w:spacing w:after="45" w:before="45"/>
-            </w:pPr>
+              <w:shd w:fill="0B1F3A" w:val="clear"/>
+              <w:spacing w:after="34" w:before="34" w:line="240"/>
+              <w:jc w:val="left"/>
+            </w:pPr>
+            <w:r>
+              <w:rPr>
+                <w:rFonts w:ascii="Segoe UI" w:cs="Segoe UI" w:eastAsia="Segoe UI" w:hAnsi="Segoe UI"/>
+                <w:color w:val="0EA5E9"/>
+                <w:sz w:val="15"/>
+                <w:szCs w:val="15"/>
+              </w:rPr>
+              <w:t xml:space="preserve">▸  </w:t>
+            </w:r>
             <w:r>
               <w:rPr>
                 <w:rFonts w:ascii="Segoe UI" w:cs="Segoe UI" w:eastAsia="Segoe UI" w:hAnsi="Segoe UI"/>
@@ -3107,14 +3779,19 @@
           </w:p>
           <w:p>
             <w:pPr>
-              <w:pStyle w:val="ListParagraph"/>
-              <w:numPr>
-                <w:ilvl w:val="0"/>
-                <w:numId w:val="1"/>
-              </w:numPr>
-              <w:shd w:fill="0B1F3A" w:val="clear"/>
-              <w:spacing w:after="45" w:before="45"/>
-            </w:pPr>
+              <w:shd w:fill="0B1F3A" w:val="clear"/>
+              <w:spacing w:after="34" w:before="34" w:line="240"/>
+              <w:jc w:val="left"/>
+            </w:pPr>
+            <w:r>
+              <w:rPr>
+                <w:rFonts w:ascii="Segoe UI" w:cs="Segoe UI" w:eastAsia="Segoe UI" w:hAnsi="Segoe UI"/>
+                <w:color w:val="0EA5E9"/>
+                <w:sz w:val="15"/>
+                <w:szCs w:val="15"/>
+              </w:rPr>
+              <w:t xml:space="preserve">▸  </w:t>
+            </w:r>
             <w:r>
               <w:rPr>
                 <w:rFonts w:ascii="Segoe UI" w:cs="Segoe UI" w:eastAsia="Segoe UI" w:hAnsi="Segoe UI"/>
@@ -3127,14 +3804,19 @@
           </w:p>
           <w:p>
             <w:pPr>
-              <w:pStyle w:val="ListParagraph"/>
-              <w:numPr>
-                <w:ilvl w:val="0"/>
-                <w:numId w:val="1"/>
-              </w:numPr>
-              <w:shd w:fill="0B1F3A" w:val="clear"/>
-              <w:spacing w:after="45" w:before="45"/>
-            </w:pPr>
+              <w:shd w:fill="0B1F3A" w:val="clear"/>
+              <w:spacing w:after="34" w:before="34" w:line="240"/>
+              <w:jc w:val="left"/>
+            </w:pPr>
+            <w:r>
+              <w:rPr>
+                <w:rFonts w:ascii="Segoe UI" w:cs="Segoe UI" w:eastAsia="Segoe UI" w:hAnsi="Segoe UI"/>
+                <w:color w:val="0EA5E9"/>
+                <w:sz w:val="15"/>
+                <w:szCs w:val="15"/>
+              </w:rPr>
+              <w:t xml:space="preserve">▸  </w:t>
+            </w:r>
             <w:r>
               <w:rPr>
                 <w:rFonts w:ascii="Segoe UI" w:cs="Segoe UI" w:eastAsia="Segoe UI" w:hAnsi="Segoe UI"/>
@@ -3147,13 +3829,19 @@
           </w:p>
           <w:p>
             <w:pPr>
-              <w:spacing w:after="113" w:before="113"/>
-            </w:pPr>
-          </w:p>
-          <w:p>
-            <w:pPr>
-              <w:shd w:fill="0B1F3A" w:val="clear"/>
-              <w:spacing w:after="113" w:before="170"/>
+              <w:shd w:fill="0B1F3A" w:val="clear"/>
+              <w:spacing w:after="0" w:before="113" w:line="240"/>
+              <w:jc w:val="left"/>
+            </w:pPr>
+          </w:p>
+          <w:p>
+            <w:pPr>
+              <w:pBdr>
+                <w:bottom w:val="single" w:color="1E3A5F" w:sz="3"/>
+              </w:pBdr>
+              <w:shd w:fill="0B1F3A" w:val="clear"/>
+              <w:spacing w:after="85" w:before="198" w:line="240"/>
+              <w:jc w:val="left"/>
             </w:pPr>
             <w:r>
               <w:rPr>
@@ -3161,8 +3849,8 @@
                 <w:b/>
                 <w:bCs/>
                 <w:color w:val="BFDBFE"/>
-                <w:sz w:val="18"/>
-                <w:szCs w:val="18"/>
+                <w:sz w:val="17"/>
+                <w:szCs w:val="17"/>
               </w:rPr>
               <w:t xml:space="preserve">CERTIFICATIONS</w:t>
             </w:r>
@@ -3170,7 +3858,8 @@
           <w:p>
             <w:pPr>
               <w:shd w:fill="0B1F3A" w:val="clear"/>
-              <w:spacing w:after="56" w:before="56"/>
+              <w:spacing w:after="45" w:before="45" w:line="240"/>
+              <w:jc w:val="left"/>
             </w:pPr>
             <w:r>
               <w:rPr>
@@ -3178,8 +3867,8 @@
                 <w:b w:val="false"/>
                 <w:bCs w:val="false"/>
                 <w:color w:val="E2E8F0"/>
-                <w:sz w:val="17"/>
-                <w:szCs w:val="17"/>
+                <w:sz w:val="16"/>
+                <w:szCs w:val="16"/>
               </w:rPr>
               <w:t xml:space="preserve">AWS: Certified Solutions Architect</w:t>
             </w:r>
@@ -3187,7 +3876,8 @@
           <w:p>
             <w:pPr>
               <w:shd w:fill="0B1F3A" w:val="clear"/>
-              <w:spacing w:after="56" w:before="56"/>
+              <w:spacing w:after="45" w:before="45" w:line="240"/>
+              <w:jc w:val="left"/>
             </w:pPr>
             <w:r>
               <w:rPr>
@@ -3195,8 +3885,8 @@
                 <w:b w:val="false"/>
                 <w:bCs w:val="false"/>
                 <w:color w:val="E2E8F0"/>
-                <w:sz w:val="17"/>
-                <w:szCs w:val="17"/>
+                <w:sz w:val="16"/>
+                <w:szCs w:val="16"/>
               </w:rPr>
               <w:t xml:space="preserve">AZURE: Microsoft Azure Administrator</w:t>
             </w:r>
@@ -3204,7 +3894,8 @@
           <w:p>
             <w:pPr>
               <w:shd w:fill="0B1F3A" w:val="clear"/>
-              <w:spacing w:after="56" w:before="56"/>
+              <w:spacing w:after="45" w:before="45" w:line="240"/>
+              <w:jc w:val="left"/>
             </w:pPr>
             <w:r>
               <w:rPr>
@@ -3212,21 +3903,27 @@
                 <w:b w:val="false"/>
                 <w:bCs w:val="false"/>
                 <w:color w:val="E2E8F0"/>
-                <w:sz w:val="17"/>
-                <w:szCs w:val="17"/>
+                <w:sz w:val="16"/>
+                <w:szCs w:val="16"/>
               </w:rPr>
               <w:t xml:space="preserve">ITIL: ITIL V4 Foundation</w:t>
             </w:r>
           </w:p>
           <w:p>
             <w:pPr>
-              <w:spacing w:after="113" w:before="113"/>
-            </w:pPr>
-          </w:p>
-          <w:p>
-            <w:pPr>
-              <w:shd w:fill="0B1F3A" w:val="clear"/>
-              <w:spacing w:after="113" w:before="170"/>
+              <w:shd w:fill="0B1F3A" w:val="clear"/>
+              <w:spacing w:after="0" w:before="113" w:line="240"/>
+              <w:jc w:val="left"/>
+            </w:pPr>
+          </w:p>
+          <w:p>
+            <w:pPr>
+              <w:pBdr>
+                <w:bottom w:val="single" w:color="1E3A5F" w:sz="3"/>
+              </w:pBdr>
+              <w:shd w:fill="0B1F3A" w:val="clear"/>
+              <w:spacing w:after="85" w:before="198" w:line="240"/>
+              <w:jc w:val="left"/>
             </w:pPr>
             <w:r>
               <w:rPr>
@@ -3234,22 +3931,27 @@
                 <w:b/>
                 <w:bCs/>
                 <w:color w:val="BFDBFE"/>
-                <w:sz w:val="18"/>
-                <w:szCs w:val="18"/>
+                <w:sz w:val="17"/>
+                <w:szCs w:val="17"/>
               </w:rPr>
               <w:t xml:space="preserve">FOCUS AREAS</w:t>
             </w:r>
           </w:p>
           <w:p>
             <w:pPr>
-              <w:pStyle w:val="ListParagraph"/>
-              <w:numPr>
-                <w:ilvl w:val="0"/>
-                <w:numId w:val="1"/>
-              </w:numPr>
-              <w:shd w:fill="0B1F3A" w:val="clear"/>
-              <w:spacing w:after="45" w:before="45"/>
-            </w:pPr>
+              <w:shd w:fill="0B1F3A" w:val="clear"/>
+              <w:spacing w:after="34" w:before="34" w:line="240"/>
+              <w:jc w:val="left"/>
+            </w:pPr>
+            <w:r>
+              <w:rPr>
+                <w:rFonts w:ascii="Segoe UI" w:cs="Segoe UI" w:eastAsia="Segoe UI" w:hAnsi="Segoe UI"/>
+                <w:color w:val="0EA5E9"/>
+                <w:sz w:val="15"/>
+                <w:szCs w:val="15"/>
+              </w:rPr>
+              <w:t xml:space="preserve">▸  </w:t>
+            </w:r>
             <w:r>
               <w:rPr>
                 <w:rFonts w:ascii="Segoe UI" w:cs="Segoe UI" w:eastAsia="Segoe UI" w:hAnsi="Segoe UI"/>
@@ -3262,14 +3964,19 @@
           </w:p>
           <w:p>
             <w:pPr>
-              <w:pStyle w:val="ListParagraph"/>
-              <w:numPr>
-                <w:ilvl w:val="0"/>
-                <w:numId w:val="1"/>
-              </w:numPr>
-              <w:shd w:fill="0B1F3A" w:val="clear"/>
-              <w:spacing w:after="45" w:before="45"/>
-            </w:pPr>
+              <w:shd w:fill="0B1F3A" w:val="clear"/>
+              <w:spacing w:after="34" w:before="34" w:line="240"/>
+              <w:jc w:val="left"/>
+            </w:pPr>
+            <w:r>
+              <w:rPr>
+                <w:rFonts w:ascii="Segoe UI" w:cs="Segoe UI" w:eastAsia="Segoe UI" w:hAnsi="Segoe UI"/>
+                <w:color w:val="0EA5E9"/>
+                <w:sz w:val="15"/>
+                <w:szCs w:val="15"/>
+              </w:rPr>
+              <w:t xml:space="preserve">▸  </w:t>
+            </w:r>
             <w:r>
               <w:rPr>
                 <w:rFonts w:ascii="Segoe UI" w:cs="Segoe UI" w:eastAsia="Segoe UI" w:hAnsi="Segoe UI"/>
@@ -3282,14 +3989,19 @@
           </w:p>
           <w:p>
             <w:pPr>
-              <w:pStyle w:val="ListParagraph"/>
-              <w:numPr>
-                <w:ilvl w:val="0"/>
-                <w:numId w:val="1"/>
-              </w:numPr>
-              <w:shd w:fill="0B1F3A" w:val="clear"/>
-              <w:spacing w:after="45" w:before="45"/>
-            </w:pPr>
+              <w:shd w:fill="0B1F3A" w:val="clear"/>
+              <w:spacing w:after="34" w:before="34" w:line="240"/>
+              <w:jc w:val="left"/>
+            </w:pPr>
+            <w:r>
+              <w:rPr>
+                <w:rFonts w:ascii="Segoe UI" w:cs="Segoe UI" w:eastAsia="Segoe UI" w:hAnsi="Segoe UI"/>
+                <w:color w:val="0EA5E9"/>
+                <w:sz w:val="15"/>
+                <w:szCs w:val="15"/>
+              </w:rPr>
+              <w:t xml:space="preserve">▸  </w:t>
+            </w:r>
             <w:r>
               <w:rPr>
                 <w:rFonts w:ascii="Segoe UI" w:cs="Segoe UI" w:eastAsia="Segoe UI" w:hAnsi="Segoe UI"/>
@@ -3302,14 +4014,19 @@
           </w:p>
           <w:p>
             <w:pPr>
-              <w:pStyle w:val="ListParagraph"/>
-              <w:numPr>
-                <w:ilvl w:val="0"/>
-                <w:numId w:val="1"/>
-              </w:numPr>
-              <w:shd w:fill="0B1F3A" w:val="clear"/>
-              <w:spacing w:after="45" w:before="45"/>
-            </w:pPr>
+              <w:shd w:fill="0B1F3A" w:val="clear"/>
+              <w:spacing w:after="34" w:before="34" w:line="240"/>
+              <w:jc w:val="left"/>
+            </w:pPr>
+            <w:r>
+              <w:rPr>
+                <w:rFonts w:ascii="Segoe UI" w:cs="Segoe UI" w:eastAsia="Segoe UI" w:hAnsi="Segoe UI"/>
+                <w:color w:val="0EA5E9"/>
+                <w:sz w:val="15"/>
+                <w:szCs w:val="15"/>
+              </w:rPr>
+              <w:t xml:space="preserve">▸  </w:t>
+            </w:r>
             <w:r>
               <w:rPr>
                 <w:rFonts w:ascii="Segoe UI" w:cs="Segoe UI" w:eastAsia="Segoe UI" w:hAnsi="Segoe UI"/>
@@ -3322,14 +4039,19 @@
           </w:p>
           <w:p>
             <w:pPr>
-              <w:pStyle w:val="ListParagraph"/>
-              <w:numPr>
-                <w:ilvl w:val="0"/>
-                <w:numId w:val="1"/>
-              </w:numPr>
-              <w:shd w:fill="0B1F3A" w:val="clear"/>
-              <w:spacing w:after="45" w:before="45"/>
-            </w:pPr>
+              <w:shd w:fill="0B1F3A" w:val="clear"/>
+              <w:spacing w:after="34" w:before="34" w:line="240"/>
+              <w:jc w:val="left"/>
+            </w:pPr>
+            <w:r>
+              <w:rPr>
+                <w:rFonts w:ascii="Segoe UI" w:cs="Segoe UI" w:eastAsia="Segoe UI" w:hAnsi="Segoe UI"/>
+                <w:color w:val="0EA5E9"/>
+                <w:sz w:val="15"/>
+                <w:szCs w:val="15"/>
+              </w:rPr>
+              <w:t xml:space="preserve">▸  </w:t>
+            </w:r>
             <w:r>
               <w:rPr>
                 <w:rFonts w:ascii="Segoe UI" w:cs="Segoe UI" w:eastAsia="Segoe UI" w:hAnsi="Segoe UI"/>
@@ -3342,14 +4064,19 @@
           </w:p>
           <w:p>
             <w:pPr>
-              <w:pStyle w:val="ListParagraph"/>
-              <w:numPr>
-                <w:ilvl w:val="0"/>
-                <w:numId w:val="1"/>
-              </w:numPr>
-              <w:shd w:fill="0B1F3A" w:val="clear"/>
-              <w:spacing w:after="45" w:before="45"/>
-            </w:pPr>
+              <w:shd w:fill="0B1F3A" w:val="clear"/>
+              <w:spacing w:after="34" w:before="34" w:line="240"/>
+              <w:jc w:val="left"/>
+            </w:pPr>
+            <w:r>
+              <w:rPr>
+                <w:rFonts w:ascii="Segoe UI" w:cs="Segoe UI" w:eastAsia="Segoe UI" w:hAnsi="Segoe UI"/>
+                <w:color w:val="0EA5E9"/>
+                <w:sz w:val="15"/>
+                <w:szCs w:val="15"/>
+              </w:rPr>
+              <w:t xml:space="preserve">▸  </w:t>
+            </w:r>
             <w:r>
               <w:rPr>
                 <w:rFonts w:ascii="Segoe UI" w:cs="Segoe UI" w:eastAsia="Segoe UI" w:hAnsi="Segoe UI"/>
@@ -3362,14 +4089,19 @@
           </w:p>
           <w:p>
             <w:pPr>
-              <w:pStyle w:val="ListParagraph"/>
-              <w:numPr>
-                <w:ilvl w:val="0"/>
-                <w:numId w:val="1"/>
-              </w:numPr>
-              <w:shd w:fill="0B1F3A" w:val="clear"/>
-              <w:spacing w:after="45" w:before="45"/>
-            </w:pPr>
+              <w:shd w:fill="0B1F3A" w:val="clear"/>
+              <w:spacing w:after="34" w:before="34" w:line="240"/>
+              <w:jc w:val="left"/>
+            </w:pPr>
+            <w:r>
+              <w:rPr>
+                <w:rFonts w:ascii="Segoe UI" w:cs="Segoe UI" w:eastAsia="Segoe UI" w:hAnsi="Segoe UI"/>
+                <w:color w:val="0EA5E9"/>
+                <w:sz w:val="15"/>
+                <w:szCs w:val="15"/>
+              </w:rPr>
+              <w:t xml:space="preserve">▸  </w:t>
+            </w:r>
             <w:r>
               <w:rPr>
                 <w:rFonts w:ascii="Segoe UI" w:cs="Segoe UI" w:eastAsia="Segoe UI" w:hAnsi="Segoe UI"/>
@@ -3382,14 +4114,19 @@
           </w:p>
           <w:p>
             <w:pPr>
-              <w:pStyle w:val="ListParagraph"/>
-              <w:numPr>
-                <w:ilvl w:val="0"/>
-                <w:numId w:val="1"/>
-              </w:numPr>
-              <w:shd w:fill="0B1F3A" w:val="clear"/>
-              <w:spacing w:after="45" w:before="45"/>
-            </w:pPr>
+              <w:shd w:fill="0B1F3A" w:val="clear"/>
+              <w:spacing w:after="34" w:before="34" w:line="240"/>
+              <w:jc w:val="left"/>
+            </w:pPr>
+            <w:r>
+              <w:rPr>
+                <w:rFonts w:ascii="Segoe UI" w:cs="Segoe UI" w:eastAsia="Segoe UI" w:hAnsi="Segoe UI"/>
+                <w:color w:val="0EA5E9"/>
+                <w:sz w:val="15"/>
+                <w:szCs w:val="15"/>
+              </w:rPr>
+              <w:t xml:space="preserve">▸  </w:t>
+            </w:r>
             <w:r>
               <w:rPr>
                 <w:rFonts w:ascii="Segoe UI" w:cs="Segoe UI" w:eastAsia="Segoe UI" w:hAnsi="Segoe UI"/>
@@ -3402,13 +4139,19 @@
           </w:p>
           <w:p>
             <w:pPr>
-              <w:spacing w:after="113" w:before="113"/>
-            </w:pPr>
-          </w:p>
-          <w:p>
-            <w:pPr>
-              <w:shd w:fill="0B1F3A" w:val="clear"/>
-              <w:spacing w:after="113" w:before="170"/>
+              <w:shd w:fill="0B1F3A" w:val="clear"/>
+              <w:spacing w:after="0" w:before="113" w:line="240"/>
+              <w:jc w:val="left"/>
+            </w:pPr>
+          </w:p>
+          <w:p>
+            <w:pPr>
+              <w:pBdr>
+                <w:bottom w:val="single" w:color="1E3A5F" w:sz="3"/>
+              </w:pBdr>
+              <w:shd w:fill="0B1F3A" w:val="clear"/>
+              <w:spacing w:after="85" w:before="198" w:line="240"/>
+              <w:jc w:val="left"/>
             </w:pPr>
             <w:r>
               <w:rPr>
@@ -3416,22 +4159,27 @@
                 <w:b/>
                 <w:bCs/>
                 <w:color w:val="BFDBFE"/>
-                <w:sz w:val="18"/>
-                <w:szCs w:val="18"/>
+                <w:sz w:val="17"/>
+                <w:szCs w:val="17"/>
               </w:rPr>
               <w:t xml:space="preserve">INDUSTRY DOMAINS</w:t>
             </w:r>
           </w:p>
           <w:p>
             <w:pPr>
-              <w:pStyle w:val="ListParagraph"/>
-              <w:numPr>
-                <w:ilvl w:val="0"/>
-                <w:numId w:val="1"/>
-              </w:numPr>
-              <w:shd w:fill="0B1F3A" w:val="clear"/>
-              <w:spacing w:after="45" w:before="45"/>
-            </w:pPr>
+              <w:shd w:fill="0B1F3A" w:val="clear"/>
+              <w:spacing w:after="34" w:before="34" w:line="240"/>
+              <w:jc w:val="left"/>
+            </w:pPr>
+            <w:r>
+              <w:rPr>
+                <w:rFonts w:ascii="Segoe UI" w:cs="Segoe UI" w:eastAsia="Segoe UI" w:hAnsi="Segoe UI"/>
+                <w:color w:val="0EA5E9"/>
+                <w:sz w:val="15"/>
+                <w:szCs w:val="15"/>
+              </w:rPr>
+              <w:t xml:space="preserve">▸  </w:t>
+            </w:r>
             <w:r>
               <w:rPr>
                 <w:rFonts w:ascii="Segoe UI" w:cs="Segoe UI" w:eastAsia="Segoe UI" w:hAnsi="Segoe UI"/>
@@ -3444,14 +4192,19 @@
           </w:p>
           <w:p>
             <w:pPr>
-              <w:pStyle w:val="ListParagraph"/>
-              <w:numPr>
-                <w:ilvl w:val="0"/>
-                <w:numId w:val="1"/>
-              </w:numPr>
-              <w:shd w:fill="0B1F3A" w:val="clear"/>
-              <w:spacing w:after="45" w:before="45"/>
-            </w:pPr>
+              <w:shd w:fill="0B1F3A" w:val="clear"/>
+              <w:spacing w:after="34" w:before="34" w:line="240"/>
+              <w:jc w:val="left"/>
+            </w:pPr>
+            <w:r>
+              <w:rPr>
+                <w:rFonts w:ascii="Segoe UI" w:cs="Segoe UI" w:eastAsia="Segoe UI" w:hAnsi="Segoe UI"/>
+                <w:color w:val="0EA5E9"/>
+                <w:sz w:val="15"/>
+                <w:szCs w:val="15"/>
+              </w:rPr>
+              <w:t xml:space="preserve">▸  </w:t>
+            </w:r>
             <w:r>
               <w:rPr>
                 <w:rFonts w:ascii="Segoe UI" w:cs="Segoe UI" w:eastAsia="Segoe UI" w:hAnsi="Segoe UI"/>
@@ -3464,14 +4217,19 @@
           </w:p>
           <w:p>
             <w:pPr>
-              <w:pStyle w:val="ListParagraph"/>
-              <w:numPr>
-                <w:ilvl w:val="0"/>
-                <w:numId w:val="1"/>
-              </w:numPr>
-              <w:shd w:fill="0B1F3A" w:val="clear"/>
-              <w:spacing w:after="45" w:before="45"/>
-            </w:pPr>
+              <w:shd w:fill="0B1F3A" w:val="clear"/>
+              <w:spacing w:after="34" w:before="34" w:line="240"/>
+              <w:jc w:val="left"/>
+            </w:pPr>
+            <w:r>
+              <w:rPr>
+                <w:rFonts w:ascii="Segoe UI" w:cs="Segoe UI" w:eastAsia="Segoe UI" w:hAnsi="Segoe UI"/>
+                <w:color w:val="0EA5E9"/>
+                <w:sz w:val="15"/>
+                <w:szCs w:val="15"/>
+              </w:rPr>
+              <w:t xml:space="preserve">▸  </w:t>
+            </w:r>
             <w:r>
               <w:rPr>
                 <w:rFonts w:ascii="Segoe UI" w:cs="Segoe UI" w:eastAsia="Segoe UI" w:hAnsi="Segoe UI"/>
@@ -3484,14 +4242,19 @@
           </w:p>
           <w:p>
             <w:pPr>
-              <w:pStyle w:val="ListParagraph"/>
-              <w:numPr>
-                <w:ilvl w:val="0"/>
-                <w:numId w:val="1"/>
-              </w:numPr>
-              <w:shd w:fill="0B1F3A" w:val="clear"/>
-              <w:spacing w:after="45" w:before="45"/>
-            </w:pPr>
+              <w:shd w:fill="0B1F3A" w:val="clear"/>
+              <w:spacing w:after="34" w:before="34" w:line="240"/>
+              <w:jc w:val="left"/>
+            </w:pPr>
+            <w:r>
+              <w:rPr>
+                <w:rFonts w:ascii="Segoe UI" w:cs="Segoe UI" w:eastAsia="Segoe UI" w:hAnsi="Segoe UI"/>
+                <w:color w:val="0EA5E9"/>
+                <w:sz w:val="15"/>
+                <w:szCs w:val="15"/>
+              </w:rPr>
+              <w:t xml:space="preserve">▸  </w:t>
+            </w:r>
             <w:r>
               <w:rPr>
                 <w:rFonts w:ascii="Segoe UI" w:cs="Segoe UI" w:eastAsia="Segoe UI" w:hAnsi="Segoe UI"/>
@@ -3500,6 +4263,52 @@
                 <w:szCs w:val="17"/>
               </w:rPr>
               <w:t xml:space="preserve">Information Storage &amp; Data Mgmt</w:t>
+            </w:r>
+          </w:p>
+          <w:p>
+            <w:pPr>
+              <w:shd w:fill="0B1F3A" w:val="clear"/>
+              <w:spacing w:after="0" w:before="113" w:line="240"/>
+              <w:jc w:val="left"/>
+            </w:pPr>
+          </w:p>
+          <w:p>
+            <w:pPr>
+              <w:pBdr>
+                <w:bottom w:val="single" w:color="1E3A5F" w:sz="3"/>
+              </w:pBdr>
+              <w:shd w:fill="0B1F3A" w:val="clear"/>
+              <w:spacing w:after="85" w:before="198" w:line="240"/>
+              <w:jc w:val="left"/>
+            </w:pPr>
+            <w:r>
+              <w:rPr>
+                <w:rFonts w:ascii="Segoe UI" w:cs="Segoe UI" w:eastAsia="Segoe UI" w:hAnsi="Segoe UI"/>
+                <w:b/>
+                <w:bCs/>
+                <w:color w:val="BFDBFE"/>
+                <w:sz w:val="17"/>
+                <w:szCs w:val="17"/>
+              </w:rPr>
+              <w:t xml:space="preserve">LANGUAGES</w:t>
+            </w:r>
+          </w:p>
+          <w:p>
+            <w:pPr>
+              <w:shd w:fill="0B1F3A" w:val="clear"/>
+              <w:spacing w:after="45" w:before="45" w:line="240"/>
+              <w:jc w:val="left"/>
+            </w:pPr>
+            <w:r>
+              <w:rPr>
+                <w:rFonts w:ascii="Segoe UI" w:cs="Segoe UI" w:eastAsia="Segoe UI" w:hAnsi="Segoe UI"/>
+                <w:b w:val="false"/>
+                <w:bCs w:val="false"/>
+                <w:color w:val="E2E8F0"/>
+                <w:sz w:val="17"/>
+                <w:szCs w:val="17"/>
+              </w:rPr>
+              <w:t xml:space="preserve">English  ·  Hindi  ·  Telugu</w:t>
             </w:r>
           </w:p>
         </w:tc>
@@ -3507,26 +4316,26 @@
           <w:tcPr>
             <w:tcW w:type="dxa" w:w="8277"/>
             <w:tcBorders>
-              <w:top w:val="none"/>
-              <w:left w:val="none"/>
-              <w:bottom w:val="none"/>
-              <w:right w:val="none"/>
+              <w:top w:val="none" w:color="auto" w:sz="0"/>
+              <w:left w:val="none" w:color="auto" w:sz="0"/>
+              <w:bottom w:val="none" w:color="auto" w:sz="0"/>
+              <w:right w:val="none" w:color="auto" w:sz="0"/>
             </w:tcBorders>
             <w:shd w:fill="FFFFFF" w:val="clear"/>
             <w:tcMar>
-              <w:top w:type="dxa" w:w="283"/>
-              <w:left w:type="dxa" w:w="283"/>
-              <w:bottom w:type="dxa" w:w="283"/>
-              <w:right w:type="dxa" w:w="283"/>
+              <w:top w:type="dxa" w:w="340"/>
+              <w:left w:type="dxa" w:w="340"/>
+              <w:bottom w:type="dxa" w:w="340"/>
+              <w:right w:type="dxa" w:w="340"/>
             </w:tcMar>
             <w:vAlign w:val="top"/>
           </w:tcPr>
           <w:p>
             <w:pPr>
               <w:pBdr>
-                <w:bottom w:val="single" w:color="1D4ED8" w:sz="6"/>
+                <w:bottom w:val="single" w:color="1D4ED8" w:sz="8"/>
               </w:pBdr>
-              <w:spacing w:after="113" w:before="226"/>
+              <w:spacing w:after="141" w:before="283"/>
             </w:pPr>
             <w:r>
               <w:rPr>
@@ -3546,7 +4355,7 @@
                 <w:left w:val="single" w:color="0EA5E9" w:sz="12"/>
               </w:pBdr>
               <w:shd w:fill="EFF6FF" w:val="clear"/>
-              <w:spacing w:after="56" w:before="113"/>
+              <w:spacing w:after="56" w:before="141"/>
             </w:pPr>
             <w:r>
               <w:rPr>
@@ -3554,24 +4363,24 @@
                 <w:b/>
                 <w:bCs/>
                 <w:color w:val="1D4ED8"/>
-                <w:sz w:val="19"/>
-                <w:szCs w:val="19"/>
-              </w:rPr>
-              <w:t xml:space="preserve">  Cloud Platforms</w:t>
-            </w:r>
-          </w:p>
-          <w:p>
-            <w:pPr>
-              <w:spacing w:after="113" w:before="56"/>
-            </w:pPr>
-            <w:r>
-              <w:rPr>
-                <w:rFonts w:ascii="Segoe UI" w:cs="Segoe UI" w:eastAsia="Segoe UI" w:hAnsi="Segoe UI"/>
-                <w:color w:val="475569"/>
                 <w:sz w:val="18"/>
                 <w:szCs w:val="18"/>
               </w:rPr>
-              <w:t xml:space="preserve">AWS (EC2, S3, Route 53)  ·  Auto Scaling &amp; CloudWatch  ·  Microsoft Azure (VMs, AKS)  ·  Azure Monitor &amp; AD  ·  Multi-Cloud Ops &amp; DR  ·  Cloud Migration &amp; IaaS/PaaS</w:t>
+              <w:t xml:space="preserve">  Cloud Platforms</w:t>
+            </w:r>
+          </w:p>
+          <w:p>
+            <w:pPr>
+              <w:spacing w:after="85" w:before="28"/>
+            </w:pPr>
+            <w:r>
+              <w:rPr>
+                <w:rFonts w:ascii="Segoe UI" w:cs="Segoe UI" w:eastAsia="Segoe UI" w:hAnsi="Segoe UI"/>
+                <w:color w:val="334155"/>
+                <w:sz w:val="17"/>
+                <w:szCs w:val="17"/>
+              </w:rPr>
+              <w:t xml:space="preserve">AWS (EC2, S3, Route 53)  ·  Auto Scaling &amp; CloudWatch  ·  Microsoft Azure (VMs, AKS)  ·  Azure Monitor &amp; AD  ·  Multi-Cloud Ops &amp; DR  ·  IaaS/PaaS</w:t>
             </w:r>
           </w:p>
           <w:p>
@@ -3580,7 +4389,7 @@
                 <w:left w:val="single" w:color="0EA5E9" w:sz="12"/>
               </w:pBdr>
               <w:shd w:fill="EFF6FF" w:val="clear"/>
-              <w:spacing w:after="56" w:before="113"/>
+              <w:spacing w:after="56" w:before="141"/>
             </w:pPr>
             <w:r>
               <w:rPr>
@@ -3588,24 +4397,24 @@
                 <w:b/>
                 <w:bCs/>
                 <w:color w:val="1D4ED8"/>
-                <w:sz w:val="19"/>
-                <w:szCs w:val="19"/>
-              </w:rPr>
-              <w:t xml:space="preserve">  CI/CD &amp; Release Engineering</w:t>
-            </w:r>
-          </w:p>
-          <w:p>
-            <w:pPr>
-              <w:spacing w:after="113" w:before="56"/>
-            </w:pPr>
-            <w:r>
-              <w:rPr>
-                <w:rFonts w:ascii="Segoe UI" w:cs="Segoe UI" w:eastAsia="Segoe UI" w:hAnsi="Segoe UI"/>
-                <w:color w:val="475569"/>
                 <w:sz w:val="18"/>
                 <w:szCs w:val="18"/>
               </w:rPr>
-              <w:t xml:space="preserve">Octopus Deploy &amp; ACDC  ·  GitHub Actions &amp; Jenkins  ·  Blue-Green Deployments  ·  Auto Rollback Pipelines  ·  Smoke &amp; Regression Testing  ·  Playwright (Test Automation)</w:t>
+              <w:t xml:space="preserve">  CI/CD &amp; Release</w:t>
+            </w:r>
+          </w:p>
+          <w:p>
+            <w:pPr>
+              <w:spacing w:after="85" w:before="28"/>
+            </w:pPr>
+            <w:r>
+              <w:rPr>
+                <w:rFonts w:ascii="Segoe UI" w:cs="Segoe UI" w:eastAsia="Segoe UI" w:hAnsi="Segoe UI"/>
+                <w:color w:val="334155"/>
+                <w:sz w:val="17"/>
+                <w:szCs w:val="17"/>
+              </w:rPr>
+              <w:t xml:space="preserve">Octopus Deploy &amp; ACDC  ·  GitHub Actions &amp; Jenkins  ·  Blue-Green Deployments  ·  Auto Rollback Pipelines  ·  Smoke Testing  ·  Playwright</w:t>
             </w:r>
           </w:p>
           <w:p>
@@ -3614,7 +4423,7 @@
                 <w:left w:val="single" w:color="0EA5E9" w:sz="12"/>
               </w:pBdr>
               <w:shd w:fill="EFF6FF" w:val="clear"/>
-              <w:spacing w:after="56" w:before="113"/>
+              <w:spacing w:after="56" w:before="141"/>
             </w:pPr>
             <w:r>
               <w:rPr>
@@ -3622,24 +4431,24 @@
                 <w:b/>
                 <w:bCs/>
                 <w:color w:val="1D4ED8"/>
-                <w:sz w:val="19"/>
-                <w:szCs w:val="19"/>
-              </w:rPr>
-              <w:t xml:space="preserve">  SRE &amp; Reliability</w:t>
-            </w:r>
-          </w:p>
-          <w:p>
-            <w:pPr>
-              <w:spacing w:after="113" w:before="56"/>
-            </w:pPr>
-            <w:r>
-              <w:rPr>
-                <w:rFonts w:ascii="Segoe UI" w:cs="Segoe UI" w:eastAsia="Segoe UI" w:hAnsi="Segoe UI"/>
-                <w:color w:val="475569"/>
                 <w:sz w:val="18"/>
                 <w:szCs w:val="18"/>
               </w:rPr>
-              <w:t xml:space="preserve">SLO / SLI / SLA &amp; Error Budgets  ·  P1/P2 Incident War Rooms  ·  Root Cause Analysis (RCA)  ·  Change &amp; Problem Management  ·  DR &amp; Resiliency Testing  ·  Zero-Downtime Operations</w:t>
+              <w:t xml:space="preserve">  SRE &amp; Reliability</w:t>
+            </w:r>
+          </w:p>
+          <w:p>
+            <w:pPr>
+              <w:spacing w:after="85" w:before="28"/>
+            </w:pPr>
+            <w:r>
+              <w:rPr>
+                <w:rFonts w:ascii="Segoe UI" w:cs="Segoe UI" w:eastAsia="Segoe UI" w:hAnsi="Segoe UI"/>
+                <w:color w:val="334155"/>
+                <w:sz w:val="17"/>
+                <w:szCs w:val="17"/>
+              </w:rPr>
+              <w:t xml:space="preserve">SLO / SLI / SLA &amp; Error Budgets  ·  P1/P2 Incident War Rooms  ·  Root Cause Analysis  ·  Change &amp; Problem Mgmt  ·  DR &amp; Resiliency  ·  Zero-Downtime</w:t>
             </w:r>
           </w:p>
           <w:p>
@@ -3648,7 +4457,7 @@
                 <w:left w:val="single" w:color="0EA5E9" w:sz="12"/>
               </w:pBdr>
               <w:shd w:fill="EFF6FF" w:val="clear"/>
-              <w:spacing w:after="56" w:before="113"/>
+              <w:spacing w:after="56" w:before="141"/>
             </w:pPr>
             <w:r>
               <w:rPr>
@@ -3656,24 +4465,24 @@
                 <w:b/>
                 <w:bCs/>
                 <w:color w:val="1D4ED8"/>
-                <w:sz w:val="19"/>
-                <w:szCs w:val="19"/>
-              </w:rPr>
-              <w:t xml:space="preserve">  Observability &amp; Monitoring</w:t>
-            </w:r>
-          </w:p>
-          <w:p>
-            <w:pPr>
-              <w:spacing w:after="113" w:before="56"/>
-            </w:pPr>
-            <w:r>
-              <w:rPr>
-                <w:rFonts w:ascii="Segoe UI" w:cs="Segoe UI" w:eastAsia="Segoe UI" w:hAnsi="Segoe UI"/>
-                <w:color w:val="475569"/>
                 <w:sz w:val="18"/>
                 <w:szCs w:val="18"/>
               </w:rPr>
-              <w:t xml:space="preserve">Splunk (SPL Dashboards)  ·  AppDynamics APM  ·  Dynatrace &amp; Datadog  ·  Grafana &amp; Prometheus  ·  CloudWatch &amp; SolarWinds  ·  Oberv · Metrics · Logs · Traces</w:t>
+              <w:t xml:space="preserve">  Observability</w:t>
+            </w:r>
+          </w:p>
+          <w:p>
+            <w:pPr>
+              <w:spacing w:after="85" w:before="28"/>
+            </w:pPr>
+            <w:r>
+              <w:rPr>
+                <w:rFonts w:ascii="Segoe UI" w:cs="Segoe UI" w:eastAsia="Segoe UI" w:hAnsi="Segoe UI"/>
+                <w:color w:val="334155"/>
+                <w:sz w:val="17"/>
+                <w:szCs w:val="17"/>
+              </w:rPr>
+              <w:t xml:space="preserve">Splunk (SPL Dashboards)  ·  AppDynamics APM  ·  Dynatrace &amp; Datadog  ·  Grafana &amp; Prometheus  ·  CloudWatch &amp; SolarWinds  ·  Oberv · MLT</w:t>
             </w:r>
           </w:p>
           <w:p>
@@ -3682,7 +4491,7 @@
                 <w:left w:val="single" w:color="0EA5E9" w:sz="12"/>
               </w:pBdr>
               <w:shd w:fill="EFF6FF" w:val="clear"/>
-              <w:spacing w:after="56" w:before="113"/>
+              <w:spacing w:after="56" w:before="141"/>
             </w:pPr>
             <w:r>
               <w:rPr>
@@ -3690,22 +4499,22 @@
                 <w:b/>
                 <w:bCs/>
                 <w:color w:val="1D4ED8"/>
-                <w:sz w:val="19"/>
-                <w:szCs w:val="19"/>
-              </w:rPr>
-              <w:t xml:space="preserve">  Containers &amp; Kubernetes</w:t>
-            </w:r>
-          </w:p>
-          <w:p>
-            <w:pPr>
-              <w:spacing w:after="113" w:before="56"/>
-            </w:pPr>
-            <w:r>
-              <w:rPr>
-                <w:rFonts w:ascii="Segoe UI" w:cs="Segoe UI" w:eastAsia="Segoe UI" w:hAnsi="Segoe UI"/>
-                <w:color w:val="475569"/>
                 <w:sz w:val="18"/>
                 <w:szCs w:val="18"/>
+              </w:rPr>
+              <w:t xml:space="preserve">  Containers &amp; Kubernetes</w:t>
+            </w:r>
+          </w:p>
+          <w:p>
+            <w:pPr>
+              <w:spacing w:after="85" w:before="28"/>
+            </w:pPr>
+            <w:r>
+              <w:rPr>
+                <w:rFonts w:ascii="Segoe UI" w:cs="Segoe UI" w:eastAsia="Segoe UI" w:hAnsi="Segoe UI"/>
+                <w:color w:val="334155"/>
+                <w:sz w:val="17"/>
+                <w:szCs w:val="17"/>
               </w:rPr>
               <w:t xml:space="preserve">Docker &amp; Containerisation  ·  Kubernetes (AKS &amp; EKS)  ·  Cluster Administration  ·  Microservices Architecture  ·  Cloud-Native Deployments</w:t>
             </w:r>
@@ -3716,7 +4525,7 @@
                 <w:left w:val="single" w:color="0EA5E9" w:sz="12"/>
               </w:pBdr>
               <w:shd w:fill="EFF6FF" w:val="clear"/>
-              <w:spacing w:after="56" w:before="113"/>
+              <w:spacing w:after="56" w:before="141"/>
             </w:pPr>
             <w:r>
               <w:rPr>
@@ -3724,22 +4533,22 @@
                 <w:b/>
                 <w:bCs/>
                 <w:color w:val="1D4ED8"/>
-                <w:sz w:val="19"/>
-                <w:szCs w:val="19"/>
-              </w:rPr>
-              <w:t xml:space="preserve">  IaC &amp; Automation</w:t>
-            </w:r>
-          </w:p>
-          <w:p>
-            <w:pPr>
-              <w:spacing w:after="113" w:before="56"/>
-            </w:pPr>
-            <w:r>
-              <w:rPr>
-                <w:rFonts w:ascii="Segoe UI" w:cs="Segoe UI" w:eastAsia="Segoe UI" w:hAnsi="Segoe UI"/>
-                <w:color w:val="475569"/>
                 <w:sz w:val="18"/>
                 <w:szCs w:val="18"/>
+              </w:rPr>
+              <w:t xml:space="preserve">  IaC &amp; Automation</w:t>
+            </w:r>
+          </w:p>
+          <w:p>
+            <w:pPr>
+              <w:spacing w:after="85" w:before="28"/>
+            </w:pPr>
+            <w:r>
+              <w:rPr>
+                <w:rFonts w:ascii="Segoe UI" w:cs="Segoe UI" w:eastAsia="Segoe UI" w:hAnsi="Segoe UI"/>
+                <w:color w:val="334155"/>
+                <w:sz w:val="17"/>
+                <w:szCs w:val="17"/>
               </w:rPr>
               <w:t xml:space="preserve">Terraform &amp; CloudFormation  ·  Bicep &amp; Chef  ·  PowerShell &amp; Python  ·  Runbook &amp; Self-Heal Automation  ·  Bash / YAML / JSON</w:t>
             </w:r>
@@ -3750,7 +4559,7 @@
                 <w:left w:val="single" w:color="0EA5E9" w:sz="12"/>
               </w:pBdr>
               <w:shd w:fill="EFF6FF" w:val="clear"/>
-              <w:spacing w:after="56" w:before="113"/>
+              <w:spacing w:after="56" w:before="141"/>
             </w:pPr>
             <w:r>
               <w:rPr>
@@ -3758,22 +4567,22 @@
                 <w:b/>
                 <w:bCs/>
                 <w:color w:val="1D4ED8"/>
-                <w:sz w:val="19"/>
-                <w:szCs w:val="19"/>
-              </w:rPr>
-              <w:t xml:space="preserve">  Platform, Network &amp; DB</w:t>
-            </w:r>
-          </w:p>
-          <w:p>
-            <w:pPr>
-              <w:spacing w:after="113" w:before="56"/>
-            </w:pPr>
-            <w:r>
-              <w:rPr>
-                <w:rFonts w:ascii="Segoe UI" w:cs="Segoe UI" w:eastAsia="Segoe UI" w:hAnsi="Segoe UI"/>
-                <w:color w:val="475569"/>
                 <w:sz w:val="18"/>
                 <w:szCs w:val="18"/>
+              </w:rPr>
+              <w:t xml:space="preserve">  Platform, Network &amp; DB</w:t>
+            </w:r>
+          </w:p>
+          <w:p>
+            <w:pPr>
+              <w:spacing w:after="85" w:before="28"/>
+            </w:pPr>
+            <w:r>
+              <w:rPr>
+                <w:rFonts w:ascii="Segoe UI" w:cs="Segoe UI" w:eastAsia="Segoe UI" w:hAnsi="Segoe UI"/>
+                <w:color w:val="334155"/>
+                <w:sz w:val="17"/>
+                <w:szCs w:val="17"/>
               </w:rPr>
               <w:t xml:space="preserve">IIS · Windows Server · AD  ·  F5 BIG-IP &amp; Akamai CDN/WAF  ·  Load Balancing &amp; VMware  ·  SQL Server · MySQL · Oracle  ·  IBM WebSphere</w:t>
             </w:r>
@@ -3784,7 +4593,7 @@
                 <w:left w:val="single" w:color="0EA5E9" w:sz="12"/>
               </w:pBdr>
               <w:shd w:fill="EFF6FF" w:val="clear"/>
-              <w:spacing w:after="56" w:before="113"/>
+              <w:spacing w:after="56" w:before="141"/>
             </w:pPr>
             <w:r>
               <w:rPr>
@@ -3792,24 +4601,24 @@
                 <w:b/>
                 <w:bCs/>
                 <w:color w:val="1D4ED8"/>
-                <w:sz w:val="19"/>
-                <w:szCs w:val="19"/>
-              </w:rPr>
-              <w:t xml:space="preserve">  ITSM &amp; Governance</w:t>
-            </w:r>
-          </w:p>
-          <w:p>
-            <w:pPr>
-              <w:spacing w:after="113" w:before="56"/>
-            </w:pPr>
-            <w:r>
-              <w:rPr>
-                <w:rFonts w:ascii="Segoe UI" w:cs="Segoe UI" w:eastAsia="Segoe UI" w:hAnsi="Segoe UI"/>
-                <w:color w:val="475569"/>
                 <w:sz w:val="18"/>
                 <w:szCs w:val="18"/>
               </w:rPr>
-              <w:t xml:space="preserve">ServiceNow &amp; Jira  ·  BMC Remedy &amp; Assyst  ·  SSL / TLS Cert Lifecycle  ·  Vulnerability Remediation  ·  KB Articles &amp; Runbooks  ·  ITIL V4 Framework</w:t>
+              <w:t xml:space="preserve">  ITSM &amp; Governance</w:t>
+            </w:r>
+          </w:p>
+          <w:p>
+            <w:pPr>
+              <w:spacing w:after="85" w:before="28"/>
+            </w:pPr>
+            <w:r>
+              <w:rPr>
+                <w:rFonts w:ascii="Segoe UI" w:cs="Segoe UI" w:eastAsia="Segoe UI" w:hAnsi="Segoe UI"/>
+                <w:color w:val="334155"/>
+                <w:sz w:val="17"/>
+                <w:szCs w:val="17"/>
+              </w:rPr>
+              <w:t xml:space="preserve">ServiceNow &amp; Jira  ·  BMC Remedy &amp; Assyst  ·  SSL / TLS Cert Lifecycle  ·  Vulnerability Remediation  ·  KB Articles &amp; Runbooks  ·  ITIL V4</w:t>
             </w:r>
           </w:p>
           <w:p>
@@ -3818,7 +4627,7 @@
                 <w:left w:val="single" w:color="0EA5E9" w:sz="12"/>
               </w:pBdr>
               <w:shd w:fill="EFF6FF" w:val="clear"/>
-              <w:spacing w:after="56" w:before="113"/>
+              <w:spacing w:after="56" w:before="141"/>
             </w:pPr>
             <w:r>
               <w:rPr>
@@ -3826,32 +4635,32 @@
                 <w:b/>
                 <w:bCs/>
                 <w:color w:val="1D4ED8"/>
-                <w:sz w:val="19"/>
-                <w:szCs w:val="19"/>
-              </w:rPr>
-              <w:t xml:space="preserve">  AI Tools &amp; Adoption</w:t>
-            </w:r>
-          </w:p>
-          <w:p>
-            <w:pPr>
-              <w:spacing w:after="113" w:before="56"/>
-            </w:pPr>
-            <w:r>
-              <w:rPr>
-                <w:rFonts w:ascii="Segoe UI" w:cs="Segoe UI" w:eastAsia="Segoe UI" w:hAnsi="Segoe UI"/>
-                <w:color w:val="475569"/>
                 <w:sz w:val="18"/>
                 <w:szCs w:val="18"/>
               </w:rPr>
+              <w:t xml:space="preserve">  AI Tools &amp; Adoption</w:t>
+            </w:r>
+          </w:p>
+          <w:p>
+            <w:pPr>
+              <w:spacing w:after="85" w:before="28"/>
+            </w:pPr>
+            <w:r>
+              <w:rPr>
+                <w:rFonts w:ascii="Segoe UI" w:cs="Segoe UI" w:eastAsia="Segoe UI" w:hAnsi="Segoe UI"/>
+                <w:color w:val="334155"/>
+                <w:sz w:val="17"/>
+                <w:szCs w:val="17"/>
+              </w:rPr>
               <w:t xml:space="preserve">GitHub Copilot  ·  Claude Code &amp; Roo Code  ·  Cline &amp; ChatGPT  ·  VS Code + AI Extensions  ·  AI-Driven IaC &amp; Diagnostics</w:t>
             </w:r>
           </w:p>
           <w:p>
             <w:pPr>
               <w:pBdr>
-                <w:bottom w:val="single" w:color="1D4ED8" w:sz="6"/>
+                <w:bottom w:val="single" w:color="1D4ED8" w:sz="8"/>
               </w:pBdr>
-              <w:spacing w:after="113" w:before="226"/>
+              <w:spacing w:after="141" w:before="283"/>
             </w:pPr>
             <w:r>
               <w:rPr>
@@ -3867,21 +4676,21 @@
           </w:p>
           <w:p>
             <w:pPr>
-              <w:spacing w:after="56" w:before="113"/>
-            </w:pPr>
-            <w:r>
-              <w:rPr>
-                <w:rFonts w:ascii="Segoe UI" w:cs="Segoe UI" w:eastAsia="Segoe UI" w:hAnsi="Segoe UI"/>
-                <w:color w:val="475569"/>
-                <w:sz w:val="18"/>
-                <w:szCs w:val="18"/>
+              <w:spacing w:after="85" w:before="113"/>
+            </w:pPr>
+            <w:r>
+              <w:rPr>
+                <w:rFonts w:ascii="Segoe UI" w:cs="Segoe UI" w:eastAsia="Segoe UI" w:hAnsi="Segoe UI"/>
+                <w:color w:val="334155"/>
+                <w:sz w:val="19"/>
+                <w:szCs w:val="19"/>
               </w:rPr>
               <w:t xml:space="preserve">15+ years across Banking, Financial Services, E-commerce &amp; Information Storage — building, automating, and owning zero-downtime enterprise platforms.</w:t>
             </w:r>
           </w:p>
           <w:p>
             <w:pPr>
-              <w:spacing w:after="56" w:before="113"/>
+              <w:spacing w:after="56" w:before="56"/>
             </w:pPr>
             <w:r>
               <w:rPr>
@@ -3892,17 +4701,22 @@
                 <w:sz w:val="19"/>
                 <w:szCs w:val="19"/>
               </w:rPr>
-              <w:t xml:space="preserve">2010</w:t>
-            </w:r>
-            <w:r>
-              <w:rPr>
-                <w:rFonts w:ascii="Segoe UI" w:cs="Segoe UI" w:eastAsia="Segoe UI" w:hAnsi="Segoe UI"/>
-                <w:color w:val="475569"/>
-                <w:sz w:val="18"/>
-                <w:szCs w:val="18"/>
-              </w:rPr>
-              <w:t xml:space="preserve">  →  B.Tech — JNTU Hyderabad   |   </w:t>
-            </w:r>
+              <w:t xml:space="preserve">2010  →  </w:t>
+            </w:r>
+            <w:r>
+              <w:rPr>
+                <w:rFonts w:ascii="Segoe UI" w:cs="Segoe UI" w:eastAsia="Segoe UI" w:hAnsi="Segoe UI"/>
+                <w:color w:val="334155"/>
+                <w:sz w:val="19"/>
+                <w:szCs w:val="19"/>
+              </w:rPr>
+              <w:t xml:space="preserve">B.Tech — JNTU Hyderabad</w:t>
+            </w:r>
+          </w:p>
+          <w:p>
+            <w:pPr>
+              <w:spacing w:after="56" w:before="56"/>
+            </w:pPr>
             <w:r>
               <w:rPr>
                 <w:rFonts w:ascii="Segoe UI" w:cs="Segoe UI" w:eastAsia="Segoe UI" w:hAnsi="Segoe UI"/>
@@ -3912,16 +4726,16 @@
                 <w:sz w:val="19"/>
                 <w:szCs w:val="19"/>
               </w:rPr>
-              <w:t xml:space="preserve">2016</w:t>
-            </w:r>
-            <w:r>
-              <w:rPr>
-                <w:rFonts w:ascii="Segoe UI" w:cs="Segoe UI" w:eastAsia="Segoe UI" w:hAnsi="Segoe UI"/>
-                <w:color w:val="475569"/>
-                <w:sz w:val="18"/>
-                <w:szCs w:val="18"/>
-              </w:rPr>
-              <w:t xml:space="preserve">  →  System Engineer — Iron Mountain (USA)</w:t>
+              <w:t xml:space="preserve">2016  →  </w:t>
+            </w:r>
+            <w:r>
+              <w:rPr>
+                <w:rFonts w:ascii="Segoe UI" w:cs="Segoe UI" w:eastAsia="Segoe UI" w:hAnsi="Segoe UI"/>
+                <w:color w:val="334155"/>
+                <w:sz w:val="19"/>
+                <w:szCs w:val="19"/>
+              </w:rPr>
+              <w:t xml:space="preserve">System Engineer — Iron Mountain (USA)</w:t>
             </w:r>
           </w:p>
           <w:p>
@@ -3937,17 +4751,22 @@
                 <w:sz w:val="19"/>
                 <w:szCs w:val="19"/>
               </w:rPr>
-              <w:t xml:space="preserve">2018</w:t>
-            </w:r>
-            <w:r>
-              <w:rPr>
-                <w:rFonts w:ascii="Segoe UI" w:cs="Segoe UI" w:eastAsia="Segoe UI" w:hAnsi="Segoe UI"/>
-                <w:color w:val="475569"/>
-                <w:sz w:val="18"/>
-                <w:szCs w:val="18"/>
-              </w:rPr>
-              <w:t xml:space="preserve">  →  Sr. SRE / Product Specialist — Eurofins (USA)   |   </w:t>
-            </w:r>
+              <w:t xml:space="preserve">2018  →  </w:t>
+            </w:r>
+            <w:r>
+              <w:rPr>
+                <w:rFonts w:ascii="Segoe UI" w:cs="Segoe UI" w:eastAsia="Segoe UI" w:hAnsi="Segoe UI"/>
+                <w:color w:val="334155"/>
+                <w:sz w:val="19"/>
+                <w:szCs w:val="19"/>
+              </w:rPr>
+              <w:t xml:space="preserve">Sr. SRE / Product Specialist — Eurofins (USA)</w:t>
+            </w:r>
+          </w:p>
+          <w:p>
+            <w:pPr>
+              <w:spacing w:after="56" w:before="56"/>
+            </w:pPr>
             <w:r>
               <w:rPr>
                 <w:rFonts w:ascii="Segoe UI" w:cs="Segoe UI" w:eastAsia="Segoe UI" w:hAnsi="Segoe UI"/>
@@ -3957,21 +4776,21 @@
                 <w:sz w:val="19"/>
                 <w:szCs w:val="19"/>
               </w:rPr>
-              <w:t xml:space="preserve">2021</w:t>
-            </w:r>
-            <w:r>
-              <w:rPr>
-                <w:rFonts w:ascii="Segoe UI" w:cs="Segoe UI" w:eastAsia="Segoe UI" w:hAnsi="Segoe UI"/>
-                <w:color w:val="475569"/>
-                <w:sz w:val="18"/>
-                <w:szCs w:val="18"/>
-              </w:rPr>
-              <w:t xml:space="preserve">  →  SRE / Service Delivery Analyst — FIS Global (USA)</w:t>
-            </w:r>
-          </w:p>
-          <w:p>
-            <w:pPr>
-              <w:spacing w:after="170" w:before="56"/>
+              <w:t xml:space="preserve">2021  →  </w:t>
+            </w:r>
+            <w:r>
+              <w:rPr>
+                <w:rFonts w:ascii="Segoe UI" w:cs="Segoe UI" w:eastAsia="Segoe UI" w:hAnsi="Segoe UI"/>
+                <w:color w:val="334155"/>
+                <w:sz w:val="19"/>
+                <w:szCs w:val="19"/>
+              </w:rPr>
+              <w:t xml:space="preserve">SRE / Service Delivery Analyst — FIS Global (USA)</w:t>
+            </w:r>
+          </w:p>
+          <w:p>
+            <w:pPr>
+              <w:spacing w:after="56" w:before="56"/>
             </w:pPr>
             <w:r>
               <w:rPr>
@@ -3982,24 +4801,24 @@
                 <w:sz w:val="19"/>
                 <w:szCs w:val="19"/>
               </w:rPr>
-              <w:t xml:space="preserve">2022 →</w:t>
-            </w:r>
-            <w:r>
-              <w:rPr>
-                <w:rFonts w:ascii="Segoe UI" w:cs="Segoe UI" w:eastAsia="Segoe UI" w:hAnsi="Segoe UI"/>
-                <w:color w:val="475569"/>
-                <w:sz w:val="18"/>
-                <w:szCs w:val="18"/>
-              </w:rPr>
-              <w:t xml:space="preserve">  SRE, DevOps &amp; Platform Engineer — CBA CommBiz (Australia)</w:t>
+              <w:t xml:space="preserve">2022 →  SRE, DevOps &amp; Platform Engineer — CBA CommBiz (Australia)  →  </w:t>
+            </w:r>
+            <w:r>
+              <w:rPr>
+                <w:rFonts w:ascii="Segoe UI" w:cs="Segoe UI" w:eastAsia="Segoe UI" w:hAnsi="Segoe UI"/>
+                <w:color w:val="334155"/>
+                <w:sz w:val="19"/>
+                <w:szCs w:val="19"/>
+              </w:rPr>
+              <w:t xml:space="preserve"/>
             </w:r>
           </w:p>
           <w:p>
             <w:pPr>
               <w:pBdr>
-                <w:bottom w:val="single" w:color="1D4ED8" w:sz="6"/>
+                <w:bottom w:val="single" w:color="1D4ED8" w:sz="8"/>
               </w:pBdr>
-              <w:spacing w:after="113" w:before="226"/>
+              <w:spacing w:after="141" w:before="283"/>
             </w:pPr>
             <w:r>
               <w:rPr>
@@ -4016,9 +4835,9 @@
           <w:p>
             <w:pPr>
               <w:pBdr>
-                <w:left w:val="single" w:color="1D4ED8" w:sz="12"/>
+                <w:left w:val="single" w:color="1D4ED8" w:sz="14"/>
               </w:pBdr>
-              <w:spacing w:after="56" w:before="113"/>
+              <w:spacing w:after="28" w:before="141"/>
             </w:pPr>
             <w:r>
               <w:rPr>
@@ -4035,11 +4854,12 @@
           <w:p>
             <w:pPr>
               <w:spacing w:after="56" w:before="0"/>
-            </w:pPr>
-            <w:r>
-              <w:rPr>
-                <w:rFonts w:ascii="Segoe UI" w:cs="Segoe UI" w:eastAsia="Segoe UI" w:hAnsi="Segoe UI"/>
-                <w:color w:val="475569"/>
+              <w:ind w:left="226"/>
+            </w:pPr>
+            <w:r>
+              <w:rPr>
+                <w:rFonts w:ascii="Segoe UI" w:cs="Segoe UI" w:eastAsia="Segoe UI" w:hAnsi="Segoe UI"/>
+                <w:color w:val="334155"/>
                 <w:sz w:val="17"/>
                 <w:szCs w:val="17"/>
               </w:rPr>
@@ -4049,9 +4869,9 @@
           <w:p>
             <w:pPr>
               <w:pBdr>
-                <w:left w:val="single" w:color="1D4ED8" w:sz="12"/>
+                <w:left w:val="single" w:color="1D4ED8" w:sz="14"/>
               </w:pBdr>
-              <w:spacing w:after="56" w:before="113"/>
+              <w:spacing w:after="28" w:before="141"/>
             </w:pPr>
             <w:r>
               <w:rPr>
@@ -4068,11 +4888,12 @@
           <w:p>
             <w:pPr>
               <w:spacing w:after="56" w:before="0"/>
-            </w:pPr>
-            <w:r>
-              <w:rPr>
-                <w:rFonts w:ascii="Segoe UI" w:cs="Segoe UI" w:eastAsia="Segoe UI" w:hAnsi="Segoe UI"/>
-                <w:color w:val="475569"/>
+              <w:ind w:left="226"/>
+            </w:pPr>
+            <w:r>
+              <w:rPr>
+                <w:rFonts w:ascii="Segoe UI" w:cs="Segoe UI" w:eastAsia="Segoe UI" w:hAnsi="Segoe UI"/>
+                <w:color w:val="334155"/>
                 <w:sz w:val="17"/>
                 <w:szCs w:val="17"/>
               </w:rPr>
@@ -4082,9 +4903,9 @@
           <w:p>
             <w:pPr>
               <w:pBdr>
-                <w:left w:val="single" w:color="1D4ED8" w:sz="12"/>
+                <w:left w:val="single" w:color="1D4ED8" w:sz="14"/>
               </w:pBdr>
-              <w:spacing w:after="56" w:before="113"/>
+              <w:spacing w:after="28" w:before="141"/>
             </w:pPr>
             <w:r>
               <w:rPr>
@@ -4101,11 +4922,12 @@
           <w:p>
             <w:pPr>
               <w:spacing w:after="56" w:before="0"/>
-            </w:pPr>
-            <w:r>
-              <w:rPr>
-                <w:rFonts w:ascii="Segoe UI" w:cs="Segoe UI" w:eastAsia="Segoe UI" w:hAnsi="Segoe UI"/>
-                <w:color w:val="475569"/>
+              <w:ind w:left="226"/>
+            </w:pPr>
+            <w:r>
+              <w:rPr>
+                <w:rFonts w:ascii="Segoe UI" w:cs="Segoe UI" w:eastAsia="Segoe UI" w:hAnsi="Segoe UI"/>
+                <w:color w:val="334155"/>
                 <w:sz w:val="17"/>
                 <w:szCs w:val="17"/>
               </w:rPr>
@@ -4115,9 +4937,9 @@
           <w:p>
             <w:pPr>
               <w:pBdr>
-                <w:left w:val="single" w:color="1D4ED8" w:sz="12"/>
+                <w:left w:val="single" w:color="1D4ED8" w:sz="14"/>
               </w:pBdr>
-              <w:spacing w:after="56" w:before="113"/>
+              <w:spacing w:after="28" w:before="141"/>
             </w:pPr>
             <w:r>
               <w:rPr>
@@ -4134,11 +4956,12 @@
           <w:p>
             <w:pPr>
               <w:spacing w:after="56" w:before="0"/>
-            </w:pPr>
-            <w:r>
-              <w:rPr>
-                <w:rFonts w:ascii="Segoe UI" w:cs="Segoe UI" w:eastAsia="Segoe UI" w:hAnsi="Segoe UI"/>
-                <w:color w:val="475569"/>
+              <w:ind w:left="226"/>
+            </w:pPr>
+            <w:r>
+              <w:rPr>
+                <w:rFonts w:ascii="Segoe UI" w:cs="Segoe UI" w:eastAsia="Segoe UI" w:hAnsi="Segoe UI"/>
+                <w:color w:val="334155"/>
                 <w:sz w:val="17"/>
                 <w:szCs w:val="17"/>
               </w:rPr>
@@ -4148,9 +4971,9 @@
           <w:p>
             <w:pPr>
               <w:pBdr>
-                <w:left w:val="single" w:color="1D4ED8" w:sz="12"/>
+                <w:left w:val="single" w:color="1D4ED8" w:sz="14"/>
               </w:pBdr>
-              <w:spacing w:after="56" w:before="113"/>
+              <w:spacing w:after="28" w:before="141"/>
             </w:pPr>
             <w:r>
               <w:rPr>
@@ -4167,11 +4990,12 @@
           <w:p>
             <w:pPr>
               <w:spacing w:after="56" w:before="0"/>
-            </w:pPr>
-            <w:r>
-              <w:rPr>
-                <w:rFonts w:ascii="Segoe UI" w:cs="Segoe UI" w:eastAsia="Segoe UI" w:hAnsi="Segoe UI"/>
-                <w:color w:val="475569"/>
+              <w:ind w:left="226"/>
+            </w:pPr>
+            <w:r>
+              <w:rPr>
+                <w:rFonts w:ascii="Segoe UI" w:cs="Segoe UI" w:eastAsia="Segoe UI" w:hAnsi="Segoe UI"/>
+                <w:color w:val="334155"/>
                 <w:sz w:val="17"/>
                 <w:szCs w:val="17"/>
               </w:rPr>
@@ -4181,9 +5005,9 @@
           <w:p>
             <w:pPr>
               <w:pBdr>
-                <w:left w:val="single" w:color="1D4ED8" w:sz="12"/>
+                <w:left w:val="single" w:color="1D4ED8" w:sz="14"/>
               </w:pBdr>
-              <w:spacing w:after="56" w:before="113"/>
+              <w:spacing w:after="28" w:before="141"/>
             </w:pPr>
             <w:r>
               <w:rPr>
@@ -4200,11 +5024,12 @@
           <w:p>
             <w:pPr>
               <w:spacing w:after="56" w:before="0"/>
-            </w:pPr>
-            <w:r>
-              <w:rPr>
-                <w:rFonts w:ascii="Segoe UI" w:cs="Segoe UI" w:eastAsia="Segoe UI" w:hAnsi="Segoe UI"/>
-                <w:color w:val="475569"/>
+              <w:ind w:left="226"/>
+            </w:pPr>
+            <w:r>
+              <w:rPr>
+                <w:rFonts w:ascii="Segoe UI" w:cs="Segoe UI" w:eastAsia="Segoe UI" w:hAnsi="Segoe UI"/>
+                <w:color w:val="334155"/>
                 <w:sz w:val="17"/>
                 <w:szCs w:val="17"/>
               </w:rPr>
@@ -4388,23 +5213,6 @@
       </w:pPr>
     </w:lvl>
   </w:abstractNum>
-  <w:abstractNum w:abstractNumId="2" w15:restartNumberingAfterBreak="0">
-    <w:multiLevelType w:val="hybridMultilevel"/>
-    <w:lvl w:ilvl="0" w15:tentative="1">
-      <w:start w:val="1"/>
-      <w:numFmt w:val="bullet"/>
-      <w:lvlText w:val="●"/>
-      <w:lvlJc w:val="left"/>
-      <w:pPr>
-        <w:ind w:left="340" w:hanging="226"/>
-      </w:pPr>
-      <w:rPr>
-        <w:color w:val="1D4ED8"/>
-        <w:sz w:val="14"/>
-        <w:szCs w:val="14"/>
-      </w:rPr>
-    </w:lvl>
-  </w:abstractNum>
   <w:num w:numId="1">
     <w:abstractNumId w:val="1"/>
     <w:lvlOverride w:ilvl="0">
@@ -4417,8 +5225,19 @@
 <file path=word/styles.xml><?xml version="1.0" encoding="utf-8"?>
 <w:styles xmlns:mc="http://schemas.openxmlformats.org/markup-compatibility/2006" xmlns:r="http://schemas.openxmlformats.org/officeDocument/2006/relationships" xmlns:w="http://schemas.openxmlformats.org/wordprocessingml/2006/main" xmlns:w14="http://schemas.microsoft.com/office/word/2010/wordml" xmlns:w15="http://schemas.microsoft.com/office/word/2012/wordml" mc:Ignorable="w14 w15">
   <w:docDefaults>
-    <w:rPrDefault/>
-    <w:pPrDefault/>
+    <w:rPrDefault>
+      <w:rPr>
+        <w:rFonts w:ascii="Segoe UI" w:cs="Segoe UI" w:eastAsia="Segoe UI" w:hAnsi="Segoe UI"/>
+        <w:color w:val="334155"/>
+        <w:sz w:val="19"/>
+        <w:szCs w:val="19"/>
+      </w:rPr>
+    </w:rPrDefault>
+    <w:pPrDefault>
+      <w:pPr>
+        <w:spacing w:line="252"/>
+      </w:pPr>
+    </w:pPrDefault>
   </w:docDefaults>
   <w:style w:type="paragraph" w:styleId="Title">
     <w:name w:val="Title"/>
